--- a/Docs/Курсач.docx
+++ b/Docs/Курсач.docx
@@ -664,9 +664,6 @@
     <w:p>
       <w:pPr>
         <w:pStyle w:val="af4"/>
-        <w:rPr>
-          <w:lang w:val="en-US"/>
-        </w:rPr>
       </w:pPr>
       <w:bookmarkStart w:id="1" w:name="_Toc198944754"/>
       <w:bookmarkStart w:id="2" w:name="_Toc198944812"/>
@@ -676,13 +673,7 @@
       <w:bookmarkEnd w:id="1"/>
       <w:bookmarkEnd w:id="2"/>
     </w:p>
-    <w:p>
-      <w:pPr>
-        <w:rPr>
-          <w:lang w:val="en-US"/>
-        </w:rPr>
-      </w:pPr>
-    </w:p>
+    <w:p/>
     <w:p>
       <w:pPr>
         <w:pStyle w:val="a4"/>
@@ -2422,9 +2413,6 @@
     <w:p>
       <w:pPr>
         <w:pStyle w:val="af4"/>
-        <w:rPr>
-          <w:lang w:val="en-US"/>
-        </w:rPr>
       </w:pPr>
       <w:bookmarkStart w:id="5" w:name="_Toc198944755"/>
       <w:bookmarkStart w:id="6" w:name="_Toc198944813"/>
@@ -2435,13 +2423,7 @@
       <w:bookmarkEnd w:id="5"/>
       <w:bookmarkEnd w:id="6"/>
     </w:p>
-    <w:p>
-      <w:pPr>
-        <w:rPr>
-          <w:lang w:val="en-US"/>
-        </w:rPr>
-      </w:pPr>
-    </w:p>
+    <w:p/>
     <w:p>
       <w:r>
         <w:t xml:space="preserve">Курсовая работа посвящена созданию серверного приложения, цель которого записывать все события, происходящие на аккаунте </w:t>
@@ -2528,27 +2510,14 @@
       <w:r>
         <w:t xml:space="preserve">, </w:t>
       </w:r>
-      <w:r>
-        <w:fldChar w:fldCharType="begin"/>
-      </w:r>
-      <w:r>
-        <w:instrText xml:space="preserve"> REF  TablesCount </w:instrText>
-      </w:r>
-      <w:r>
-        <w:fldChar w:fldCharType="separate"/>
-      </w:r>
-      <w:r>
-        <w:rPr>
-          <w:noProof/>
-        </w:rPr>
-        <w:t>8</w:t>
-      </w:r>
-      <w:r>
-        <w:rPr>
-          <w:noProof/>
-        </w:rPr>
-        <w:fldChar w:fldCharType="end"/>
-      </w:r>
+      <w:fldSimple w:instr=" REF  TablesCount ">
+        <w:r>
+          <w:rPr>
+            <w:noProof/>
+          </w:rPr>
+          <w:t>9</w:t>
+        </w:r>
+      </w:fldSimple>
       <w:r>
         <w:t xml:space="preserve"> </w:t>
       </w:r>
@@ -2566,6 +2535,9 @@
       <w:sdtPr>
         <w:rPr>
           <w:rFonts w:eastAsiaTheme="minorHAnsi" w:cstheme="minorBidi"/>
+          <w:b w:val="0"/>
+          <w:spacing w:val="0"/>
+          <w:kern w:val="2"/>
           <w:sz w:val="28"/>
           <w:szCs w:val="22"/>
         </w:rPr>
@@ -2577,10 +2549,7 @@
       </w:sdtPr>
       <w:sdtEndPr>
         <w:rPr>
-          <w:b w:val="0"/>
           <w:bCs/>
-          <w:spacing w:val="0"/>
-          <w:kern w:val="2"/>
         </w:rPr>
       </w:sdtEndPr>
       <w:sdtContent>
@@ -2628,7 +2597,7 @@
           <w:r>
             <w:fldChar w:fldCharType="separate"/>
           </w:r>
-          <w:hyperlink w:anchor="_Toc198980861" w:history="1">
+          <w:hyperlink w:anchor="_Toc199102589" w:history="1">
             <w:r>
               <w:rPr>
                 <w:rStyle w:val="a9"/>
@@ -2655,7 +2624,7 @@
                 <w:noProof/>
                 <w:webHidden/>
               </w:rPr>
-              <w:instrText xml:space="preserve"> PAGEREF _Toc198980861 \h </w:instrText>
+              <w:instrText xml:space="preserve"> PAGEREF _Toc199102589 \h </w:instrText>
             </w:r>
             <w:r>
               <w:rPr>
@@ -2700,7 +2669,7 @@
               <w:lang w:eastAsia="ru-RU"/>
             </w:rPr>
           </w:pPr>
-          <w:hyperlink w:anchor="_Toc198980862" w:history="1">
+          <w:hyperlink w:anchor="_Toc199102590" w:history="1">
             <w:r>
               <w:rPr>
                 <w:rStyle w:val="a9"/>
@@ -2727,7 +2696,7 @@
                 <w:noProof/>
                 <w:webHidden/>
               </w:rPr>
-              <w:instrText xml:space="preserve"> PAGEREF _Toc198980862 \h </w:instrText>
+              <w:instrText xml:space="preserve"> PAGEREF _Toc199102590 \h </w:instrText>
             </w:r>
             <w:r>
               <w:rPr>
@@ -2773,7 +2742,7 @@
               <w:lang w:eastAsia="ru-RU"/>
             </w:rPr>
           </w:pPr>
-          <w:hyperlink w:anchor="_Toc198980863" w:history="1">
+          <w:hyperlink w:anchor="_Toc199102591" w:history="1">
             <w:r>
               <w:rPr>
                 <w:rStyle w:val="a9"/>
@@ -2817,7 +2786,7 @@
                 <w:noProof/>
                 <w:webHidden/>
               </w:rPr>
-              <w:instrText xml:space="preserve"> PAGEREF _Toc198980863 \h </w:instrText>
+              <w:instrText xml:space="preserve"> PAGEREF _Toc199102591 \h </w:instrText>
             </w:r>
             <w:r>
               <w:rPr>
@@ -2863,7 +2832,7 @@
               <w:lang w:eastAsia="ru-RU"/>
             </w:rPr>
           </w:pPr>
-          <w:hyperlink w:anchor="_Toc198980864" w:history="1">
+          <w:hyperlink w:anchor="_Toc199102592" w:history="1">
             <w:r>
               <w:rPr>
                 <w:rStyle w:val="a9"/>
@@ -2907,7 +2876,7 @@
                 <w:noProof/>
                 <w:webHidden/>
               </w:rPr>
-              <w:instrText xml:space="preserve"> PAGEREF _Toc198980864 \h </w:instrText>
+              <w:instrText xml:space="preserve"> PAGEREF _Toc199102592 \h </w:instrText>
             </w:r>
             <w:r>
               <w:rPr>
@@ -2953,7 +2922,7 @@
               <w:lang w:eastAsia="ru-RU"/>
             </w:rPr>
           </w:pPr>
-          <w:hyperlink w:anchor="_Toc198980865" w:history="1">
+          <w:hyperlink w:anchor="_Toc199102593" w:history="1">
             <w:r>
               <w:rPr>
                 <w:rStyle w:val="a9"/>
@@ -2997,7 +2966,7 @@
                 <w:noProof/>
                 <w:webHidden/>
               </w:rPr>
-              <w:instrText xml:space="preserve"> PAGEREF _Toc198980865 \h </w:instrText>
+              <w:instrText xml:space="preserve"> PAGEREF _Toc199102593 \h </w:instrText>
             </w:r>
             <w:r>
               <w:rPr>
@@ -3043,7 +3012,7 @@
               <w:lang w:eastAsia="ru-RU"/>
             </w:rPr>
           </w:pPr>
-          <w:hyperlink w:anchor="_Toc198980866" w:history="1">
+          <w:hyperlink w:anchor="_Toc199102594" w:history="1">
             <w:r>
               <w:rPr>
                 <w:rStyle w:val="a9"/>
@@ -3095,7 +3064,7 @@
                 <w:noProof/>
                 <w:webHidden/>
               </w:rPr>
-              <w:instrText xml:space="preserve"> PAGEREF _Toc198980866 \h </w:instrText>
+              <w:instrText xml:space="preserve"> PAGEREF _Toc199102594 \h </w:instrText>
             </w:r>
             <w:r>
               <w:rPr>
@@ -3141,7 +3110,7 @@
               <w:lang w:eastAsia="ru-RU"/>
             </w:rPr>
           </w:pPr>
-          <w:hyperlink w:anchor="_Toc198980867" w:history="1">
+          <w:hyperlink w:anchor="_Toc199102595" w:history="1">
             <w:r>
               <w:rPr>
                 <w:rStyle w:val="a9"/>
@@ -3208,7 +3177,7 @@
                 <w:noProof/>
                 <w:webHidden/>
               </w:rPr>
-              <w:instrText xml:space="preserve"> PAGEREF _Toc198980867 \h </w:instrText>
+              <w:instrText xml:space="preserve"> PAGEREF _Toc199102595 \h </w:instrText>
             </w:r>
             <w:r>
               <w:rPr>
@@ -3254,7 +3223,7 @@
               <w:lang w:eastAsia="ru-RU"/>
             </w:rPr>
           </w:pPr>
-          <w:hyperlink w:anchor="_Toc198980868" w:history="1">
+          <w:hyperlink w:anchor="_Toc199102596" w:history="1">
             <w:r>
               <w:rPr>
                 <w:rStyle w:val="a9"/>
@@ -3306,7 +3275,7 @@
                 <w:noProof/>
                 <w:webHidden/>
               </w:rPr>
-              <w:instrText xml:space="preserve"> PAGEREF _Toc198980868 \h </w:instrText>
+              <w:instrText xml:space="preserve"> PAGEREF _Toc199102596 \h </w:instrText>
             </w:r>
             <w:r>
               <w:rPr>
@@ -3352,7 +3321,7 @@
               <w:lang w:eastAsia="ru-RU"/>
             </w:rPr>
           </w:pPr>
-          <w:hyperlink w:anchor="_Toc198980869" w:history="1">
+          <w:hyperlink w:anchor="_Toc199102597" w:history="1">
             <w:r>
               <w:rPr>
                 <w:rStyle w:val="a9"/>
@@ -3419,7 +3388,7 @@
                 <w:noProof/>
                 <w:webHidden/>
               </w:rPr>
-              <w:instrText xml:space="preserve"> PAGEREF _Toc198980869 \h </w:instrText>
+              <w:instrText xml:space="preserve"> PAGEREF _Toc199102597 \h </w:instrText>
             </w:r>
             <w:r>
               <w:rPr>
@@ -3465,126 +3434,13 @@
               <w:lang w:eastAsia="ru-RU"/>
             </w:rPr>
           </w:pPr>
-          <w:hyperlink w:anchor="_Toc198980870" w:history="1">
+          <w:hyperlink w:anchor="_Toc199102598" w:history="1">
             <w:r>
               <w:rPr>
                 <w:rStyle w:val="a9"/>
                 <w:noProof/>
               </w:rPr>
               <w:t>3.5</w:t>
-            </w:r>
-            <w:r>
-              <w:rPr>
-                <w:rFonts w:asciiTheme="minorHAnsi" w:eastAsiaTheme="minorEastAsia" w:hAnsiTheme="minorHAnsi"/>
-                <w:noProof/>
-                <w:sz w:val="24"/>
-                <w:szCs w:val="24"/>
-                <w:lang w:eastAsia="ru-RU"/>
-              </w:rPr>
-              <w:tab/>
-            </w:r>
-            <w:r>
-              <w:rPr>
-                <w:rStyle w:val="a9"/>
-                <w:noProof/>
-              </w:rPr>
-              <w:t xml:space="preserve">Вид пакета </w:t>
-            </w:r>
-            <w:r>
-              <w:rPr>
-                <w:rStyle w:val="a9"/>
-                <w:noProof/>
-                <w:lang w:val="en-US"/>
-              </w:rPr>
-              <w:t>REST</w:t>
-            </w:r>
-            <w:r>
-              <w:rPr>
-                <w:rStyle w:val="a9"/>
-                <w:noProof/>
-              </w:rPr>
-              <w:t xml:space="preserve"> </w:t>
-            </w:r>
-            <w:r>
-              <w:rPr>
-                <w:rStyle w:val="a9"/>
-                <w:noProof/>
-                <w:lang w:val="en-US"/>
-              </w:rPr>
-              <w:t>API</w:t>
-            </w:r>
-            <w:r>
-              <w:rPr>
-                <w:noProof/>
-                <w:webHidden/>
-              </w:rPr>
-              <w:tab/>
-            </w:r>
-            <w:r>
-              <w:rPr>
-                <w:noProof/>
-                <w:webHidden/>
-              </w:rPr>
-              <w:fldChar w:fldCharType="begin"/>
-            </w:r>
-            <w:r>
-              <w:rPr>
-                <w:noProof/>
-                <w:webHidden/>
-              </w:rPr>
-              <w:instrText xml:space="preserve"> PAGEREF _Toc198980870 \h </w:instrText>
-            </w:r>
-            <w:r>
-              <w:rPr>
-                <w:noProof/>
-                <w:webHidden/>
-              </w:rPr>
-            </w:r>
-            <w:r>
-              <w:rPr>
-                <w:noProof/>
-                <w:webHidden/>
-              </w:rPr>
-              <w:fldChar w:fldCharType="separate"/>
-            </w:r>
-            <w:r>
-              <w:rPr>
-                <w:noProof/>
-                <w:webHidden/>
-              </w:rPr>
-              <w:t>12</w:t>
-            </w:r>
-            <w:r>
-              <w:rPr>
-                <w:noProof/>
-                <w:webHidden/>
-              </w:rPr>
-              <w:fldChar w:fldCharType="end"/>
-            </w:r>
-          </w:hyperlink>
-        </w:p>
-        <w:p>
-          <w:pPr>
-            <w:pStyle w:val="21"/>
-            <w:tabs>
-              <w:tab w:val="left" w:pos="1680"/>
-              <w:tab w:val="right" w:leader="dot" w:pos="9628"/>
-            </w:tabs>
-            <w:rPr>
-              <w:rFonts w:asciiTheme="minorHAnsi" w:eastAsiaTheme="minorEastAsia" w:hAnsiTheme="minorHAnsi"/>
-              <w:noProof/>
-              <w:sz w:val="24"/>
-              <w:szCs w:val="24"/>
-              <w:lang w:eastAsia="ru-RU"/>
-            </w:rPr>
-          </w:pPr>
-          <w:hyperlink w:anchor="_Toc198980871" w:history="1">
-            <w:r>
-              <w:rPr>
-                <w:rStyle w:val="a9"/>
-                <w:noProof/>
-              </w:rPr>
-              <w:t>3.6</w:t>
             </w:r>
             <w:r>
               <w:rPr>
@@ -3645,7 +3501,97 @@
                 <w:noProof/>
                 <w:webHidden/>
               </w:rPr>
-              <w:instrText xml:space="preserve"> PAGEREF _Toc198980871 \h </w:instrText>
+              <w:instrText xml:space="preserve"> PAGEREF _Toc199102598 \h </w:instrText>
+            </w:r>
+            <w:r>
+              <w:rPr>
+                <w:noProof/>
+                <w:webHidden/>
+              </w:rPr>
+            </w:r>
+            <w:r>
+              <w:rPr>
+                <w:noProof/>
+                <w:webHidden/>
+              </w:rPr>
+              <w:fldChar w:fldCharType="separate"/>
+            </w:r>
+            <w:r>
+              <w:rPr>
+                <w:noProof/>
+                <w:webHidden/>
+              </w:rPr>
+              <w:t>12</w:t>
+            </w:r>
+            <w:r>
+              <w:rPr>
+                <w:noProof/>
+                <w:webHidden/>
+              </w:rPr>
+              <w:fldChar w:fldCharType="end"/>
+            </w:r>
+          </w:hyperlink>
+        </w:p>
+        <w:p>
+          <w:pPr>
+            <w:pStyle w:val="21"/>
+            <w:tabs>
+              <w:tab w:val="left" w:pos="1680"/>
+              <w:tab w:val="right" w:leader="dot" w:pos="9628"/>
+            </w:tabs>
+            <w:rPr>
+              <w:rFonts w:asciiTheme="minorHAnsi" w:eastAsiaTheme="minorEastAsia" w:hAnsiTheme="minorHAnsi"/>
+              <w:noProof/>
+              <w:sz w:val="24"/>
+              <w:szCs w:val="24"/>
+              <w:lang w:eastAsia="ru-RU"/>
+            </w:rPr>
+          </w:pPr>
+          <w:hyperlink w:anchor="_Toc199102599" w:history="1">
+            <w:r>
+              <w:rPr>
+                <w:rStyle w:val="a9"/>
+                <w:noProof/>
+              </w:rPr>
+              <w:t>3.6</w:t>
+            </w:r>
+            <w:r>
+              <w:rPr>
+                <w:rFonts w:asciiTheme="minorHAnsi" w:eastAsiaTheme="minorEastAsia" w:hAnsiTheme="minorHAnsi"/>
+                <w:noProof/>
+                <w:sz w:val="24"/>
+                <w:szCs w:val="24"/>
+                <w:lang w:eastAsia="ru-RU"/>
+              </w:rPr>
+              <w:tab/>
+            </w:r>
+            <w:r>
+              <w:rPr>
+                <w:rStyle w:val="a9"/>
+                <w:noProof/>
+              </w:rPr>
+              <w:t>Алгоритм использования Entity Framework Core в приложении</w:t>
+            </w:r>
+            <w:r>
+              <w:rPr>
+                <w:noProof/>
+                <w:webHidden/>
+              </w:rPr>
+              <w:tab/>
+            </w:r>
+            <w:r>
+              <w:rPr>
+                <w:noProof/>
+                <w:webHidden/>
+              </w:rPr>
+              <w:fldChar w:fldCharType="begin"/>
+            </w:r>
+            <w:r>
+              <w:rPr>
+                <w:noProof/>
+                <w:webHidden/>
+              </w:rPr>
+              <w:instrText xml:space="preserve"> PAGEREF _Toc199102599 \h </w:instrText>
             </w:r>
             <w:r>
               <w:rPr>
@@ -3691,103 +3637,13 @@
               <w:lang w:eastAsia="ru-RU"/>
             </w:rPr>
           </w:pPr>
-          <w:hyperlink w:anchor="_Toc198980872" w:history="1">
+          <w:hyperlink w:anchor="_Toc199102600" w:history="1">
             <w:r>
               <w:rPr>
                 <w:rStyle w:val="a9"/>
                 <w:noProof/>
               </w:rPr>
               <w:t>3.7</w:t>
-            </w:r>
-            <w:r>
-              <w:rPr>
-                <w:rFonts w:asciiTheme="minorHAnsi" w:eastAsiaTheme="minorEastAsia" w:hAnsiTheme="minorHAnsi"/>
-                <w:noProof/>
-                <w:sz w:val="24"/>
-                <w:szCs w:val="24"/>
-                <w:lang w:eastAsia="ru-RU"/>
-              </w:rPr>
-              <w:tab/>
-            </w:r>
-            <w:r>
-              <w:rPr>
-                <w:rStyle w:val="a9"/>
-                <w:noProof/>
-              </w:rPr>
-              <w:t>Алгоритм использования Entity Framework Core в приложении</w:t>
-            </w:r>
-            <w:r>
-              <w:rPr>
-                <w:noProof/>
-                <w:webHidden/>
-              </w:rPr>
-              <w:tab/>
-            </w:r>
-            <w:r>
-              <w:rPr>
-                <w:noProof/>
-                <w:webHidden/>
-              </w:rPr>
-              <w:fldChar w:fldCharType="begin"/>
-            </w:r>
-            <w:r>
-              <w:rPr>
-                <w:noProof/>
-                <w:webHidden/>
-              </w:rPr>
-              <w:instrText xml:space="preserve"> PAGEREF _Toc198980872 \h </w:instrText>
-            </w:r>
-            <w:r>
-              <w:rPr>
-                <w:noProof/>
-                <w:webHidden/>
-              </w:rPr>
-            </w:r>
-            <w:r>
-              <w:rPr>
-                <w:noProof/>
-                <w:webHidden/>
-              </w:rPr>
-              <w:fldChar w:fldCharType="separate"/>
-            </w:r>
-            <w:r>
-              <w:rPr>
-                <w:noProof/>
-                <w:webHidden/>
-              </w:rPr>
-              <w:t>13</w:t>
-            </w:r>
-            <w:r>
-              <w:rPr>
-                <w:noProof/>
-                <w:webHidden/>
-              </w:rPr>
-              <w:fldChar w:fldCharType="end"/>
-            </w:r>
-          </w:hyperlink>
-        </w:p>
-        <w:p>
-          <w:pPr>
-            <w:pStyle w:val="21"/>
-            <w:tabs>
-              <w:tab w:val="left" w:pos="1680"/>
-              <w:tab w:val="right" w:leader="dot" w:pos="9628"/>
-            </w:tabs>
-            <w:rPr>
-              <w:rFonts w:asciiTheme="minorHAnsi" w:eastAsiaTheme="minorEastAsia" w:hAnsiTheme="minorHAnsi"/>
-              <w:noProof/>
-              <w:sz w:val="24"/>
-              <w:szCs w:val="24"/>
-              <w:lang w:eastAsia="ru-RU"/>
-            </w:rPr>
-          </w:pPr>
-          <w:hyperlink w:anchor="_Toc198980873" w:history="1">
-            <w:r>
-              <w:rPr>
-                <w:rStyle w:val="a9"/>
-                <w:noProof/>
-              </w:rPr>
-              <w:t>3.8</w:t>
             </w:r>
             <w:r>
               <w:rPr>
@@ -3825,7 +3681,7 @@
                 <w:noProof/>
                 <w:webHidden/>
               </w:rPr>
-              <w:instrText xml:space="preserve"> PAGEREF _Toc198980873 \h </w:instrText>
+              <w:instrText xml:space="preserve"> PAGEREF _Toc199102600 \h </w:instrText>
             </w:r>
             <w:r>
               <w:rPr>
@@ -3871,13 +3727,13 @@
               <w:lang w:eastAsia="ru-RU"/>
             </w:rPr>
           </w:pPr>
-          <w:hyperlink w:anchor="_Toc198980874" w:history="1">
+          <w:hyperlink w:anchor="_Toc199102601" w:history="1">
             <w:r>
               <w:rPr>
                 <w:rStyle w:val="a9"/>
                 <w:noProof/>
               </w:rPr>
-              <w:t>3.9</w:t>
+              <w:t>3.8</w:t>
             </w:r>
             <w:r>
               <w:rPr>
@@ -3893,8 +3749,46 @@
               <w:rPr>
                 <w:rStyle w:val="a9"/>
                 <w:noProof/>
+                <w:lang w:val="en-US"/>
               </w:rPr>
-              <w:t>Сопоставление запросов и кодов сессий</w:t>
+              <w:t>ASP</w:t>
+            </w:r>
+            <w:r>
+              <w:rPr>
+                <w:rStyle w:val="a9"/>
+                <w:noProof/>
+              </w:rPr>
+              <w:t>.</w:t>
+            </w:r>
+            <w:r>
+              <w:rPr>
+                <w:rStyle w:val="a9"/>
+                <w:noProof/>
+                <w:lang w:val="en-US"/>
+              </w:rPr>
+              <w:t>NET</w:t>
+            </w:r>
+            <w:r>
+              <w:rPr>
+                <w:rStyle w:val="a9"/>
+                <w:noProof/>
+              </w:rPr>
+              <w:t xml:space="preserve"> </w:t>
+            </w:r>
+            <w:r>
+              <w:rPr>
+                <w:rStyle w:val="a9"/>
+                <w:noProof/>
+                <w:lang w:val="en-US"/>
+              </w:rPr>
+              <w:t>middleware</w:t>
+            </w:r>
+            <w:r>
+              <w:rPr>
+                <w:rStyle w:val="a9"/>
+                <w:noProof/>
+              </w:rPr>
+              <w:t xml:space="preserve"> и собственный слой авторизации</w:t>
             </w:r>
             <w:r>
               <w:rPr>
@@ -3915,7 +3809,7 @@
                 <w:noProof/>
                 <w:webHidden/>
               </w:rPr>
-              <w:instrText xml:space="preserve"> PAGEREF _Toc198980874 \h </w:instrText>
+              <w:instrText xml:space="preserve"> PAGEREF _Toc199102601 \h </w:instrText>
             </w:r>
             <w:r>
               <w:rPr>
@@ -3950,7 +3844,7 @@
           <w:pPr>
             <w:pStyle w:val="21"/>
             <w:tabs>
-              <w:tab w:val="left" w:pos="1920"/>
+              <w:tab w:val="left" w:pos="1680"/>
               <w:tab w:val="right" w:leader="dot" w:pos="9628"/>
             </w:tabs>
             <w:rPr>
@@ -3961,13 +3855,13 @@
               <w:lang w:eastAsia="ru-RU"/>
             </w:rPr>
           </w:pPr>
-          <w:hyperlink w:anchor="_Toc198980875" w:history="1">
+          <w:hyperlink w:anchor="_Toc199102602" w:history="1">
             <w:r>
               <w:rPr>
                 <w:rStyle w:val="a9"/>
                 <w:noProof/>
               </w:rPr>
-              <w:t>3.10</w:t>
+              <w:t>3.9</w:t>
             </w:r>
             <w:r>
               <w:rPr>
@@ -4013,7 +3907,7 @@
                 <w:noProof/>
                 <w:webHidden/>
               </w:rPr>
-              <w:instrText xml:space="preserve"> PAGEREF _Toc198980875 \h </w:instrText>
+              <w:instrText xml:space="preserve"> PAGEREF _Toc199102602 \h </w:instrText>
             </w:r>
             <w:r>
               <w:rPr>
@@ -4059,103 +3953,13 @@
               <w:lang w:eastAsia="ru-RU"/>
             </w:rPr>
           </w:pPr>
-          <w:hyperlink w:anchor="_Toc198980876" w:history="1">
+          <w:hyperlink w:anchor="_Toc199102603" w:history="1">
             <w:r>
               <w:rPr>
                 <w:rStyle w:val="a9"/>
                 <w:noProof/>
               </w:rPr>
-              <w:t>3.11</w:t>
-            </w:r>
-            <w:r>
-              <w:rPr>
-                <w:rFonts w:asciiTheme="minorHAnsi" w:eastAsiaTheme="minorEastAsia" w:hAnsiTheme="minorHAnsi"/>
-                <w:noProof/>
-                <w:sz w:val="24"/>
-                <w:szCs w:val="24"/>
-                <w:lang w:eastAsia="ru-RU"/>
-              </w:rPr>
-              <w:tab/>
-            </w:r>
-            <w:r>
-              <w:rPr>
-                <w:rStyle w:val="a9"/>
-                <w:noProof/>
-              </w:rPr>
-              <w:t>Взаимодействие пользователя с программой</w:t>
-            </w:r>
-            <w:r>
-              <w:rPr>
-                <w:noProof/>
-                <w:webHidden/>
-              </w:rPr>
-              <w:tab/>
-            </w:r>
-            <w:r>
-              <w:rPr>
-                <w:noProof/>
-                <w:webHidden/>
-              </w:rPr>
-              <w:fldChar w:fldCharType="begin"/>
-            </w:r>
-            <w:r>
-              <w:rPr>
-                <w:noProof/>
-                <w:webHidden/>
-              </w:rPr>
-              <w:instrText xml:space="preserve"> PAGEREF _Toc198980876 \h </w:instrText>
-            </w:r>
-            <w:r>
-              <w:rPr>
-                <w:noProof/>
-                <w:webHidden/>
-              </w:rPr>
-            </w:r>
-            <w:r>
-              <w:rPr>
-                <w:noProof/>
-                <w:webHidden/>
-              </w:rPr>
-              <w:fldChar w:fldCharType="separate"/>
-            </w:r>
-            <w:r>
-              <w:rPr>
-                <w:noProof/>
-                <w:webHidden/>
-              </w:rPr>
-              <w:t>17</w:t>
-            </w:r>
-            <w:r>
-              <w:rPr>
-                <w:noProof/>
-                <w:webHidden/>
-              </w:rPr>
-              <w:fldChar w:fldCharType="end"/>
-            </w:r>
-          </w:hyperlink>
-        </w:p>
-        <w:p>
-          <w:pPr>
-            <w:pStyle w:val="21"/>
-            <w:tabs>
-              <w:tab w:val="left" w:pos="1920"/>
-              <w:tab w:val="right" w:leader="dot" w:pos="9628"/>
-            </w:tabs>
-            <w:rPr>
-              <w:rFonts w:asciiTheme="minorHAnsi" w:eastAsiaTheme="minorEastAsia" w:hAnsiTheme="minorHAnsi"/>
-              <w:noProof/>
-              <w:sz w:val="24"/>
-              <w:szCs w:val="24"/>
-              <w:lang w:eastAsia="ru-RU"/>
-            </w:rPr>
-          </w:pPr>
-          <w:hyperlink w:anchor="_Toc198980877" w:history="1">
-            <w:r>
-              <w:rPr>
-                <w:rStyle w:val="a9"/>
-                <w:noProof/>
-              </w:rPr>
-              <w:t>3.12</w:t>
+              <w:t>3.10</w:t>
             </w:r>
             <w:r>
               <w:rPr>
@@ -4201,7 +4005,7 @@
                 <w:noProof/>
                 <w:webHidden/>
               </w:rPr>
-              <w:instrText xml:space="preserve"> PAGEREF _Toc198980877 \h </w:instrText>
+              <w:instrText xml:space="preserve"> PAGEREF _Toc199102603 \h </w:instrText>
             </w:r>
             <w:r>
               <w:rPr>
@@ -4247,7 +4051,7 @@
               <w:lang w:eastAsia="ru-RU"/>
             </w:rPr>
           </w:pPr>
-          <w:hyperlink w:anchor="_Toc198980878" w:history="1">
+          <w:hyperlink w:anchor="_Toc199102604" w:history="1">
             <w:r>
               <w:rPr>
                 <w:rStyle w:val="a9"/>
@@ -4291,7 +4095,7 @@
                 <w:noProof/>
                 <w:webHidden/>
               </w:rPr>
-              <w:instrText xml:space="preserve"> PAGEREF _Toc198980878 \h </w:instrText>
+              <w:instrText xml:space="preserve"> PAGEREF _Toc199102604 \h </w:instrText>
             </w:r>
             <w:r>
               <w:rPr>
@@ -4311,7 +4115,7 @@
                 <w:noProof/>
                 <w:webHidden/>
               </w:rPr>
-              <w:t>20</w:t>
+              <w:t>19</w:t>
             </w:r>
             <w:r>
               <w:rPr>
@@ -4337,7 +4141,7 @@
               <w:lang w:eastAsia="ru-RU"/>
             </w:rPr>
           </w:pPr>
-          <w:hyperlink w:anchor="_Toc198980879" w:history="1">
+          <w:hyperlink w:anchor="_Toc199102605" w:history="1">
             <w:r>
               <w:rPr>
                 <w:rStyle w:val="a9"/>
@@ -4389,7 +4193,367 @@
                 <w:noProof/>
                 <w:webHidden/>
               </w:rPr>
-              <w:instrText xml:space="preserve"> PAGEREF _Toc198980879 \h </w:instrText>
+              <w:instrText xml:space="preserve"> PAGEREF _Toc199102605 \h </w:instrText>
+            </w:r>
+            <w:r>
+              <w:rPr>
+                <w:noProof/>
+                <w:webHidden/>
+              </w:rPr>
+            </w:r>
+            <w:r>
+              <w:rPr>
+                <w:noProof/>
+                <w:webHidden/>
+              </w:rPr>
+              <w:fldChar w:fldCharType="separate"/>
+            </w:r>
+            <w:r>
+              <w:rPr>
+                <w:noProof/>
+                <w:webHidden/>
+              </w:rPr>
+              <w:t>19</w:t>
+            </w:r>
+            <w:r>
+              <w:rPr>
+                <w:noProof/>
+                <w:webHidden/>
+              </w:rPr>
+              <w:fldChar w:fldCharType="end"/>
+            </w:r>
+          </w:hyperlink>
+        </w:p>
+        <w:p>
+          <w:pPr>
+            <w:pStyle w:val="31"/>
+            <w:tabs>
+              <w:tab w:val="left" w:pos="2069"/>
+              <w:tab w:val="right" w:leader="dot" w:pos="9628"/>
+            </w:tabs>
+            <w:rPr>
+              <w:rFonts w:asciiTheme="minorHAnsi" w:eastAsiaTheme="minorEastAsia" w:hAnsiTheme="minorHAnsi"/>
+              <w:noProof/>
+              <w:sz w:val="24"/>
+              <w:szCs w:val="24"/>
+              <w:lang w:eastAsia="ru-RU"/>
+            </w:rPr>
+          </w:pPr>
+          <w:hyperlink w:anchor="_Toc199102606" w:history="1">
+            <w:r>
+              <w:rPr>
+                <w:rStyle w:val="a9"/>
+                <w:noProof/>
+              </w:rPr>
+              <w:t>4.1.1</w:t>
+            </w:r>
+            <w:r>
+              <w:rPr>
+                <w:rFonts w:asciiTheme="minorHAnsi" w:eastAsiaTheme="minorEastAsia" w:hAnsiTheme="minorHAnsi"/>
+                <w:noProof/>
+                <w:sz w:val="24"/>
+                <w:szCs w:val="24"/>
+                <w:lang w:eastAsia="ru-RU"/>
+              </w:rPr>
+              <w:tab/>
+            </w:r>
+            <w:r>
+              <w:rPr>
+                <w:rStyle w:val="a9"/>
+                <w:noProof/>
+              </w:rPr>
+              <w:t>База данных</w:t>
+            </w:r>
+            <w:r>
+              <w:rPr>
+                <w:noProof/>
+                <w:webHidden/>
+              </w:rPr>
+              <w:tab/>
+            </w:r>
+            <w:r>
+              <w:rPr>
+                <w:noProof/>
+                <w:webHidden/>
+              </w:rPr>
+              <w:fldChar w:fldCharType="begin"/>
+            </w:r>
+            <w:r>
+              <w:rPr>
+                <w:noProof/>
+                <w:webHidden/>
+              </w:rPr>
+              <w:instrText xml:space="preserve"> PAGEREF _Toc199102606 \h </w:instrText>
+            </w:r>
+            <w:r>
+              <w:rPr>
+                <w:noProof/>
+                <w:webHidden/>
+              </w:rPr>
+            </w:r>
+            <w:r>
+              <w:rPr>
+                <w:noProof/>
+                <w:webHidden/>
+              </w:rPr>
+              <w:fldChar w:fldCharType="separate"/>
+            </w:r>
+            <w:r>
+              <w:rPr>
+                <w:noProof/>
+                <w:webHidden/>
+              </w:rPr>
+              <w:t>19</w:t>
+            </w:r>
+            <w:r>
+              <w:rPr>
+                <w:noProof/>
+                <w:webHidden/>
+              </w:rPr>
+              <w:fldChar w:fldCharType="end"/>
+            </w:r>
+          </w:hyperlink>
+        </w:p>
+        <w:p>
+          <w:pPr>
+            <w:pStyle w:val="31"/>
+            <w:tabs>
+              <w:tab w:val="left" w:pos="2069"/>
+              <w:tab w:val="right" w:leader="dot" w:pos="9628"/>
+            </w:tabs>
+            <w:rPr>
+              <w:rFonts w:asciiTheme="minorHAnsi" w:eastAsiaTheme="minorEastAsia" w:hAnsiTheme="minorHAnsi"/>
+              <w:noProof/>
+              <w:sz w:val="24"/>
+              <w:szCs w:val="24"/>
+              <w:lang w:eastAsia="ru-RU"/>
+            </w:rPr>
+          </w:pPr>
+          <w:hyperlink w:anchor="_Toc199102607" w:history="1">
+            <w:r>
+              <w:rPr>
+                <w:rStyle w:val="a9"/>
+                <w:noProof/>
+              </w:rPr>
+              <w:t>4.1.2</w:t>
+            </w:r>
+            <w:r>
+              <w:rPr>
+                <w:rFonts w:asciiTheme="minorHAnsi" w:eastAsiaTheme="minorEastAsia" w:hAnsiTheme="minorHAnsi"/>
+                <w:noProof/>
+                <w:sz w:val="24"/>
+                <w:szCs w:val="24"/>
+                <w:lang w:eastAsia="ru-RU"/>
+              </w:rPr>
+              <w:tab/>
+            </w:r>
+            <w:r>
+              <w:rPr>
+                <w:rStyle w:val="a9"/>
+                <w:noProof/>
+              </w:rPr>
+              <w:t>Серверная часть</w:t>
+            </w:r>
+            <w:r>
+              <w:rPr>
+                <w:noProof/>
+                <w:webHidden/>
+              </w:rPr>
+              <w:tab/>
+            </w:r>
+            <w:r>
+              <w:rPr>
+                <w:noProof/>
+                <w:webHidden/>
+              </w:rPr>
+              <w:fldChar w:fldCharType="begin"/>
+            </w:r>
+            <w:r>
+              <w:rPr>
+                <w:noProof/>
+                <w:webHidden/>
+              </w:rPr>
+              <w:instrText xml:space="preserve"> PAGEREF _Toc199102607 \h </w:instrText>
+            </w:r>
+            <w:r>
+              <w:rPr>
+                <w:noProof/>
+                <w:webHidden/>
+              </w:rPr>
+            </w:r>
+            <w:r>
+              <w:rPr>
+                <w:noProof/>
+                <w:webHidden/>
+              </w:rPr>
+              <w:fldChar w:fldCharType="separate"/>
+            </w:r>
+            <w:r>
+              <w:rPr>
+                <w:noProof/>
+                <w:webHidden/>
+              </w:rPr>
+              <w:t>19</w:t>
+            </w:r>
+            <w:r>
+              <w:rPr>
+                <w:noProof/>
+                <w:webHidden/>
+              </w:rPr>
+              <w:fldChar w:fldCharType="end"/>
+            </w:r>
+          </w:hyperlink>
+        </w:p>
+        <w:p>
+          <w:pPr>
+            <w:pStyle w:val="31"/>
+            <w:tabs>
+              <w:tab w:val="left" w:pos="2069"/>
+              <w:tab w:val="right" w:leader="dot" w:pos="9628"/>
+            </w:tabs>
+            <w:rPr>
+              <w:rFonts w:asciiTheme="minorHAnsi" w:eastAsiaTheme="minorEastAsia" w:hAnsiTheme="minorHAnsi"/>
+              <w:noProof/>
+              <w:sz w:val="24"/>
+              <w:szCs w:val="24"/>
+              <w:lang w:eastAsia="ru-RU"/>
+            </w:rPr>
+          </w:pPr>
+          <w:hyperlink w:anchor="_Toc199102608" w:history="1">
+            <w:r>
+              <w:rPr>
+                <w:rStyle w:val="a9"/>
+                <w:noProof/>
+              </w:rPr>
+              <w:t>4.1.3</w:t>
+            </w:r>
+            <w:r>
+              <w:rPr>
+                <w:rFonts w:asciiTheme="minorHAnsi" w:eastAsiaTheme="minorEastAsia" w:hAnsiTheme="minorHAnsi"/>
+                <w:noProof/>
+                <w:sz w:val="24"/>
+                <w:szCs w:val="24"/>
+                <w:lang w:eastAsia="ru-RU"/>
+              </w:rPr>
+              <w:tab/>
+            </w:r>
+            <w:r>
+              <w:rPr>
+                <w:rStyle w:val="a9"/>
+                <w:noProof/>
+              </w:rPr>
+              <w:t>Клиентская часть</w:t>
+            </w:r>
+            <w:r>
+              <w:rPr>
+                <w:noProof/>
+                <w:webHidden/>
+              </w:rPr>
+              <w:tab/>
+            </w:r>
+            <w:r>
+              <w:rPr>
+                <w:noProof/>
+                <w:webHidden/>
+              </w:rPr>
+              <w:fldChar w:fldCharType="begin"/>
+            </w:r>
+            <w:r>
+              <w:rPr>
+                <w:noProof/>
+                <w:webHidden/>
+              </w:rPr>
+              <w:instrText xml:space="preserve"> PAGEREF _Toc199102608 \h </w:instrText>
+            </w:r>
+            <w:r>
+              <w:rPr>
+                <w:noProof/>
+                <w:webHidden/>
+              </w:rPr>
+            </w:r>
+            <w:r>
+              <w:rPr>
+                <w:noProof/>
+                <w:webHidden/>
+              </w:rPr>
+              <w:fldChar w:fldCharType="separate"/>
+            </w:r>
+            <w:r>
+              <w:rPr>
+                <w:noProof/>
+                <w:webHidden/>
+              </w:rPr>
+              <w:t>19</w:t>
+            </w:r>
+            <w:r>
+              <w:rPr>
+                <w:noProof/>
+                <w:webHidden/>
+              </w:rPr>
+              <w:fldChar w:fldCharType="end"/>
+            </w:r>
+          </w:hyperlink>
+        </w:p>
+        <w:p>
+          <w:pPr>
+            <w:pStyle w:val="21"/>
+            <w:tabs>
+              <w:tab w:val="left" w:pos="1680"/>
+              <w:tab w:val="right" w:leader="dot" w:pos="9628"/>
+            </w:tabs>
+            <w:rPr>
+              <w:rFonts w:asciiTheme="minorHAnsi" w:eastAsiaTheme="minorEastAsia" w:hAnsiTheme="minorHAnsi"/>
+              <w:noProof/>
+              <w:sz w:val="24"/>
+              <w:szCs w:val="24"/>
+              <w:lang w:eastAsia="ru-RU"/>
+            </w:rPr>
+          </w:pPr>
+          <w:hyperlink w:anchor="_Toc199102609" w:history="1">
+            <w:r>
+              <w:rPr>
+                <w:rStyle w:val="a9"/>
+                <w:noProof/>
+              </w:rPr>
+              <w:t>4.2</w:t>
+            </w:r>
+            <w:r>
+              <w:rPr>
+                <w:rFonts w:asciiTheme="minorHAnsi" w:eastAsiaTheme="minorEastAsia" w:hAnsiTheme="minorHAnsi"/>
+                <w:noProof/>
+                <w:sz w:val="24"/>
+                <w:szCs w:val="24"/>
+                <w:lang w:eastAsia="ru-RU"/>
+              </w:rPr>
+              <w:tab/>
+            </w:r>
+            <w:r>
+              <w:rPr>
+                <w:rStyle w:val="a9"/>
+                <w:noProof/>
+              </w:rPr>
+              <w:t>Устройство серверной части</w:t>
+            </w:r>
+            <w:r>
+              <w:rPr>
+                <w:noProof/>
+                <w:webHidden/>
+              </w:rPr>
+              <w:tab/>
+            </w:r>
+            <w:r>
+              <w:rPr>
+                <w:noProof/>
+                <w:webHidden/>
+              </w:rPr>
+              <w:fldChar w:fldCharType="begin"/>
+            </w:r>
+            <w:r>
+              <w:rPr>
+                <w:noProof/>
+                <w:webHidden/>
+              </w:rPr>
+              <w:instrText xml:space="preserve"> PAGEREF _Toc199102609 \h </w:instrText>
             </w:r>
             <w:r>
               <w:rPr>
@@ -4435,13 +4599,13 @@
               <w:lang w:eastAsia="ru-RU"/>
             </w:rPr>
           </w:pPr>
-          <w:hyperlink w:anchor="_Toc198980880" w:history="1">
+          <w:hyperlink w:anchor="_Toc199102610" w:history="1">
             <w:r>
               <w:rPr>
                 <w:rStyle w:val="a9"/>
                 <w:noProof/>
               </w:rPr>
-              <w:t>4.1.1</w:t>
+              <w:t>4.2.1</w:t>
             </w:r>
             <w:r>
               <w:rPr>
@@ -4458,7 +4622,7 @@
                 <w:rStyle w:val="a9"/>
                 <w:noProof/>
               </w:rPr>
-              <w:t>База данных</w:t>
+              <w:t>Хранение конфигурации</w:t>
             </w:r>
             <w:r>
               <w:rPr>
@@ -4479,7 +4643,7 @@
                 <w:noProof/>
                 <w:webHidden/>
               </w:rPr>
-              <w:instrText xml:space="preserve"> PAGEREF _Toc198980880 \h </w:instrText>
+              <w:instrText xml:space="preserve"> PAGEREF _Toc199102610 \h </w:instrText>
             </w:r>
             <w:r>
               <w:rPr>
@@ -4525,13 +4689,13 @@
               <w:lang w:eastAsia="ru-RU"/>
             </w:rPr>
           </w:pPr>
-          <w:hyperlink w:anchor="_Toc198980881" w:history="1">
+          <w:hyperlink w:anchor="_Toc199102611" w:history="1">
             <w:r>
               <w:rPr>
                 <w:rStyle w:val="a9"/>
                 <w:noProof/>
               </w:rPr>
-              <w:t>4.1.2</w:t>
+              <w:t>4.2.2</w:t>
             </w:r>
             <w:r>
               <w:rPr>
@@ -4548,7 +4712,7 @@
                 <w:rStyle w:val="a9"/>
                 <w:noProof/>
               </w:rPr>
-              <w:t>Серверная часть</w:t>
+              <w:t>Описание устройства базы данных</w:t>
             </w:r>
             <w:r>
               <w:rPr>
@@ -4569,187 +4733,7 @@
                 <w:noProof/>
                 <w:webHidden/>
               </w:rPr>
-              <w:instrText xml:space="preserve"> PAGEREF _Toc198980881 \h </w:instrText>
-            </w:r>
-            <w:r>
-              <w:rPr>
-                <w:noProof/>
-                <w:webHidden/>
-              </w:rPr>
-            </w:r>
-            <w:r>
-              <w:rPr>
-                <w:noProof/>
-                <w:webHidden/>
-              </w:rPr>
-              <w:fldChar w:fldCharType="separate"/>
-            </w:r>
-            <w:r>
-              <w:rPr>
-                <w:noProof/>
-                <w:webHidden/>
-              </w:rPr>
-              <w:t>20</w:t>
-            </w:r>
-            <w:r>
-              <w:rPr>
-                <w:noProof/>
-                <w:webHidden/>
-              </w:rPr>
-              <w:fldChar w:fldCharType="end"/>
-            </w:r>
-          </w:hyperlink>
-        </w:p>
-        <w:p>
-          <w:pPr>
-            <w:pStyle w:val="31"/>
-            <w:tabs>
-              <w:tab w:val="left" w:pos="2069"/>
-              <w:tab w:val="right" w:leader="dot" w:pos="9628"/>
-            </w:tabs>
-            <w:rPr>
-              <w:rFonts w:asciiTheme="minorHAnsi" w:eastAsiaTheme="minorEastAsia" w:hAnsiTheme="minorHAnsi"/>
-              <w:noProof/>
-              <w:sz w:val="24"/>
-              <w:szCs w:val="24"/>
-              <w:lang w:eastAsia="ru-RU"/>
-            </w:rPr>
-          </w:pPr>
-          <w:hyperlink w:anchor="_Toc198980882" w:history="1">
-            <w:r>
-              <w:rPr>
-                <w:rStyle w:val="a9"/>
-                <w:noProof/>
-              </w:rPr>
-              <w:t>4.1.3</w:t>
-            </w:r>
-            <w:r>
-              <w:rPr>
-                <w:rFonts w:asciiTheme="minorHAnsi" w:eastAsiaTheme="minorEastAsia" w:hAnsiTheme="minorHAnsi"/>
-                <w:noProof/>
-                <w:sz w:val="24"/>
-                <w:szCs w:val="24"/>
-                <w:lang w:eastAsia="ru-RU"/>
-              </w:rPr>
-              <w:tab/>
-            </w:r>
-            <w:r>
-              <w:rPr>
-                <w:rStyle w:val="a9"/>
-                <w:noProof/>
-              </w:rPr>
-              <w:t>Клиентская часть</w:t>
-            </w:r>
-            <w:r>
-              <w:rPr>
-                <w:noProof/>
-                <w:webHidden/>
-              </w:rPr>
-              <w:tab/>
-            </w:r>
-            <w:r>
-              <w:rPr>
-                <w:noProof/>
-                <w:webHidden/>
-              </w:rPr>
-              <w:fldChar w:fldCharType="begin"/>
-            </w:r>
-            <w:r>
-              <w:rPr>
-                <w:noProof/>
-                <w:webHidden/>
-              </w:rPr>
-              <w:instrText xml:space="preserve"> PAGEREF _Toc198980882 \h </w:instrText>
-            </w:r>
-            <w:r>
-              <w:rPr>
-                <w:noProof/>
-                <w:webHidden/>
-              </w:rPr>
-            </w:r>
-            <w:r>
-              <w:rPr>
-                <w:noProof/>
-                <w:webHidden/>
-              </w:rPr>
-              <w:fldChar w:fldCharType="separate"/>
-            </w:r>
-            <w:r>
-              <w:rPr>
-                <w:noProof/>
-                <w:webHidden/>
-              </w:rPr>
-              <w:t>20</w:t>
-            </w:r>
-            <w:r>
-              <w:rPr>
-                <w:noProof/>
-                <w:webHidden/>
-              </w:rPr>
-              <w:fldChar w:fldCharType="end"/>
-            </w:r>
-          </w:hyperlink>
-        </w:p>
-        <w:p>
-          <w:pPr>
-            <w:pStyle w:val="21"/>
-            <w:tabs>
-              <w:tab w:val="left" w:pos="1680"/>
-              <w:tab w:val="right" w:leader="dot" w:pos="9628"/>
-            </w:tabs>
-            <w:rPr>
-              <w:rFonts w:asciiTheme="minorHAnsi" w:eastAsiaTheme="minorEastAsia" w:hAnsiTheme="minorHAnsi"/>
-              <w:noProof/>
-              <w:sz w:val="24"/>
-              <w:szCs w:val="24"/>
-              <w:lang w:eastAsia="ru-RU"/>
-            </w:rPr>
-          </w:pPr>
-          <w:hyperlink w:anchor="_Toc198980883" w:history="1">
-            <w:r>
-              <w:rPr>
-                <w:rStyle w:val="a9"/>
-                <w:noProof/>
-              </w:rPr>
-              <w:t>4.2</w:t>
-            </w:r>
-            <w:r>
-              <w:rPr>
-                <w:rFonts w:asciiTheme="minorHAnsi" w:eastAsiaTheme="minorEastAsia" w:hAnsiTheme="minorHAnsi"/>
-                <w:noProof/>
-                <w:sz w:val="24"/>
-                <w:szCs w:val="24"/>
-                <w:lang w:eastAsia="ru-RU"/>
-              </w:rPr>
-              <w:tab/>
-            </w:r>
-            <w:r>
-              <w:rPr>
-                <w:rStyle w:val="a9"/>
-                <w:noProof/>
-              </w:rPr>
-              <w:t>Устройство серверной части</w:t>
-            </w:r>
-            <w:r>
-              <w:rPr>
-                <w:noProof/>
-                <w:webHidden/>
-              </w:rPr>
-              <w:tab/>
-            </w:r>
-            <w:r>
-              <w:rPr>
-                <w:noProof/>
-                <w:webHidden/>
-              </w:rPr>
-              <w:fldChar w:fldCharType="begin"/>
-            </w:r>
-            <w:r>
-              <w:rPr>
-                <w:noProof/>
-                <w:webHidden/>
-              </w:rPr>
-              <w:instrText xml:space="preserve"> PAGEREF _Toc198980883 \h </w:instrText>
+              <w:instrText xml:space="preserve"> PAGEREF _Toc199102611 \h </w:instrText>
             </w:r>
             <w:r>
               <w:rPr>
@@ -4795,187 +4779,7 @@
               <w:lang w:eastAsia="ru-RU"/>
             </w:rPr>
           </w:pPr>
-          <w:hyperlink w:anchor="_Toc198980884" w:history="1">
-            <w:r>
-              <w:rPr>
-                <w:rStyle w:val="a9"/>
-                <w:noProof/>
-              </w:rPr>
-              <w:t>4.2.1</w:t>
-            </w:r>
-            <w:r>
-              <w:rPr>
-                <w:rFonts w:asciiTheme="minorHAnsi" w:eastAsiaTheme="minorEastAsia" w:hAnsiTheme="minorHAnsi"/>
-                <w:noProof/>
-                <w:sz w:val="24"/>
-                <w:szCs w:val="24"/>
-                <w:lang w:eastAsia="ru-RU"/>
-              </w:rPr>
-              <w:tab/>
-            </w:r>
-            <w:r>
-              <w:rPr>
-                <w:rStyle w:val="a9"/>
-                <w:noProof/>
-              </w:rPr>
-              <w:t>Хранение конфигурации</w:t>
-            </w:r>
-            <w:r>
-              <w:rPr>
-                <w:noProof/>
-                <w:webHidden/>
-              </w:rPr>
-              <w:tab/>
-            </w:r>
-            <w:r>
-              <w:rPr>
-                <w:noProof/>
-                <w:webHidden/>
-              </w:rPr>
-              <w:fldChar w:fldCharType="begin"/>
-            </w:r>
-            <w:r>
-              <w:rPr>
-                <w:noProof/>
-                <w:webHidden/>
-              </w:rPr>
-              <w:instrText xml:space="preserve"> PAGEREF _Toc198980884 \h </w:instrText>
-            </w:r>
-            <w:r>
-              <w:rPr>
-                <w:noProof/>
-                <w:webHidden/>
-              </w:rPr>
-            </w:r>
-            <w:r>
-              <w:rPr>
-                <w:noProof/>
-                <w:webHidden/>
-              </w:rPr>
-              <w:fldChar w:fldCharType="separate"/>
-            </w:r>
-            <w:r>
-              <w:rPr>
-                <w:noProof/>
-                <w:webHidden/>
-              </w:rPr>
-              <w:t>21</w:t>
-            </w:r>
-            <w:r>
-              <w:rPr>
-                <w:noProof/>
-                <w:webHidden/>
-              </w:rPr>
-              <w:fldChar w:fldCharType="end"/>
-            </w:r>
-          </w:hyperlink>
-        </w:p>
-        <w:p>
-          <w:pPr>
-            <w:pStyle w:val="31"/>
-            <w:tabs>
-              <w:tab w:val="left" w:pos="2069"/>
-              <w:tab w:val="right" w:leader="dot" w:pos="9628"/>
-            </w:tabs>
-            <w:rPr>
-              <w:rFonts w:asciiTheme="minorHAnsi" w:eastAsiaTheme="minorEastAsia" w:hAnsiTheme="minorHAnsi"/>
-              <w:noProof/>
-              <w:sz w:val="24"/>
-              <w:szCs w:val="24"/>
-              <w:lang w:eastAsia="ru-RU"/>
-            </w:rPr>
-          </w:pPr>
-          <w:hyperlink w:anchor="_Toc198980885" w:history="1">
-            <w:r>
-              <w:rPr>
-                <w:rStyle w:val="a9"/>
-                <w:noProof/>
-              </w:rPr>
-              <w:t>4.2.2</w:t>
-            </w:r>
-            <w:r>
-              <w:rPr>
-                <w:rFonts w:asciiTheme="minorHAnsi" w:eastAsiaTheme="minorEastAsia" w:hAnsiTheme="minorHAnsi"/>
-                <w:noProof/>
-                <w:sz w:val="24"/>
-                <w:szCs w:val="24"/>
-                <w:lang w:eastAsia="ru-RU"/>
-              </w:rPr>
-              <w:tab/>
-            </w:r>
-            <w:r>
-              <w:rPr>
-                <w:rStyle w:val="a9"/>
-                <w:noProof/>
-              </w:rPr>
-              <w:t>Описание устройства базы данных</w:t>
-            </w:r>
-            <w:r>
-              <w:rPr>
-                <w:noProof/>
-                <w:webHidden/>
-              </w:rPr>
-              <w:tab/>
-            </w:r>
-            <w:r>
-              <w:rPr>
-                <w:noProof/>
-                <w:webHidden/>
-              </w:rPr>
-              <w:fldChar w:fldCharType="begin"/>
-            </w:r>
-            <w:r>
-              <w:rPr>
-                <w:noProof/>
-                <w:webHidden/>
-              </w:rPr>
-              <w:instrText xml:space="preserve"> PAGEREF _Toc198980885 \h </w:instrText>
-            </w:r>
-            <w:r>
-              <w:rPr>
-                <w:noProof/>
-                <w:webHidden/>
-              </w:rPr>
-            </w:r>
-            <w:r>
-              <w:rPr>
-                <w:noProof/>
-                <w:webHidden/>
-              </w:rPr>
-              <w:fldChar w:fldCharType="separate"/>
-            </w:r>
-            <w:r>
-              <w:rPr>
-                <w:noProof/>
-                <w:webHidden/>
-              </w:rPr>
-              <w:t>21</w:t>
-            </w:r>
-            <w:r>
-              <w:rPr>
-                <w:noProof/>
-                <w:webHidden/>
-              </w:rPr>
-              <w:fldChar w:fldCharType="end"/>
-            </w:r>
-          </w:hyperlink>
-        </w:p>
-        <w:p>
-          <w:pPr>
-            <w:pStyle w:val="31"/>
-            <w:tabs>
-              <w:tab w:val="left" w:pos="2069"/>
-              <w:tab w:val="right" w:leader="dot" w:pos="9628"/>
-            </w:tabs>
-            <w:rPr>
-              <w:rFonts w:asciiTheme="minorHAnsi" w:eastAsiaTheme="minorEastAsia" w:hAnsiTheme="minorHAnsi"/>
-              <w:noProof/>
-              <w:sz w:val="24"/>
-              <w:szCs w:val="24"/>
-              <w:lang w:eastAsia="ru-RU"/>
-            </w:rPr>
-          </w:pPr>
-          <w:hyperlink w:anchor="_Toc198980886" w:history="1">
+          <w:hyperlink w:anchor="_Toc199102612" w:history="1">
             <w:r>
               <w:rPr>
                 <w:rStyle w:val="a9"/>
@@ -5042,7 +4846,7 @@
                 <w:noProof/>
                 <w:webHidden/>
               </w:rPr>
-              <w:instrText xml:space="preserve"> PAGEREF _Toc198980886 \h </w:instrText>
+              <w:instrText xml:space="preserve"> PAGEREF _Toc199102612 \h </w:instrText>
             </w:r>
             <w:r>
               <w:rPr>
@@ -5088,7 +4892,7 @@
               <w:lang w:eastAsia="ru-RU"/>
             </w:rPr>
           </w:pPr>
-          <w:hyperlink w:anchor="_Toc198980887" w:history="1">
+          <w:hyperlink w:anchor="_Toc199102613" w:history="1">
             <w:r>
               <w:rPr>
                 <w:rStyle w:val="a9"/>
@@ -5132,7 +4936,7 @@
                 <w:noProof/>
                 <w:webHidden/>
               </w:rPr>
-              <w:instrText xml:space="preserve"> PAGEREF _Toc198980887 \h </w:instrText>
+              <w:instrText xml:space="preserve"> PAGEREF _Toc199102613 \h </w:instrText>
             </w:r>
             <w:r>
               <w:rPr>
@@ -5152,7 +4956,7 @@
                 <w:noProof/>
                 <w:webHidden/>
               </w:rPr>
-              <w:t>24</w:t>
+              <w:t>23</w:t>
             </w:r>
             <w:r>
               <w:rPr>
@@ -5178,7 +4982,7 @@
               <w:lang w:eastAsia="ru-RU"/>
             </w:rPr>
           </w:pPr>
-          <w:hyperlink w:anchor="_Toc198980888" w:history="1">
+          <w:hyperlink w:anchor="_Toc199102614" w:history="1">
             <w:r>
               <w:rPr>
                 <w:rStyle w:val="a9"/>
@@ -5230,7 +5034,7 @@
                 <w:noProof/>
                 <w:webHidden/>
               </w:rPr>
-              <w:instrText xml:space="preserve"> PAGEREF _Toc198980888 \h </w:instrText>
+              <w:instrText xml:space="preserve"> PAGEREF _Toc199102614 \h </w:instrText>
             </w:r>
             <w:r>
               <w:rPr>
@@ -5276,7 +5080,7 @@
               <w:lang w:eastAsia="ru-RU"/>
             </w:rPr>
           </w:pPr>
-          <w:hyperlink w:anchor="_Toc198980889" w:history="1">
+          <w:hyperlink w:anchor="_Toc199102615" w:history="1">
             <w:r>
               <w:rPr>
                 <w:rStyle w:val="a9"/>
@@ -5328,7 +5132,7 @@
                 <w:noProof/>
                 <w:webHidden/>
               </w:rPr>
-              <w:instrText xml:space="preserve"> PAGEREF _Toc198980889 \h </w:instrText>
+              <w:instrText xml:space="preserve"> PAGEREF _Toc199102615 \h </w:instrText>
             </w:r>
             <w:r>
               <w:rPr>
@@ -5374,7 +5178,7 @@
               <w:lang w:eastAsia="ru-RU"/>
             </w:rPr>
           </w:pPr>
-          <w:hyperlink w:anchor="_Toc198980890" w:history="1">
+          <w:hyperlink w:anchor="_Toc199102616" w:history="1">
             <w:r>
               <w:rPr>
                 <w:rStyle w:val="a9"/>
@@ -5418,7 +5222,7 @@
                 <w:noProof/>
                 <w:webHidden/>
               </w:rPr>
-              <w:instrText xml:space="preserve"> PAGEREF _Toc198980890 \h </w:instrText>
+              <w:instrText xml:space="preserve"> PAGEREF _Toc199102616 \h </w:instrText>
             </w:r>
             <w:r>
               <w:rPr>
@@ -5464,7 +5268,7 @@
               <w:lang w:eastAsia="ru-RU"/>
             </w:rPr>
           </w:pPr>
-          <w:hyperlink w:anchor="_Toc198980891" w:history="1">
+          <w:hyperlink w:anchor="_Toc199102617" w:history="1">
             <w:r>
               <w:rPr>
                 <w:rStyle w:val="a9"/>
@@ -5508,7 +5312,7 @@
                 <w:noProof/>
                 <w:webHidden/>
               </w:rPr>
-              <w:instrText xml:space="preserve"> PAGEREF _Toc198980891 \h </w:instrText>
+              <w:instrText xml:space="preserve"> PAGEREF _Toc199102617 \h </w:instrText>
             </w:r>
             <w:r>
               <w:rPr>
@@ -5554,7 +5358,7 @@
               <w:lang w:eastAsia="ru-RU"/>
             </w:rPr>
           </w:pPr>
-          <w:hyperlink w:anchor="_Toc198980892" w:history="1">
+          <w:hyperlink w:anchor="_Toc199102618" w:history="1">
             <w:r>
               <w:rPr>
                 <w:rStyle w:val="a9"/>
@@ -5598,7 +5402,7 @@
                 <w:noProof/>
                 <w:webHidden/>
               </w:rPr>
-              <w:instrText xml:space="preserve"> PAGEREF _Toc198980892 \h </w:instrText>
+              <w:instrText xml:space="preserve"> PAGEREF _Toc199102618 \h </w:instrText>
             </w:r>
             <w:r>
               <w:rPr>
@@ -5644,7 +5448,7 @@
               <w:lang w:eastAsia="ru-RU"/>
             </w:rPr>
           </w:pPr>
-          <w:hyperlink w:anchor="_Toc198980893" w:history="1">
+          <w:hyperlink w:anchor="_Toc199102619" w:history="1">
             <w:r>
               <w:rPr>
                 <w:rStyle w:val="a9"/>
@@ -5689,7 +5493,7 @@
                 <w:noProof/>
                 <w:webHidden/>
               </w:rPr>
-              <w:instrText xml:space="preserve"> PAGEREF _Toc198980893 \h </w:instrText>
+              <w:instrText xml:space="preserve"> PAGEREF _Toc199102619 \h </w:instrText>
             </w:r>
             <w:r>
               <w:rPr>
@@ -5735,7 +5539,7 @@
               <w:lang w:eastAsia="ru-RU"/>
             </w:rPr>
           </w:pPr>
-          <w:hyperlink w:anchor="_Toc198980894" w:history="1">
+          <w:hyperlink w:anchor="_Toc199102620" w:history="1">
             <w:r>
               <w:rPr>
                 <w:rStyle w:val="a9"/>
@@ -5779,7 +5583,7 @@
                 <w:noProof/>
                 <w:webHidden/>
               </w:rPr>
-              <w:instrText xml:space="preserve"> PAGEREF _Toc198980894 \h </w:instrText>
+              <w:instrText xml:space="preserve"> PAGEREF _Toc199102620 \h </w:instrText>
             </w:r>
             <w:r>
               <w:rPr>
@@ -5799,7 +5603,7 @@
                 <w:noProof/>
                 <w:webHidden/>
               </w:rPr>
-              <w:t>27</w:t>
+              <w:t>26</w:t>
             </w:r>
             <w:r>
               <w:rPr>
@@ -5825,7 +5629,7 @@
               <w:lang w:eastAsia="ru-RU"/>
             </w:rPr>
           </w:pPr>
-          <w:hyperlink w:anchor="_Toc198980895" w:history="1">
+          <w:hyperlink w:anchor="_Toc199102621" w:history="1">
             <w:r>
               <w:rPr>
                 <w:rStyle w:val="a9"/>
@@ -5869,7 +5673,7 @@
                 <w:noProof/>
                 <w:webHidden/>
               </w:rPr>
-              <w:instrText xml:space="preserve"> PAGEREF _Toc198980895 \h </w:instrText>
+              <w:instrText xml:space="preserve"> PAGEREF _Toc199102621 \h </w:instrText>
             </w:r>
             <w:r>
               <w:rPr>
@@ -5915,7 +5719,7 @@
               <w:lang w:eastAsia="ru-RU"/>
             </w:rPr>
           </w:pPr>
-          <w:hyperlink w:anchor="_Toc198980896" w:history="1">
+          <w:hyperlink w:anchor="_Toc199102622" w:history="1">
             <w:r>
               <w:rPr>
                 <w:rStyle w:val="a9"/>
@@ -5959,7 +5763,7 @@
                 <w:noProof/>
                 <w:webHidden/>
               </w:rPr>
-              <w:instrText xml:space="preserve"> PAGEREF _Toc198980896 \h </w:instrText>
+              <w:instrText xml:space="preserve"> PAGEREF _Toc199102622 \h </w:instrText>
             </w:r>
             <w:r>
               <w:rPr>
@@ -6005,11 +5809,12 @@
               <w:lang w:eastAsia="ru-RU"/>
             </w:rPr>
           </w:pPr>
-          <w:hyperlink w:anchor="_Toc198980897" w:history="1">
+          <w:hyperlink w:anchor="_Toc199102623" w:history="1">
             <w:r>
               <w:rPr>
                 <w:rStyle w:val="a9"/>
                 <w:noProof/>
+                <w:lang w:val="en-US"/>
               </w:rPr>
               <w:t>5.2</w:t>
             </w:r>
@@ -6049,7 +5854,7 @@
                 <w:noProof/>
                 <w:webHidden/>
               </w:rPr>
-              <w:instrText xml:space="preserve"> PAGEREF _Toc198980897 \h </w:instrText>
+              <w:instrText xml:space="preserve"> PAGEREF _Toc199102623 \h </w:instrText>
             </w:r>
             <w:r>
               <w:rPr>
@@ -6094,7 +5899,7 @@
               <w:lang w:eastAsia="ru-RU"/>
             </w:rPr>
           </w:pPr>
-          <w:hyperlink w:anchor="_Toc198980898" w:history="1">
+          <w:hyperlink w:anchor="_Toc199102624" w:history="1">
             <w:r>
               <w:rPr>
                 <w:rStyle w:val="a9"/>
@@ -6121,7 +5926,7 @@
                 <w:noProof/>
                 <w:webHidden/>
               </w:rPr>
-              <w:instrText xml:space="preserve"> PAGEREF _Toc198980898 \h </w:instrText>
+              <w:instrText xml:space="preserve"> PAGEREF _Toc199102624 \h </w:instrText>
             </w:r>
             <w:r>
               <w:rPr>
@@ -6166,7 +5971,7 @@
               <w:lang w:eastAsia="ru-RU"/>
             </w:rPr>
           </w:pPr>
-          <w:hyperlink w:anchor="_Toc198980899" w:history="1">
+          <w:hyperlink w:anchor="_Toc199102625" w:history="1">
             <w:r>
               <w:rPr>
                 <w:rStyle w:val="a9"/>
@@ -6208,7 +6013,7 @@
                 <w:noProof/>
                 <w:webHidden/>
               </w:rPr>
-              <w:instrText xml:space="preserve"> PAGEREF _Toc198980899 \h </w:instrText>
+              <w:instrText xml:space="preserve"> PAGEREF _Toc199102625 \h </w:instrText>
             </w:r>
             <w:r>
               <w:rPr>
@@ -6253,7 +6058,7 @@
               <w:lang w:eastAsia="ru-RU"/>
             </w:rPr>
           </w:pPr>
-          <w:hyperlink w:anchor="_Toc198980900" w:history="1">
+          <w:hyperlink w:anchor="_Toc199102626" w:history="1">
             <w:r>
               <w:rPr>
                 <w:rStyle w:val="a9"/>
@@ -6295,7 +6100,7 @@
                 <w:noProof/>
                 <w:webHidden/>
               </w:rPr>
-              <w:instrText xml:space="preserve"> PAGEREF _Toc198980900 \h </w:instrText>
+              <w:instrText xml:space="preserve"> PAGEREF _Toc199102626 \h </w:instrText>
             </w:r>
             <w:r>
               <w:rPr>
@@ -6350,7 +6155,7 @@
           <w:numId w:val="0"/>
         </w:numPr>
       </w:pPr>
-      <w:bookmarkStart w:id="9" w:name="_Toc198980861"/>
+      <w:bookmarkStart w:id="9" w:name="_Toc199102589"/>
       <w:r>
         <w:lastRenderedPageBreak/>
         <w:t>Введение</w:t>
@@ -6358,34 +6163,98 @@
       <w:bookmarkEnd w:id="9"/>
     </w:p>
     <w:p>
-      <w:pPr>
-        <w:rPr>
-          <w:lang w:val="en-US"/>
-        </w:rPr>
-      </w:pPr>
-      <w:r>
-        <w:t>Мессенджер телеграм предлагает функционал удаления сообщений или диалогов для всех собеседников в неограниченное время, в неограниченном количестве. Таким образом, люди могут сами ограничивать использование какой-либо информации собеседниками, если посчитают это нужным.</w:t>
-      </w:r>
-    </w:p>
-    <w:p>
-      <w:pPr>
-        <w:rPr>
-          <w:lang w:val="en-US"/>
-        </w:rPr>
-      </w:pPr>
-      <w:r>
-        <w:t xml:space="preserve">Но также есть люди, которые используют данный функционал во вред. </w:t>
+      <w:r>
+        <w:t>Мессенджер телеграм предлагает функционал</w:t>
+      </w:r>
+      <w:r>
+        <w:t xml:space="preserve"> изменения и</w:t>
+      </w:r>
+      <w:r>
+        <w:t xml:space="preserve"> удаления сообщений или </w:t>
+      </w:r>
+      <w:r>
+        <w:t xml:space="preserve">целых </w:t>
+      </w:r>
+      <w:r>
+        <w:t>диалогов для всех собеседников в неограниченное время, в неограниченном количестве. Таким образом, люди могут сами ограничивать использование какой-либо информации собеседниками, если посчитают это нужным.</w:t>
+      </w:r>
+    </w:p>
+    <w:p>
+      <w:r>
+        <w:t>Но</w:t>
+      </w:r>
+      <w:r>
+        <w:t xml:space="preserve"> пользование данной функцией слишком часто может восприниматься другими людьми негативно, что будет причинять дискомфорт при переписке. Но</w:t>
+      </w:r>
+      <w:r>
+        <w:t xml:space="preserve"> также есть люди, которые </w:t>
+      </w:r>
+      <w:r>
+        <w:t xml:space="preserve">могут </w:t>
+      </w:r>
+      <w:r>
+        <w:t>использ</w:t>
+      </w:r>
+      <w:r>
+        <w:t>овать</w:t>
+      </w:r>
+      <w:r>
+        <w:t xml:space="preserve"> </w:t>
+      </w:r>
+      <w:r>
+        <w:t xml:space="preserve">этот </w:t>
+      </w:r>
+      <w:r>
+        <w:t xml:space="preserve">функционал во вред. </w:t>
       </w:r>
       <w:r>
         <w:t>Например, м</w:t>
       </w:r>
       <w:r>
-        <w:t>ошенники, которые не хотят раскрывать свои методики обмана людей, и избавляются от улик удаляя сообщения, или искажая историю сообщений.</w:t>
-      </w:r>
-    </w:p>
-    <w:p>
-      <w:r>
-        <w:t>В таких случаях было бы прекрасно иметь под рукой инструмент, который позволит сохранять и просматривать историю переписки, со всеми её изменениями.</w:t>
+        <w:t>ошенники, которые не хотят раскрывать свои методики обмана, и избавляются от улик удаляя сообщения, или искажая историю сообщений</w:t>
+      </w:r>
+      <w:r>
+        <w:t xml:space="preserve"> для сокрытия смысла написанных слов</w:t>
+      </w:r>
+      <w:r>
+        <w:t>.</w:t>
+      </w:r>
+      <w:r>
+        <w:t xml:space="preserve"> Из-за этих причин, некоторые люди заинтересованы в функционале сохранения истории переписки, чтобы при потере</w:t>
+      </w:r>
+      <w:r>
+        <w:t xml:space="preserve"> оригинала</w:t>
+      </w:r>
+      <w:r>
+        <w:t xml:space="preserve">, можно было просмотреть </w:t>
+      </w:r>
+      <w:r>
+        <w:t>её сохранённую копию.</w:t>
+      </w:r>
+    </w:p>
+    <w:p>
+      <w:r>
+        <w:t xml:space="preserve">Подобный функционал сохранения сообщений может быть реализован в </w:t>
+      </w:r>
+      <w:r>
+        <w:t>некоторых пользовательских приложениях телеграм. Но некоторые люди принципиально хотят пользоваться только официальным приложением по разным причинам. Это создаёт спрос на создание стороннего продукта, никак не влияющее на пользовательский опыт использования телеграм, но позволяющее сохранять и удобно просматривать сохранённые сообщения.</w:t>
+      </w:r>
+    </w:p>
+    <w:p>
+      <w:r>
+        <w:t>При текущих удобствах разработки, можно создать веб-приложение, которое будет запускаться прямо в официальном приложении мессенджера и предоставлять интерфейс для</w:t>
+      </w:r>
+      <w:r>
+        <w:t xml:space="preserve"> выбора</w:t>
+      </w:r>
+      <w:r>
+        <w:t xml:space="preserve"> чатов, для которых сохраняются новые сообщения, изменения сообщений и удаление сообщений, а также интерфейс для просмотра сохранённых сообщени</w:t>
+      </w:r>
+      <w:r>
+        <w:t>й</w:t>
+      </w:r>
+      <w:r>
+        <w:t>.</w:t>
       </w:r>
     </w:p>
     <w:p>
@@ -6406,7 +6275,7 @@
           <w:numId w:val="0"/>
         </w:numPr>
       </w:pPr>
-      <w:bookmarkStart w:id="10" w:name="_Toc198980862"/>
+      <w:bookmarkStart w:id="10" w:name="_Toc199102590"/>
       <w:r>
         <w:lastRenderedPageBreak/>
         <w:t>Обозначения и сокращения</w:t>
@@ -6537,6 +6406,18 @@
       </w:r>
       <w:r>
         <w:t xml:space="preserve"> Так же может означать запись о работе приложения.</w:t>
+      </w:r>
+    </w:p>
+    <w:p>
+      <w:r>
+        <w:rPr>
+          <w:b/>
+          <w:bCs/>
+        </w:rPr>
+        <w:t>Логировать</w:t>
+      </w:r>
+      <w:r>
+        <w:t xml:space="preserve"> – записать в журнал.</w:t>
       </w:r>
     </w:p>
     <w:p>
@@ -6564,7 +6445,7 @@
           <w:numId w:val="22"/>
         </w:numPr>
       </w:pPr>
-      <w:bookmarkStart w:id="11" w:name="_Toc198980863"/>
+      <w:bookmarkStart w:id="11" w:name="_Toc199102591"/>
       <w:r>
         <w:lastRenderedPageBreak/>
         <w:t>Техническое задание</w:t>
@@ -6585,13 +6466,7 @@
         <w:t>, а также предоставлять интерфейс для изменения конфигурации логирования и получения информации об добавленных аккаунтах, чата и сохранённых логах</w:t>
       </w:r>
       <w:r>
-        <w:t xml:space="preserve">. </w:t>
-      </w:r>
-      <w:r>
-        <w:t xml:space="preserve">Сервер должен запускать сессии пользовательских аккаунтов и </w:t>
-      </w:r>
-      <w:r>
-        <w:t>при получении события</w:t>
+        <w:t>. Сервер должен запускать сессии пользовательских аккаунтов и при получении события</w:t>
       </w:r>
       <w:r>
         <w:t xml:space="preserve">, определять, включено ли отслеживание для этого чата и, если да, </w:t>
@@ -6696,10 +6571,7 @@
         <w:t xml:space="preserve"> </w:t>
       </w:r>
       <w:r>
-        <w:t xml:space="preserve">для </w:t>
-      </w:r>
-      <w:r>
-        <w:t>изменения конфигурации логгера без перезапуска приложения</w:t>
+        <w:t>для изменения конфигурации логгера без перезапуска приложения</w:t>
       </w:r>
     </w:p>
     <w:p>
@@ -6934,7 +6806,7 @@
       <w:pPr>
         <w:pStyle w:val="1"/>
       </w:pPr>
-      <w:bookmarkStart w:id="12" w:name="_Toc198980864"/>
+      <w:bookmarkStart w:id="12" w:name="_Toc199102592"/>
       <w:r>
         <w:lastRenderedPageBreak/>
         <w:t>Выбор методов, способов и средств разработки</w:t>
@@ -7219,7 +7091,7 @@
       <w:pPr>
         <w:pStyle w:val="1"/>
       </w:pPr>
-      <w:bookmarkStart w:id="13" w:name="_Toc198980865"/>
+      <w:bookmarkStart w:id="13" w:name="_Toc199102593"/>
       <w:r>
         <w:lastRenderedPageBreak/>
         <w:t>Описание алгоритмов</w:t>
@@ -7230,7 +7102,7 @@
       <w:pPr>
         <w:pStyle w:val="2"/>
       </w:pPr>
-      <w:bookmarkStart w:id="14" w:name="_Toc198980866"/>
+      <w:bookmarkStart w:id="14" w:name="_Toc199102594"/>
       <w:r>
         <w:t xml:space="preserve">Использование технологии </w:t>
       </w:r>
@@ -7829,7 +7701,7 @@
       <w:pPr>
         <w:pStyle w:val="2"/>
       </w:pPr>
-      <w:bookmarkStart w:id="15" w:name="_Toc198980867"/>
+      <w:bookmarkStart w:id="15" w:name="_Toc199102595"/>
       <w:r>
         <w:t xml:space="preserve">Технология </w:t>
       </w:r>
@@ -8027,7 +7899,7 @@
       <w:pPr>
         <w:pStyle w:val="2"/>
       </w:pPr>
-      <w:bookmarkStart w:id="16" w:name="_Toc198980868"/>
+      <w:bookmarkStart w:id="16" w:name="_Toc199102596"/>
       <w:r>
         <w:t xml:space="preserve">Технология </w:t>
       </w:r>
@@ -8228,7 +8100,7 @@
       <w:pPr>
         <w:pStyle w:val="2"/>
       </w:pPr>
-      <w:bookmarkStart w:id="17" w:name="_Toc198980869"/>
+      <w:bookmarkStart w:id="17" w:name="_Toc199102597"/>
       <w:r>
         <w:t xml:space="preserve">Что такое </w:t>
       </w:r>
@@ -8454,11 +8326,6 @@
       </w:r>
     </w:p>
     <w:p>
-      <w:pPr>
-        <w:rPr>
-          <w:color w:val="EE0000"/>
-        </w:rPr>
-      </w:pPr>
       <w:r>
         <w:t>Также стоит определить типы данных, используемые в пакетах. Для времени будет использоваться временные метки в миллисекундах. Такой способ удобен для машины и занимает не очень много места в пакете.</w:t>
       </w:r>
@@ -8483,411 +8350,15 @@
       <w:r>
         <w:t xml:space="preserve">. </w:t>
       </w:r>
-      <w:commentRangeStart w:id="18"/>
-      <w:r>
-        <w:rPr>
-          <w:color w:val="EE0000"/>
-        </w:rPr>
-        <w:t xml:space="preserve">Каждый класс, представляющий пакет данных наследуется от базового класса </w:t>
-      </w:r>
-      <w:r>
-        <w:rPr>
-          <w:rStyle w:val="a8"/>
-          <w:color w:val="EE0000"/>
-        </w:rPr>
-        <w:t>Backend.Tools.HttpDataBase</w:t>
-      </w:r>
-      <w:r>
-        <w:rPr>
-          <w:color w:val="EE0000"/>
-        </w:rPr>
-        <w:t xml:space="preserve">. Этот класс предоставляет два обязательных поля </w:t>
-      </w:r>
-      <w:r>
-        <w:rPr>
-          <w:i/>
-          <w:iCs/>
-          <w:color w:val="EE0000"/>
-          <w:lang w:val="en-US"/>
-        </w:rPr>
-        <w:t>ts</w:t>
-      </w:r>
-      <w:r>
-        <w:rPr>
-          <w:color w:val="EE0000"/>
-        </w:rPr>
-        <w:t xml:space="preserve"> и </w:t>
-      </w:r>
-      <w:r>
-        <w:rPr>
-          <w:i/>
-          <w:iCs/>
-          <w:color w:val="EE0000"/>
-          <w:lang w:val="en-US"/>
-        </w:rPr>
-        <w:t>signature</w:t>
-      </w:r>
-      <w:r>
-        <w:rPr>
-          <w:color w:val="EE0000"/>
-        </w:rPr>
-        <w:t xml:space="preserve"> и методы для работы с пакетом:</w:t>
-      </w:r>
-    </w:p>
-    <w:commentRangeEnd w:id="18"/>
-    <w:p>
-      <w:pPr>
-        <w:rPr>
-          <w:color w:val="EE0000"/>
-        </w:rPr>
-      </w:pPr>
-      <w:r>
-        <w:rPr>
-          <w:rStyle w:val="af8"/>
-          <w:color w:val="EE0000"/>
-        </w:rPr>
-        <w:commentReference w:id="18"/>
-      </w:r>
-    </w:p>
-    <w:p>
-      <w:pPr>
-        <w:rPr>
-          <w:color w:val="EE0000"/>
-        </w:rPr>
-      </w:pPr>
-      <w:commentRangeStart w:id="19"/>
-      <w:r>
-        <w:rPr>
-          <w:color w:val="EE0000"/>
-        </w:rPr>
-        <w:t>Чтобы базовый пакет мог спокойно подписать данные, все пользовательские классы</w:t>
-      </w:r>
-      <w:r>
-        <w:rPr>
-          <w:color w:val="EE0000"/>
-        </w:rPr>
-        <w:t>, которые могут содержаться в пакете,</w:t>
-      </w:r>
-      <w:r>
-        <w:rPr>
-          <w:color w:val="EE0000"/>
-        </w:rPr>
-        <w:t xml:space="preserve"> должны наследоваться от базового класса </w:t>
-      </w:r>
-      <w:r>
-        <w:rPr>
-          <w:rStyle w:val="a8"/>
-          <w:color w:val="EE0000"/>
-        </w:rPr>
-        <w:t>Backend.Tools.ParsebleToDictionaryBase</w:t>
-      </w:r>
-      <w:r>
-        <w:rPr>
-          <w:color w:val="EE0000"/>
-        </w:rPr>
-        <w:t xml:space="preserve">. Этот класс предоставляет реализацию метода </w:t>
-      </w:r>
-      <w:r>
-        <w:rPr>
-          <w:color w:val="EE0000"/>
-          <w:lang w:val="en-US"/>
-        </w:rPr>
-        <w:t>ToDict</w:t>
-      </w:r>
-      <w:r>
-        <w:rPr>
-          <w:color w:val="EE0000"/>
-        </w:rPr>
-        <w:t xml:space="preserve">, который все свойства класса записывает в структуру </w:t>
-      </w:r>
-      <w:r>
-        <w:rPr>
-          <w:rStyle w:val="a8"/>
-          <w:color w:val="EE0000"/>
-        </w:rPr>
-        <w:t>Dictionary&lt;string, object?&gt;</w:t>
-      </w:r>
-      <w:r>
-        <w:rPr>
-          <w:color w:val="EE0000"/>
-        </w:rPr>
-        <w:t>.</w:t>
-      </w:r>
-      <w:r>
-        <w:rPr>
-          <w:color w:val="EE0000"/>
-        </w:rPr>
-        <w:t xml:space="preserve"> Также доступно </w:t>
-      </w:r>
-      <w:r>
-        <w:rPr>
-          <w:color w:val="EE0000"/>
-        </w:rPr>
-        <w:lastRenderedPageBreak/>
-        <w:t>переопределение этого метода. Этот метод понадобиться при подписи пакета, подробнее в одном из следующих разделов.</w:t>
-      </w:r>
-      <w:r>
-        <w:rPr>
-          <w:color w:val="EE0000"/>
-        </w:rPr>
-        <w:t xml:space="preserve"> В этом же методе некоторые типы данных преобразуются в особый вид. </w:t>
-      </w:r>
-      <w:r>
-        <w:rPr>
-          <w:color w:val="EE0000"/>
-        </w:rPr>
-        <w:t>Например</w:t>
-      </w:r>
-      <w:r>
-        <w:rPr>
-          <w:color w:val="EE0000"/>
-        </w:rPr>
-        <w:t>:</w:t>
-      </w:r>
-    </w:p>
-    <w:p>
-      <w:pPr>
-        <w:pStyle w:val="a5"/>
-        <w:numPr>
-          <w:ilvl w:val="0"/>
-          <w:numId w:val="13"/>
-        </w:numPr>
-        <w:rPr>
-          <w:color w:val="EE0000"/>
-        </w:rPr>
-      </w:pPr>
-      <w:r>
-        <w:rPr>
-          <w:color w:val="EE0000"/>
-        </w:rPr>
-        <w:t>Т</w:t>
-      </w:r>
-      <w:r>
-        <w:rPr>
-          <w:color w:val="EE0000"/>
-        </w:rPr>
-        <w:t xml:space="preserve">ип </w:t>
-      </w:r>
-      <w:r>
-        <w:rPr>
-          <w:rStyle w:val="a8"/>
-          <w:color w:val="EE0000"/>
-        </w:rPr>
-        <w:t>DateTime</w:t>
-      </w:r>
-      <w:r>
-        <w:rPr>
-          <w:color w:val="EE0000"/>
-        </w:rPr>
-        <w:t>, конвертируе</w:t>
-      </w:r>
-      <w:r>
-        <w:rPr>
-          <w:color w:val="EE0000"/>
-        </w:rPr>
-        <w:t>тся</w:t>
-      </w:r>
-      <w:r>
-        <w:rPr>
-          <w:color w:val="EE0000"/>
-        </w:rPr>
-        <w:t xml:space="preserve"> в тип </w:t>
-      </w:r>
-      <w:r>
-        <w:rPr>
-          <w:color w:val="EE0000"/>
-          <w:lang w:val="en-US"/>
-        </w:rPr>
-        <w:t>long</w:t>
-      </w:r>
-      <w:r>
-        <w:rPr>
-          <w:color w:val="EE0000"/>
-        </w:rPr>
-        <w:t>, означающий</w:t>
-      </w:r>
-      <w:r>
-        <w:rPr>
-          <w:color w:val="EE0000"/>
-        </w:rPr>
-        <w:t xml:space="preserve"> </w:t>
-      </w:r>
-      <w:r>
-        <w:rPr>
-          <w:color w:val="EE0000"/>
-          <w:lang w:val="en-US"/>
-        </w:rPr>
-        <w:t>unix</w:t>
-      </w:r>
-      <w:r>
-        <w:rPr>
-          <w:color w:val="EE0000"/>
-        </w:rPr>
-        <w:t xml:space="preserve"> </w:t>
-      </w:r>
-      <w:r>
-        <w:rPr>
-          <w:color w:val="EE0000"/>
-          <w:lang w:val="en-US"/>
-        </w:rPr>
-        <w:t>time</w:t>
-      </w:r>
-      <w:r>
-        <w:rPr>
-          <w:color w:val="EE0000"/>
-        </w:rPr>
-        <w:t xml:space="preserve"> формат с миллисекундами. </w:t>
-      </w:r>
-    </w:p>
-    <w:p>
-      <w:pPr>
-        <w:pStyle w:val="a5"/>
-        <w:numPr>
-          <w:ilvl w:val="0"/>
-          <w:numId w:val="13"/>
-        </w:numPr>
-        <w:rPr>
-          <w:color w:val="EE0000"/>
-        </w:rPr>
-      </w:pPr>
-      <w:r>
-        <w:rPr>
-          <w:color w:val="EE0000"/>
-        </w:rPr>
-        <w:t xml:space="preserve">Если значение свойства приводится к </w:t>
-      </w:r>
-      <w:r>
-        <w:rPr>
-          <w:rStyle w:val="a8"/>
-          <w:color w:val="EE0000"/>
-        </w:rPr>
-        <w:t>Backend.Tools.ParsebleToDictionaryBase</w:t>
-      </w:r>
-      <w:r>
-        <w:rPr>
-          <w:color w:val="EE0000"/>
-        </w:rPr>
-        <w:t xml:space="preserve">, то в результат добавляется результат вызова </w:t>
-      </w:r>
-      <w:r>
-        <w:rPr>
-          <w:color w:val="EE0000"/>
-          <w:lang w:val="en-US"/>
-        </w:rPr>
-        <w:t>ToDict</w:t>
-      </w:r>
-      <w:r>
-        <w:rPr>
-          <w:color w:val="EE0000"/>
-        </w:rPr>
-        <w:t xml:space="preserve"> для значения этого свойства.</w:t>
-      </w:r>
-    </w:p>
-    <w:p>
-      <w:pPr>
-        <w:pStyle w:val="a5"/>
-        <w:numPr>
-          <w:ilvl w:val="0"/>
-          <w:numId w:val="13"/>
-        </w:numPr>
-        <w:rPr>
-          <w:color w:val="EE0000"/>
-        </w:rPr>
-      </w:pPr>
-      <w:r>
-        <w:rPr>
-          <w:color w:val="EE0000"/>
-        </w:rPr>
-        <w:t xml:space="preserve">Если значение свойства – список с элементами, которые приводятся к </w:t>
-      </w:r>
-      <w:r>
-        <w:rPr>
-          <w:rStyle w:val="a8"/>
-          <w:color w:val="EE0000"/>
-        </w:rPr>
-        <w:t>Backend.Tools.ParsebleToDictionaryBas</w:t>
-      </w:r>
-      <w:r>
-        <w:rPr>
-          <w:rStyle w:val="a8"/>
-          <w:color w:val="EE0000"/>
-          <w:lang w:val="en-US"/>
-        </w:rPr>
-        <w:t>e</w:t>
-      </w:r>
-      <w:r>
-        <w:rPr>
-          <w:color w:val="EE0000"/>
-        </w:rPr>
-        <w:t xml:space="preserve">, то для каждого элемента вызывается </w:t>
-      </w:r>
-      <w:r>
-        <w:rPr>
-          <w:color w:val="EE0000"/>
-          <w:lang w:val="en-US"/>
-        </w:rPr>
-        <w:t>ToDict</w:t>
-      </w:r>
-      <w:r>
-        <w:rPr>
-          <w:color w:val="EE0000"/>
-        </w:rPr>
-        <w:t xml:space="preserve"> и массив результатов вызовов </w:t>
-      </w:r>
-      <w:r>
-        <w:rPr>
-          <w:color w:val="EE0000"/>
-          <w:lang w:val="en-US"/>
-        </w:rPr>
-        <w:t>ToDict</w:t>
-      </w:r>
-      <w:r>
-        <w:rPr>
-          <w:color w:val="EE0000"/>
-        </w:rPr>
-        <w:t xml:space="preserve"> добавляется в результат</w:t>
-      </w:r>
-    </w:p>
-    <w:p>
-      <w:pPr>
-        <w:pStyle w:val="a5"/>
-        <w:numPr>
-          <w:ilvl w:val="0"/>
-          <w:numId w:val="13"/>
-        </w:numPr>
-        <w:rPr>
-          <w:color w:val="EE0000"/>
-        </w:rPr>
-      </w:pPr>
-      <w:r>
-        <w:rPr>
-          <w:color w:val="EE0000"/>
-        </w:rPr>
-        <w:t>Остальные типы в результат добавляются</w:t>
-      </w:r>
-      <w:r>
-        <w:rPr>
-          <w:color w:val="EE0000"/>
-        </w:rPr>
-        <w:t xml:space="preserve"> «как есть». </w:t>
-      </w:r>
-      <w:commentRangeEnd w:id="19"/>
-      <w:r>
-        <w:rPr>
-          <w:rStyle w:val="af8"/>
-          <w:color w:val="EE0000"/>
-          <w:kern w:val="2"/>
-          <w14:ligatures w14:val="standardContextual"/>
-        </w:rPr>
-        <w:commentReference w:id="19"/>
-      </w:r>
-    </w:p>
+    </w:p>
+    <w:p/>
+    <w:p/>
     <w:p>
       <w:pPr>
         <w:pStyle w:val="2"/>
         <w:ind w:firstLine="708"/>
       </w:pPr>
-      <w:bookmarkStart w:id="20" w:name="_Toc198980871"/>
+      <w:bookmarkStart w:id="18" w:name="_Toc199102598"/>
       <w:r>
         <w:t xml:space="preserve">Использование сервисов в </w:t>
       </w:r>
@@ -8906,7 +8377,7 @@
         </w:rPr>
         <w:t>NET</w:t>
       </w:r>
-      <w:bookmarkEnd w:id="20"/>
+      <w:bookmarkEnd w:id="18"/>
     </w:p>
     <w:p>
       <w:r>
@@ -8979,7 +8450,11 @@
         <w:t>Injection</w:t>
       </w:r>
       <w:r>
-        <w:t>). Регистрация сервисов происходит с помощью методов AddTransient (что сервис создается каждый раз, когда его запрашивают), AddScoped (сервис создаются единожды для каждого запроса)</w:t>
+        <w:t xml:space="preserve">). Регистрация сервисов происходит с помощью методов </w:t>
+      </w:r>
+      <w:r>
+        <w:lastRenderedPageBreak/>
+        <w:t>AddTransient (что сервис создается каждый раз, когда его запрашивают), AddScoped (сервис создаются единожды для каждого запроса)</w:t>
       </w:r>
       <w:r>
         <w:t xml:space="preserve">, </w:t>
@@ -9236,157 +8711,157 @@
       <w:pPr>
         <w:pStyle w:val="2"/>
       </w:pPr>
-      <w:bookmarkStart w:id="21" w:name="_Toc198980872"/>
+      <w:bookmarkStart w:id="19" w:name="_Toc199102599"/>
+      <w:r>
+        <w:t>Алгоритм использования Entity Framework Core в приложении</w:t>
+      </w:r>
+      <w:bookmarkEnd w:id="19"/>
+    </w:p>
+    <w:p>
+      <w:r>
+        <w:t xml:space="preserve">Entity Framework Core (EF Core) — это объектно-реляционный маппер (ORM), упрощающий взаимодействие с базами данных через абстракции C#. Для работы с определёнными БД нужно установить </w:t>
+      </w:r>
+      <w:r>
+        <w:rPr>
+          <w:lang w:val="en-US"/>
+        </w:rPr>
+        <w:t>NuGet</w:t>
+      </w:r>
+      <w:r>
+        <w:t xml:space="preserve"> пакеты Microsoft.EntityFrameworkCore и провайдера для выбранной СУБД. Для данного проекта выбрана база данных </w:t>
+      </w:r>
+      <w:r>
+        <w:rPr>
+          <w:lang w:val="en-US"/>
+        </w:rPr>
+        <w:t>MySql</w:t>
+      </w:r>
+      <w:r>
+        <w:t xml:space="preserve"> и провайдером был выбран </w:t>
+      </w:r>
+      <w:r>
+        <w:rPr>
+          <w:lang w:val="en-US"/>
+        </w:rPr>
+        <w:t>Pomelo</w:t>
+      </w:r>
+      <w:r>
+        <w:t>.</w:t>
+      </w:r>
+      <w:r>
+        <w:rPr>
+          <w:lang w:val="en-US"/>
+        </w:rPr>
+        <w:t>EntityFrameworkCore</w:t>
+      </w:r>
+      <w:r>
+        <w:t>.</w:t>
+      </w:r>
+      <w:r>
+        <w:rPr>
+          <w:lang w:val="en-US"/>
+        </w:rPr>
+        <w:t>MySql</w:t>
+      </w:r>
+      <w:r>
+        <w:t>.</w:t>
+      </w:r>
+      <w:r>
+        <w:t xml:space="preserve"> </w:t>
+      </w:r>
+    </w:p>
+    <w:p>
+      <w:r>
+        <w:t xml:space="preserve">Работа с данными осуществляется через классы, определяющие строение БД. </w:t>
+      </w:r>
+      <w:r>
+        <w:rPr>
+          <w:lang w:val="en-US"/>
+        </w:rPr>
+        <w:t>EntityFramework</w:t>
+      </w:r>
+      <w:r>
+        <w:t xml:space="preserve"> </w:t>
+      </w:r>
+      <w:r>
+        <w:t>способен сам создать таблицы и зависимости между ними, нужно только описать сущности и их связи.</w:t>
+      </w:r>
+    </w:p>
+    <w:p>
+      <w:r>
+        <w:t xml:space="preserve">Работать с данными можно с помощью контекста данных, наследующегося от класса DbContext. В нём определяются свойства типа DbSet&lt;T&gt;, где тип </w:t>
+      </w:r>
+      <w:r>
+        <w:rPr>
+          <w:lang w:val="en-US"/>
+        </w:rPr>
+        <w:t>T</w:t>
+      </w:r>
+      <w:r>
+        <w:t xml:space="preserve"> это ранее упомянутые сущности. В этом же классе контексте настраивается подключение к БД.</w:t>
+      </w:r>
+    </w:p>
+    <w:p>
+      <w:r>
+        <w:rPr>
+          <w:lang w:val="en-US"/>
+        </w:rPr>
+        <w:t>EFCore</w:t>
+      </w:r>
+      <w:r>
+        <w:t xml:space="preserve"> поддерживает миграции. </w:t>
+      </w:r>
+      <w:r>
+        <w:t xml:space="preserve">Миграции </w:t>
+      </w:r>
+      <w:r>
+        <w:t xml:space="preserve">в </w:t>
+      </w:r>
+      <w:r>
+        <w:rPr>
+          <w:lang w:val="en-US"/>
+        </w:rPr>
+        <w:t>EF</w:t>
+      </w:r>
+      <w:r>
+        <w:t>Core — это механизм версионирования и синхронизации структуры базы данных с моделью данных приложения. Они автоматически генерируют код для преобразования текущей схемы БД в новое состояние, заданное изменениями в классах сущностей. Миграции позволяют применять, откатывать и отслеживать эволюцию базы данных в рамках жизненного цикла приложения.</w:t>
+      </w:r>
+    </w:p>
+    <w:p>
       <w:r>
         <w:lastRenderedPageBreak/>
-        <w:t>Алгоритм использования Entity Framework Core в приложении</w:t>
-      </w:r>
+        <w:t xml:space="preserve">Выборку данных можно осуществлять с помощью </w:t>
+      </w:r>
+      <w:r>
+        <w:rPr>
+          <w:lang w:val="en-US"/>
+        </w:rPr>
+        <w:t>LINQ</w:t>
+      </w:r>
+      <w:r>
+        <w:t xml:space="preserve">, а механизм отслеживания изменений </w:t>
+      </w:r>
+      <w:r>
+        <w:rPr>
+          <w:lang w:val="en-US"/>
+        </w:rPr>
+        <w:t>ChangeTracker</w:t>
+      </w:r>
+      <w:r>
+        <w:t xml:space="preserve"> предоставляет удобное изменение данных. </w:t>
+      </w:r>
+    </w:p>
+    <w:p>
+      <w:pPr>
+        <w:pStyle w:val="2"/>
+      </w:pPr>
+      <w:bookmarkStart w:id="20" w:name="_Ref198657551"/>
+      <w:bookmarkStart w:id="21" w:name="_Toc199102600"/>
+      <w:r>
+        <w:t>Авторизация и аутентификация</w:t>
+      </w:r>
+      <w:bookmarkEnd w:id="20"/>
       <w:bookmarkEnd w:id="21"/>
-    </w:p>
-    <w:p>
-      <w:r>
-        <w:t xml:space="preserve">Entity Framework Core (EF Core) — это объектно-реляционный маппер (ORM), упрощающий взаимодействие с базами данных через абстракции C#. Для работы с определёнными БД нужно установить </w:t>
-      </w:r>
-      <w:r>
-        <w:rPr>
-          <w:lang w:val="en-US"/>
-        </w:rPr>
-        <w:t>NuGet</w:t>
-      </w:r>
-      <w:r>
-        <w:t xml:space="preserve"> пакеты Microsoft.EntityFrameworkCore и провайдера для выбранной СУБД. Для данного проекта выбрана база данных </w:t>
-      </w:r>
-      <w:r>
-        <w:rPr>
-          <w:lang w:val="en-US"/>
-        </w:rPr>
-        <w:t>MySql</w:t>
-      </w:r>
-      <w:r>
-        <w:t xml:space="preserve"> и провайдером был выбран </w:t>
-      </w:r>
-      <w:r>
-        <w:rPr>
-          <w:lang w:val="en-US"/>
-        </w:rPr>
-        <w:t>Pomelo</w:t>
-      </w:r>
-      <w:r>
-        <w:t>.</w:t>
-      </w:r>
-      <w:r>
-        <w:rPr>
-          <w:lang w:val="en-US"/>
-        </w:rPr>
-        <w:t>EntityFrameworkCore</w:t>
-      </w:r>
-      <w:r>
-        <w:t>.</w:t>
-      </w:r>
-      <w:r>
-        <w:rPr>
-          <w:lang w:val="en-US"/>
-        </w:rPr>
-        <w:t>MySql</w:t>
-      </w:r>
-      <w:r>
-        <w:t>.</w:t>
-      </w:r>
-      <w:r>
-        <w:t xml:space="preserve"> </w:t>
-      </w:r>
-    </w:p>
-    <w:p>
-      <w:r>
-        <w:t xml:space="preserve">Работа с данными осуществляется через классы, определяющие строение БД. </w:t>
-      </w:r>
-      <w:r>
-        <w:rPr>
-          <w:lang w:val="en-US"/>
-        </w:rPr>
-        <w:t>EntityFramework</w:t>
-      </w:r>
-      <w:r>
-        <w:t xml:space="preserve"> </w:t>
-      </w:r>
-      <w:r>
-        <w:t>способен сам создать таблицы и зависимости между ними, нужно только описать сущности и их связи.</w:t>
-      </w:r>
-    </w:p>
-    <w:p>
-      <w:r>
-        <w:t xml:space="preserve">Работать с данными можно с помощью контекста данных, наследующегося от класса DbContext. В нём определяются свойства типа DbSet&lt;T&gt;, где тип </w:t>
-      </w:r>
-      <w:r>
-        <w:rPr>
-          <w:lang w:val="en-US"/>
-        </w:rPr>
-        <w:t>T</w:t>
-      </w:r>
-      <w:r>
-        <w:t xml:space="preserve"> это ранее упомянутые сущности. В этом же классе контексте настраивается подключение к БД.</w:t>
-      </w:r>
-    </w:p>
-    <w:p>
-      <w:r>
-        <w:rPr>
-          <w:lang w:val="en-US"/>
-        </w:rPr>
-        <w:t>EFCore</w:t>
-      </w:r>
-      <w:r>
-        <w:t xml:space="preserve"> поддерживает миграции. </w:t>
-      </w:r>
-      <w:r>
-        <w:t xml:space="preserve">Миграции </w:t>
-      </w:r>
-      <w:r>
-        <w:t xml:space="preserve">в </w:t>
-      </w:r>
-      <w:r>
-        <w:rPr>
-          <w:lang w:val="en-US"/>
-        </w:rPr>
-        <w:t>EF</w:t>
-      </w:r>
-      <w:r>
-        <w:t>Core — это механизм версионирования и синхронизации структуры базы данных с моделью данных приложения. Они автоматически генерируют код для преобразования текущей схемы БД в новое состояние, заданное изменениями в классах сущностей. Миграции позволяют применять, откатывать и отслеживать эволюцию базы данных в рамках жизненного цикла приложения.</w:t>
-      </w:r>
-    </w:p>
-    <w:p>
-      <w:r>
-        <w:t xml:space="preserve">Выборку данных можно осуществлять с помощью </w:t>
-      </w:r>
-      <w:r>
-        <w:rPr>
-          <w:lang w:val="en-US"/>
-        </w:rPr>
-        <w:t>LINQ</w:t>
-      </w:r>
-      <w:r>
-        <w:t xml:space="preserve">, а механизм отслеживания изменений </w:t>
-      </w:r>
-      <w:r>
-        <w:rPr>
-          <w:lang w:val="en-US"/>
-        </w:rPr>
-        <w:t>ChangeTracker</w:t>
-      </w:r>
-      <w:r>
-        <w:t xml:space="preserve"> предоставляет удобное изменение данных. </w:t>
-      </w:r>
-    </w:p>
-    <w:p>
-      <w:pPr>
-        <w:pStyle w:val="2"/>
-      </w:pPr>
-      <w:bookmarkStart w:id="22" w:name="_Ref198657551"/>
-      <w:bookmarkStart w:id="23" w:name="_Toc198980873"/>
-      <w:r>
-        <w:t>Авторизация и аутентификация</w:t>
-      </w:r>
-      <w:bookmarkEnd w:id="22"/>
-      <w:bookmarkEnd w:id="23"/>
     </w:p>
     <w:p>
       <w:r>
@@ -9569,7 +9044,6 @@
         </w:numPr>
       </w:pPr>
       <w:r>
-        <w:lastRenderedPageBreak/>
         <w:t xml:space="preserve">запрос должен иметь заголовок </w:t>
       </w:r>
       <w:r>
@@ -9862,6 +9336,7 @@
     <w:p/>
     <w:p>
       <w:r>
+        <w:lastRenderedPageBreak/>
         <w:t xml:space="preserve">Как </w:t>
       </w:r>
       <w:r>
@@ -10094,11 +9569,11 @@
       <w:pPr>
         <w:pStyle w:val="2"/>
       </w:pPr>
-      <w:r>
-        <w:rPr>
-          <w:lang w:val="en-US"/>
-        </w:rPr>
-        <w:lastRenderedPageBreak/>
+      <w:bookmarkStart w:id="22" w:name="_Toc199102601"/>
+      <w:r>
+        <w:rPr>
+          <w:lang w:val="en-US"/>
+        </w:rPr>
         <w:t>ASP</w:t>
       </w:r>
       <w:r>
@@ -10131,6 +9606,7 @@
       <w:r>
         <w:t>собственный слой авторизации</w:t>
       </w:r>
+      <w:bookmarkEnd w:id="22"/>
     </w:p>
     <w:p>
       <w:r>
@@ -10309,6 +9785,7 @@
         <w:rPr>
           <w:noProof/>
         </w:rPr>
+        <w:lastRenderedPageBreak/>
         <w:drawing>
           <wp:inline distT="0" distB="0" distL="0" distR="0" wp14:anchorId="5551C095" wp14:editId="32F8463F">
             <wp:extent cx="5685232" cy="3638550"/>
@@ -10327,7 +9804,7 @@
                     </pic:cNvPicPr>
                   </pic:nvPicPr>
                   <pic:blipFill>
-                    <a:blip r:embed="rId12">
+                    <a:blip r:embed="rId8">
                       <a:extLst>
                         <a:ext uri="{28A0092B-C50C-407E-A947-70E740481C1C}">
                           <a14:useLocalDpi xmlns:a14="http://schemas.microsoft.com/office/drawing/2010/main" val="0"/>
@@ -10363,60 +9840,47 @@
       <w:pPr>
         <w:pStyle w:val="ac"/>
       </w:pPr>
-      <w:bookmarkStart w:id="24" w:name="_Ref196404627"/>
-      <w:bookmarkStart w:id="25" w:name="_Ref196404590"/>
+      <w:bookmarkStart w:id="23" w:name="_Ref196404627"/>
+      <w:bookmarkStart w:id="24" w:name="_Ref196404590"/>
       <w:r>
         <w:t>Рисунок</w:t>
       </w:r>
       <w:r>
         <w:t xml:space="preserve"> </w:t>
       </w:r>
-      <w:r>
-        <w:fldChar w:fldCharType="begin"/>
-      </w:r>
-      <w:r>
-        <w:instrText xml:space="preserve"> SEQ Рисунок \* ARABIC </w:instrText>
-      </w:r>
-      <w:r>
-        <w:fldChar w:fldCharType="separate"/>
-      </w:r>
-      <w:r>
-        <w:rPr>
-          <w:noProof/>
-        </w:rPr>
-        <w:t>1</w:t>
-      </w:r>
-      <w:r>
-        <w:rPr>
-          <w:noProof/>
-        </w:rPr>
-        <w:fldChar w:fldCharType="end"/>
+      <w:fldSimple w:instr=" SEQ Рисунок \* ARABIC ">
+        <w:r>
+          <w:rPr>
+            <w:noProof/>
+          </w:rPr>
+          <w:t>1</w:t>
+        </w:r>
+      </w:fldSimple>
+      <w:bookmarkEnd w:id="23"/>
+      <w:r>
+        <w:t xml:space="preserve"> </w:t>
+      </w:r>
+      <w:bookmarkStart w:id="25" w:name="_Ref196404617"/>
+      <w:r>
+        <w:t xml:space="preserve">– </w:t>
+      </w:r>
+      <w:r>
+        <w:t>Н</w:t>
+      </w:r>
+      <w:r>
+        <w:t xml:space="preserve">аглядная схема работы </w:t>
+      </w:r>
+      <w:r>
+        <w:t xml:space="preserve">конвейера </w:t>
+      </w:r>
+      <w:r>
+        <w:rPr>
+          <w:lang w:val="en-US"/>
+        </w:rPr>
+        <w:t>Middleware</w:t>
       </w:r>
       <w:bookmarkEnd w:id="24"/>
-      <w:r>
-        <w:t xml:space="preserve"> </w:t>
-      </w:r>
-      <w:bookmarkStart w:id="26" w:name="_Ref196404617"/>
-      <w:r>
-        <w:t xml:space="preserve">– </w:t>
-      </w:r>
-      <w:r>
-        <w:t>Н</w:t>
-      </w:r>
-      <w:r>
-        <w:t xml:space="preserve">аглядная схема работы </w:t>
-      </w:r>
-      <w:r>
-        <w:t xml:space="preserve">конвейера </w:t>
-      </w:r>
-      <w:r>
-        <w:rPr>
-          <w:lang w:val="en-US"/>
-        </w:rPr>
-        <w:t>Middleware</w:t>
-      </w:r>
       <w:bookmarkEnd w:id="25"/>
-      <w:bookmarkEnd w:id="26"/>
     </w:p>
     <w:p>
       <w:r>
@@ -10494,7 +9958,7 @@
                     <pic:cNvPicPr/>
                   </pic:nvPicPr>
                   <pic:blipFill>
-                    <a:blip r:embed="rId13"/>
+                    <a:blip r:embed="rId9"/>
                     <a:stretch>
                       <a:fillRect/>
                     </a:stretch>
@@ -10519,32 +9983,19 @@
       <w:pPr>
         <w:pStyle w:val="ac"/>
       </w:pPr>
-      <w:bookmarkStart w:id="27" w:name="_Ref196407476"/>
+      <w:bookmarkStart w:id="26" w:name="_Ref196407476"/>
       <w:r>
         <w:t xml:space="preserve">Рисунок </w:t>
       </w:r>
-      <w:r>
-        <w:fldChar w:fldCharType="begin"/>
-      </w:r>
-      <w:r>
-        <w:instrText xml:space="preserve"> SEQ Рисунок \* ARABIC </w:instrText>
-      </w:r>
-      <w:r>
-        <w:fldChar w:fldCharType="separate"/>
-      </w:r>
-      <w:r>
-        <w:rPr>
-          <w:noProof/>
-        </w:rPr>
-        <w:t>2</w:t>
-      </w:r>
-      <w:r>
-        <w:rPr>
-          <w:noProof/>
-        </w:rPr>
-        <w:fldChar w:fldCharType="end"/>
-      </w:r>
-      <w:bookmarkEnd w:id="27"/>
+      <w:fldSimple w:instr=" SEQ Рисунок \* ARABIC ">
+        <w:r>
+          <w:rPr>
+            <w:noProof/>
+          </w:rPr>
+          <w:t>2</w:t>
+        </w:r>
+      </w:fldSimple>
+      <w:bookmarkEnd w:id="26"/>
       <w:r>
         <w:t xml:space="preserve"> – </w:t>
       </w:r>
@@ -10646,7 +10097,7 @@
       <w:pPr>
         <w:pStyle w:val="2"/>
       </w:pPr>
-      <w:bookmarkStart w:id="28" w:name="_Toc198980875"/>
+      <w:bookmarkStart w:id="27" w:name="_Toc199102602"/>
       <w:r>
         <w:t xml:space="preserve">Управление аккаунтами </w:t>
       </w:r>
@@ -10656,7 +10107,7 @@
         </w:rPr>
         <w:t>Telegram</w:t>
       </w:r>
-      <w:bookmarkEnd w:id="28"/>
+      <w:bookmarkEnd w:id="27"/>
     </w:p>
     <w:p>
       <w:r>
@@ -10779,13 +10230,7 @@
         <w:t>HASH</w:t>
       </w:r>
       <w:r>
-        <w:t xml:space="preserve">, которые </w:t>
-      </w:r>
-      <w:r>
-        <w:t>являются идентификаторами приложения</w:t>
-      </w:r>
-      <w:r>
-        <w:t>,</w:t>
+        <w:t>, которые являются идентификаторами приложения,</w:t>
       </w:r>
       <w:r>
         <w:t xml:space="preserve"> </w:t>
@@ -10796,7 +10241,7 @@
       <w:r>
         <w:t xml:space="preserve"> Они создаются на сайте </w:t>
       </w:r>
-      <w:hyperlink r:id="rId14" w:history="1">
+      <w:hyperlink r:id="rId10" w:history="1">
         <w:r>
           <w:t>https://my.telegram.org/auth</w:t>
         </w:r>
@@ -10910,97 +10355,8 @@
       <w:pPr>
         <w:pStyle w:val="2"/>
       </w:pPr>
-      <w:bookmarkStart w:id="29" w:name="_Toc198980876"/>
-      <w:commentRangeStart w:id="30"/>
-      <w:r>
-        <w:t>Взаимодействие пользователя с программой</w:t>
-      </w:r>
-      <w:bookmarkEnd w:id="29"/>
-      <w:commentRangeEnd w:id="30"/>
-      <w:r>
-        <w:rPr>
-          <w:rStyle w:val="af8"/>
-          <w:rFonts w:eastAsiaTheme="minorHAnsi" w:cstheme="minorBidi"/>
-          <w:b w:val="0"/>
-        </w:rPr>
-        <w:commentReference w:id="30"/>
-      </w:r>
-    </w:p>
-    <w:p>
-      <w:r>
-        <w:t xml:space="preserve">Для взаимодействия пользователя с системой логирования предоставлен интерфейс в виде </w:t>
-      </w:r>
-      <w:r>
-        <w:rPr>
-          <w:lang w:val="en-US"/>
-        </w:rPr>
-        <w:t>WebApp</w:t>
-      </w:r>
-      <w:r>
-        <w:t xml:space="preserve"> (далее приложение)</w:t>
-      </w:r>
-      <w:r>
-        <w:t xml:space="preserve">. </w:t>
-      </w:r>
-    </w:p>
-    <w:p>
-      <w:r>
-        <w:t>При первом открытии приложения пользователя встретит окно входа в аккаунт. Оно представляет собой поле ввода для номера телефона. После отправки номера телефона, на телеграм аккаунт с этим номером приходит код, а страница приложения запрашивает уже его. При установленном облачном пароле н</w:t>
-      </w:r>
-      <w:r>
-        <w:t>а</w:t>
-      </w:r>
-      <w:r>
-        <w:t xml:space="preserve"> аккаунте, запрашивается и он. Таким образом, пользователь создал сессию аккаунта на сервере, и теперь сервер может производить манипуляции с этим аккаунтом.</w:t>
-      </w:r>
-    </w:p>
-    <w:p>
-      <w:r>
-        <w:t xml:space="preserve">При повторном открытии приложения пользователя встречает список аккаунтов, в которые он авторизовался на сервере. При выборе аккаунта, появляется список диалогов доступных для отслеживания. Справа от диалога находится чекбокс. При нажатии на него, этот диалог помечается </w:t>
-      </w:r>
-      <w:r>
-        <w:t>как «цель». С этого момента, все пришедшие события на этот аккаунт для этого диалога будут сохранены.</w:t>
-      </w:r>
-    </w:p>
-    <w:p>
-      <w:r>
-        <w:t xml:space="preserve">Просмотреть сохранённые события можно при нажатии на диалог. Открывается страница, похожая на обычный чат. Справа сообщения, отправленные от самого аккаунта, а слева от других участников. Если событие о сообщении пришло единожды, т.е. оно не изменялось и не удалялось, то никаких визуальных пометок оно в себе содержать не будет. Если же, сообщение было как-то изменено или удалено, в нижней части сообщения будет кнопка открытия истории. Под историей понимается история событий, связанных с этим сообщением. При нажатии на кнопку откроется список всех событий с этим сообщением. </w:t>
-      </w:r>
-    </w:p>
-    <w:p>
-      <w:r>
-        <w:t>Чтобы сервер понимал, какие чаты аккаунта нужно отслеживать, разработана система «целей». После добавления аккаунта, при клике на него открывается список диалогов аккаунта. Слева от аватара диалога, находится чекбокс. Если чекбокс выбран, то этот чат отслеживается. При изменении состояния чекбокса, отправляется запрос на сервер на метод</w:t>
-      </w:r>
-      <w:r>
-        <w:t xml:space="preserve"> </w:t>
-      </w:r>
-      <w:r>
-        <w:rPr>
-          <w:i/>
-          <w:iCs/>
-        </w:rPr>
-        <w:t>target/updateTarget</w:t>
-      </w:r>
-      <w:r>
-        <w:t xml:space="preserve"> </w:t>
-      </w:r>
-      <w:r>
-        <w:t>с данными о состоянии чекбокса, и в зависимости от состояния чекбокса, сервер помечает данный диалог как цель и начинает отслежива</w:t>
-      </w:r>
-      <w:r>
-        <w:t>ть</w:t>
-      </w:r>
-      <w:r>
-        <w:t>, или же наоборот – перестаёт отслеживать.</w:t>
-      </w:r>
-    </w:p>
-    <w:p>
-      <w:pPr>
-        <w:pStyle w:val="2"/>
-      </w:pPr>
-      <w:bookmarkStart w:id="31" w:name="_Toc198980877"/>
-      <w:r>
-        <w:lastRenderedPageBreak/>
+      <w:bookmarkStart w:id="28" w:name="_Toc199102603"/>
+      <w:r>
         <w:t xml:space="preserve">Разработка на </w:t>
       </w:r>
       <w:r>
@@ -11009,7 +10365,7 @@
         </w:rPr>
         <w:t>React</w:t>
       </w:r>
-      <w:bookmarkEnd w:id="31"/>
+      <w:bookmarkEnd w:id="28"/>
     </w:p>
     <w:p>
       <w:r>
@@ -11090,18 +10446,18 @@
       <w:pPr>
         <w:pStyle w:val="1"/>
       </w:pPr>
-      <w:bookmarkStart w:id="32" w:name="_Toc198980878"/>
+      <w:bookmarkStart w:id="29" w:name="_Toc199102604"/>
       <w:r>
         <w:lastRenderedPageBreak/>
         <w:t>Описание программы</w:t>
       </w:r>
-      <w:bookmarkEnd w:id="32"/>
+      <w:bookmarkEnd w:id="29"/>
     </w:p>
     <w:p>
       <w:pPr>
         <w:pStyle w:val="2"/>
       </w:pPr>
-      <w:bookmarkStart w:id="33" w:name="_Toc198980879"/>
+      <w:bookmarkStart w:id="30" w:name="_Toc199102605"/>
       <w:r>
         <w:t xml:space="preserve">Модули </w:t>
       </w:r>
@@ -11122,17 +10478,17 @@
         </w:rPr>
         <w:t>файлы программного продукта</w:t>
       </w:r>
-      <w:bookmarkEnd w:id="33"/>
+      <w:bookmarkEnd w:id="30"/>
     </w:p>
     <w:p>
       <w:pPr>
         <w:pStyle w:val="3"/>
       </w:pPr>
-      <w:bookmarkStart w:id="34" w:name="_Toc198980880"/>
+      <w:bookmarkStart w:id="31" w:name="_Toc199102606"/>
       <w:r>
         <w:t>База данных</w:t>
       </w:r>
-      <w:bookmarkEnd w:id="34"/>
+      <w:bookmarkEnd w:id="31"/>
     </w:p>
     <w:p>
       <w:r>
@@ -11153,11 +10509,11 @@
       <w:pPr>
         <w:pStyle w:val="3"/>
       </w:pPr>
-      <w:bookmarkStart w:id="35" w:name="_Toc198980881"/>
+      <w:bookmarkStart w:id="32" w:name="_Toc199102607"/>
       <w:r>
         <w:t>Серверная часть</w:t>
       </w:r>
-      <w:bookmarkEnd w:id="35"/>
+      <w:bookmarkEnd w:id="32"/>
     </w:p>
     <w:p>
       <w:r>
@@ -11193,27 +10549,14 @@
       <w:r>
         <w:t xml:space="preserve">Таблица </w:t>
       </w:r>
-      <w:r>
-        <w:fldChar w:fldCharType="begin"/>
-      </w:r>
-      <w:r>
-        <w:instrText xml:space="preserve"> SEQ Таблица \* ARABIC </w:instrText>
-      </w:r>
-      <w:r>
-        <w:fldChar w:fldCharType="separate"/>
-      </w:r>
-      <w:r>
-        <w:rPr>
-          <w:noProof/>
-        </w:rPr>
-        <w:t>1</w:t>
-      </w:r>
-      <w:r>
-        <w:rPr>
-          <w:noProof/>
-        </w:rPr>
-        <w:fldChar w:fldCharType="end"/>
-      </w:r>
+      <w:fldSimple w:instr=" SEQ Таблица \* ARABIC ">
+        <w:r>
+          <w:rPr>
+            <w:noProof/>
+          </w:rPr>
+          <w:t>1</w:t>
+        </w:r>
+      </w:fldSimple>
       <w:r>
         <w:t xml:space="preserve"> – </w:t>
       </w:r>
@@ -11677,7 +11020,7 @@
       <w:pPr>
         <w:pStyle w:val="3"/>
       </w:pPr>
-      <w:bookmarkStart w:id="36" w:name="_Toc198980882"/>
+      <w:bookmarkStart w:id="33" w:name="_Toc199102608"/>
       <w:r>
         <w:t>Клиентская час</w:t>
       </w:r>
@@ -11687,7 +11030,7 @@
       <w:r>
         <w:t>ь</w:t>
       </w:r>
-      <w:bookmarkEnd w:id="36"/>
+      <w:bookmarkEnd w:id="33"/>
     </w:p>
     <w:p>
       <w:pPr>
@@ -11805,18 +11148,27 @@
     <w:p>
       <w:pPr>
         <w:pStyle w:val="ac"/>
-      </w:pPr>
-      <w:bookmarkStart w:id="37" w:name="_Ref198985137"/>
+        <w:rPr>
+          <w:lang w:val="en-US"/>
+        </w:rPr>
+      </w:pPr>
+      <w:bookmarkStart w:id="34" w:name="_Ref198985137"/>
       <w:r>
         <w:t>Таблица</w:t>
       </w:r>
       <w:r>
+        <w:rPr>
+          <w:lang w:val="en-US"/>
+        </w:rPr>
         <w:t xml:space="preserve"> </w:t>
       </w:r>
       <w:r>
         <w:fldChar w:fldCharType="begin"/>
       </w:r>
       <w:r>
+        <w:rPr>
+          <w:lang w:val="en-US"/>
+        </w:rPr>
         <w:instrText xml:space="preserve"> </w:instrText>
       </w:r>
       <w:r>
@@ -11826,12 +11178,18 @@
         <w:instrText>SEQ</w:instrText>
       </w:r>
       <w:r>
+        <w:rPr>
+          <w:lang w:val="en-US"/>
+        </w:rPr>
         <w:instrText xml:space="preserve"> </w:instrText>
       </w:r>
       <w:r>
         <w:instrText>Таблица</w:instrText>
       </w:r>
       <w:r>
+        <w:rPr>
+          <w:lang w:val="en-US"/>
+        </w:rPr>
         <w:instrText xml:space="preserve"> \* </w:instrText>
       </w:r>
       <w:r>
@@ -11841,6 +11199,9 @@
         <w:instrText>ARABIC</w:instrText>
       </w:r>
       <w:r>
+        <w:rPr>
+          <w:lang w:val="en-US"/>
+        </w:rPr>
         <w:instrText xml:space="preserve"> </w:instrText>
       </w:r>
       <w:r>
@@ -11849,21 +11210,31 @@
       <w:r>
         <w:rPr>
           <w:noProof/>
+          <w:lang w:val="en-US"/>
         </w:rPr>
         <w:t>2</w:t>
       </w:r>
       <w:r>
         <w:fldChar w:fldCharType="end"/>
       </w:r>
-      <w:bookmarkEnd w:id="37"/>
-      <w:r>
+      <w:bookmarkEnd w:id="34"/>
+      <w:r>
+        <w:rPr>
+          <w:lang w:val="en-US"/>
+        </w:rPr>
         <w:t xml:space="preserve"> – </w:t>
       </w:r>
       <w:r>
         <w:t>К</w:t>
       </w:r>
       <w:r>
-        <w:t xml:space="preserve">омпоненты </w:t>
+        <w:t>омпоненты</w:t>
+      </w:r>
+      <w:r>
+        <w:rPr>
+          <w:lang w:val="en-US"/>
+        </w:rPr>
+        <w:t xml:space="preserve"> </w:t>
       </w:r>
       <w:r>
         <w:rPr>
@@ -11872,6 +11243,9 @@
         <w:t>telegram</w:t>
       </w:r>
       <w:r>
+        <w:rPr>
+          <w:lang w:val="en-US"/>
+        </w:rPr>
         <w:t>-</w:t>
       </w:r>
       <w:r>
@@ -11881,6 +11255,9 @@
         <w:t>logger</w:t>
       </w:r>
       <w:r>
+        <w:rPr>
+          <w:lang w:val="en-US"/>
+        </w:rPr>
         <w:t>-</w:t>
       </w:r>
       <w:r>
@@ -12025,10 +11402,7 @@
         <w:fldChar w:fldCharType="begin"/>
       </w:r>
       <w:r>
-        <w:instrText xml:space="preserve"> REF _Ref198985137 \h </w:instrText>
-      </w:r>
-      <w:r>
-        <w:instrText>\</w:instrText>
+        <w:instrText xml:space="preserve"> REF _Ref198985137 \h \</w:instrText>
       </w:r>
       <w:r>
         <w:rPr>
@@ -12128,10 +11502,7 @@
               <w:ind w:firstLine="0"/>
             </w:pPr>
             <w:r>
-              <w:t>Компонент представления</w:t>
-            </w:r>
-            <w:r>
-              <w:t xml:space="preserve"> </w:t>
+              <w:t xml:space="preserve">Компонент представления </w:t>
             </w:r>
             <w:r>
               <w:t>диалога (переписк</w:t>
@@ -12344,7 +11715,10 @@
         <w:t>таблице</w:t>
       </w:r>
       <w:r>
-        <w:t xml:space="preserve"> 3</w:t>
+        <w:t xml:space="preserve"> </w:t>
+      </w:r>
+      <w:r>
+        <w:t>3</w:t>
       </w:r>
       <w:r>
         <w:rPr>
@@ -12361,32 +11735,19 @@
       <w:pPr>
         <w:pStyle w:val="ac"/>
       </w:pPr>
-      <w:bookmarkStart w:id="38" w:name="_Ref198623234"/>
+      <w:bookmarkStart w:id="35" w:name="_Ref198623234"/>
       <w:r>
         <w:t xml:space="preserve">Таблица </w:t>
       </w:r>
-      <w:r>
-        <w:fldChar w:fldCharType="begin"/>
-      </w:r>
-      <w:r>
-        <w:instrText xml:space="preserve"> SEQ Таблица \* ARABIC </w:instrText>
-      </w:r>
-      <w:r>
-        <w:fldChar w:fldCharType="separate"/>
-      </w:r>
-      <w:r>
-        <w:rPr>
-          <w:noProof/>
-        </w:rPr>
-        <w:t>3</w:t>
-      </w:r>
-      <w:r>
-        <w:rPr>
-          <w:noProof/>
-        </w:rPr>
-        <w:fldChar w:fldCharType="end"/>
-      </w:r>
-      <w:bookmarkEnd w:id="38"/>
+      <w:fldSimple w:instr=" SEQ Таблица \* ARABIC ">
+        <w:r>
+          <w:rPr>
+            <w:noProof/>
+          </w:rPr>
+          <w:t>3</w:t>
+        </w:r>
+      </w:fldSimple>
+      <w:bookmarkEnd w:id="35"/>
       <w:r>
         <w:t xml:space="preserve"> – </w:t>
       </w:r>
@@ -12761,25 +12122,31 @@
       <w:pPr>
         <w:pStyle w:val="2"/>
       </w:pPr>
-      <w:bookmarkStart w:id="39" w:name="_Toc198980883"/>
+      <w:bookmarkStart w:id="36" w:name="_Toc199102609"/>
       <w:r>
         <w:t>Устройство серверной части</w:t>
       </w:r>
-      <w:bookmarkEnd w:id="39"/>
+      <w:bookmarkEnd w:id="36"/>
     </w:p>
     <w:p>
       <w:pPr>
         <w:pStyle w:val="3"/>
       </w:pPr>
-      <w:bookmarkStart w:id="40" w:name="_Toc198980884"/>
+      <w:bookmarkStart w:id="37" w:name="_Toc199102610"/>
       <w:r>
         <w:t>Хранение конфигурации</w:t>
       </w:r>
-      <w:bookmarkEnd w:id="40"/>
-    </w:p>
-    <w:p>
-      <w:r>
-        <w:t xml:space="preserve">Для хранения конфигурации используется класс </w:t>
+      <w:bookmarkEnd w:id="37"/>
+    </w:p>
+    <w:p>
+      <w:r>
+        <w:t>Для хранения конфигурации используется</w:t>
+      </w:r>
+      <w:r>
+        <w:t xml:space="preserve"> статический</w:t>
+      </w:r>
+      <w:r>
+        <w:t xml:space="preserve"> класс </w:t>
       </w:r>
       <w:r>
         <w:rPr>
@@ -12788,6 +12155,27 @@
         <w:t>ProgramConfig</w:t>
       </w:r>
       <w:r>
+        <w:t>.</w:t>
+      </w:r>
+      <w:r>
+        <w:rPr>
+          <w:lang w:val="en-US"/>
+        </w:rPr>
+        <w:t>cs</w:t>
+      </w:r>
+      <w:r>
+        <w:t xml:space="preserve"> </w:t>
+      </w:r>
+      <w:r>
+        <w:t xml:space="preserve">из модуля </w:t>
+      </w:r>
+      <w:r>
+        <w:rPr>
+          <w:lang w:val="en-US"/>
+        </w:rPr>
+        <w:t>Config</w:t>
+      </w:r>
+      <w:r>
         <w:t xml:space="preserve">. </w:t>
       </w:r>
       <w:r>
@@ -12824,16 +12212,7 @@
         <w:t xml:space="preserve"> </w:t>
       </w:r>
       <w:r>
-        <w:t xml:space="preserve">из </w:t>
-      </w:r>
-      <w:r>
-        <w:t>.</w:t>
-      </w:r>
-      <w:r>
-        <w:rPr>
-          <w:lang w:val="en-US"/>
-        </w:rPr>
-        <w:t>env</w:t>
+        <w:t>из. env</w:t>
       </w:r>
       <w:r>
         <w:t xml:space="preserve"> </w:t>
@@ -12842,224 +12221,57 @@
         <w:t>файла.</w:t>
       </w:r>
     </w:p>
+    <w:p>
+      <w:r>
+        <w:t xml:space="preserve">В таблице </w:t>
+      </w:r>
+      <w:r>
+        <w:fldChar w:fldCharType="begin"/>
+      </w:r>
+      <w:r>
+        <w:instrText xml:space="preserve"> REF _Ref199098370 \h \</w:instrText>
+      </w:r>
+      <w:r>
+        <w:instrText>#"#"</w:instrText>
+      </w:r>
+      <w:r>
+        <w:fldChar w:fldCharType="separate"/>
+      </w:r>
+      <w:r>
+        <w:t>4</w:t>
+      </w:r>
+      <w:r>
+        <w:fldChar w:fldCharType="end"/>
+      </w:r>
+      <w:r>
+        <w:t xml:space="preserve"> приведены настройки конфигурации.</w:t>
+      </w:r>
+    </w:p>
     <w:p/>
-    <w:p>
-      <w:pPr>
-        <w:pStyle w:val="3"/>
-      </w:pPr>
-      <w:bookmarkStart w:id="41" w:name="_Toc198980885"/>
-      <w:r>
-        <w:t>Описание устройства базы данных</w:t>
-      </w:r>
-      <w:bookmarkEnd w:id="41"/>
-    </w:p>
-    <w:p>
-      <w:r>
-        <w:t xml:space="preserve">Для создания структуры БД использован фреймворк </w:t>
-      </w:r>
-      <w:r>
-        <w:rPr>
-          <w:lang w:val="en-US"/>
-        </w:rPr>
-        <w:t>Entity</w:t>
-      </w:r>
-      <w:r>
-        <w:t xml:space="preserve"> </w:t>
-      </w:r>
-      <w:r>
-        <w:rPr>
-          <w:lang w:val="en-US"/>
-        </w:rPr>
-        <w:t>Framework</w:t>
-      </w:r>
-      <w:r>
-        <w:t xml:space="preserve"> </w:t>
-      </w:r>
-      <w:r>
-        <w:rPr>
-          <w:lang w:val="en-US"/>
-        </w:rPr>
-        <w:t>Core</w:t>
-      </w:r>
-      <w:r>
-        <w:t>. Этот фреймворк позволяет представлять данные из БД в виде сущностей, которые описаны классами.</w:t>
-      </w:r>
-      <w:r>
-        <w:t xml:space="preserve"> </w:t>
-      </w:r>
-      <w:r>
-        <w:t xml:space="preserve">Для работы с БД, создаётся класс, наследуемый от </w:t>
-      </w:r>
-      <w:r>
-        <w:t>DbContext</w:t>
-      </w:r>
-      <w:r>
-        <w:t xml:space="preserve"> и называемый контекстом.</w:t>
-      </w:r>
-      <w:r>
-        <w:t xml:space="preserve"> </w:t>
-      </w:r>
-      <w:r>
-        <w:t>Создаётся класс, называемый сущностью</w:t>
-      </w:r>
-      <w:r>
-        <w:t xml:space="preserve">, </w:t>
-      </w:r>
+    <w:p/>
+    <w:p/>
+    <w:p/>
+    <w:p/>
+    <w:p>
+      <w:pPr>
+        <w:pStyle w:val="ac"/>
+      </w:pPr>
+      <w:bookmarkStart w:id="38" w:name="_Ref199098370"/>
       <w:r>
         <w:lastRenderedPageBreak/>
-        <w:t xml:space="preserve">в котором свойствами </w:t>
-      </w:r>
-      <w:r>
-        <w:t>описываются столбцы Б</w:t>
-      </w:r>
-      <w:r>
-        <w:t>Д.</w:t>
-      </w:r>
-      <w:r>
-        <w:t xml:space="preserve"> </w:t>
-      </w:r>
-      <w:r>
-        <w:t xml:space="preserve">Чтобы создать таблицу в БД, надо в контекст добавить свойство типа </w:t>
-      </w:r>
-      <w:r>
-        <w:rPr>
-          <w:lang w:val="en-US"/>
-        </w:rPr>
-        <w:t>DbSet</w:t>
-      </w:r>
-      <w:r>
-        <w:t>&lt;</w:t>
-      </w:r>
-      <w:r>
-        <w:rPr>
-          <w:lang w:val="en-US"/>
-        </w:rPr>
-        <w:t>T</w:t>
-      </w:r>
-      <w:r>
-        <w:t>&gt;</w:t>
-      </w:r>
-      <w:r>
-        <w:t xml:space="preserve">, где </w:t>
-      </w:r>
-      <w:r>
-        <w:rPr>
-          <w:lang w:val="en-US"/>
-        </w:rPr>
-        <w:t>T</w:t>
-      </w:r>
-      <w:r>
-        <w:t xml:space="preserve"> принимает сущность.</w:t>
-      </w:r>
-    </w:p>
-    <w:p>
-      <w:r>
-        <w:t xml:space="preserve">В перегрузке метода </w:t>
-      </w:r>
-      <w:r>
-        <w:t xml:space="preserve">OnConfiguring </w:t>
-      </w:r>
-      <w:r>
-        <w:t xml:space="preserve">в классе контексте описывается подключение к БД. В перегрузке метода </w:t>
-      </w:r>
-      <w:r>
-        <w:t>OnModelCreating</w:t>
-      </w:r>
-      <w:r>
-        <w:t xml:space="preserve"> – правила создания таблиц. Эта перегрузка используется, когда нужно уточнить правила создания таблиц, если </w:t>
-      </w:r>
-      <w:r>
-        <w:rPr>
-          <w:lang w:val="en-US"/>
-        </w:rPr>
-        <w:t>EF</w:t>
-      </w:r>
-      <w:r>
-        <w:t xml:space="preserve"> </w:t>
-      </w:r>
-      <w:r>
-        <w:rPr>
-          <w:lang w:val="en-US"/>
-        </w:rPr>
-        <w:t>Core</w:t>
-      </w:r>
-      <w:r>
-        <w:t xml:space="preserve"> </w:t>
-      </w:r>
-      <w:r>
-        <w:t>не может самостоятельно их определить или возник конфликт, или же если нужно определить собственные связи между таблицами.</w:t>
-      </w:r>
-    </w:p>
-    <w:p>
-      <w:r>
-        <w:t xml:space="preserve">На </w:t>
-      </w:r>
-      <w:r>
-        <w:fldChar w:fldCharType="begin"/>
-      </w:r>
-      <w:r>
-        <w:instrText xml:space="preserve"> REF _Ref198656274 \h \</w:instrText>
-      </w:r>
-      <w:r>
-        <w:instrText>#"</w:instrText>
-      </w:r>
-      <w:r>
-        <w:instrText xml:space="preserve">таблице </w:instrText>
-      </w:r>
-      <w:r>
-        <w:instrText>#"</w:instrText>
-      </w:r>
-      <w:r>
-        <w:fldChar w:fldCharType="separate"/>
-      </w:r>
-      <w:r>
-        <w:t>таблице 4</w:t>
-      </w:r>
-      <w:r>
-        <w:fldChar w:fldCharType="end"/>
-      </w:r>
-      <w:r>
-        <w:t xml:space="preserve"> представлено описание сущностей БД.</w:t>
-      </w:r>
-    </w:p>
-    <w:p>
-      <w:pPr>
-        <w:pStyle w:val="ac"/>
-        <w:rPr>
-          <w:lang w:val="en-US"/>
-        </w:rPr>
-      </w:pPr>
-      <w:bookmarkStart w:id="42" w:name="_Ref198656274"/>
-      <w:r>
         <w:t xml:space="preserve">Таблица </w:t>
       </w:r>
-      <w:r>
-        <w:fldChar w:fldCharType="begin"/>
-      </w:r>
-      <w:r>
-        <w:instrText xml:space="preserve"> SEQ Таблица \* ARABIC </w:instrText>
-      </w:r>
-      <w:r>
-        <w:fldChar w:fldCharType="separate"/>
-      </w:r>
-      <w:r>
-        <w:rPr>
-          <w:noProof/>
-        </w:rPr>
-        <w:t>4</w:t>
-      </w:r>
-      <w:r>
-        <w:rPr>
-          <w:noProof/>
-        </w:rPr>
-        <w:fldChar w:fldCharType="end"/>
-      </w:r>
-      <w:bookmarkEnd w:id="42"/>
-      <w:r>
-        <w:t xml:space="preserve"> </w:t>
-      </w:r>
-      <w:r>
-        <w:t>– описание сущностей БД</w:t>
+      <w:fldSimple w:instr=" SEQ Таблица \* ARABIC ">
+        <w:r>
+          <w:rPr>
+            <w:noProof/>
+          </w:rPr>
+          <w:t>4</w:t>
+        </w:r>
+      </w:fldSimple>
+      <w:bookmarkEnd w:id="38"/>
+      <w:r>
+        <w:t xml:space="preserve"> – Настройки конфигурации сервера</w:t>
       </w:r>
     </w:p>
     <w:tbl>
@@ -13069,13 +12281,14 @@
         <w:tblLook w:val="04A0" w:firstRow="1" w:lastRow="0" w:firstColumn="1" w:lastColumn="0" w:noHBand="0" w:noVBand="1"/>
       </w:tblPr>
       <w:tblGrid>
-        <w:gridCol w:w="3186"/>
-        <w:gridCol w:w="6442"/>
+        <w:gridCol w:w="3738"/>
+        <w:gridCol w:w="1927"/>
+        <w:gridCol w:w="3963"/>
       </w:tblGrid>
       <w:tr>
         <w:tc>
           <w:tcPr>
-            <w:tcW w:w="2405" w:type="dxa"/>
+            <w:tcW w:w="3738" w:type="dxa"/>
           </w:tcPr>
           <w:p>
             <w:pPr>
@@ -13090,13 +12303,34 @@
                 <w:b/>
                 <w:bCs/>
               </w:rPr>
-              <w:t>Сущность БД</w:t>
+              <w:t>Имя переменной</w:t>
             </w:r>
           </w:p>
         </w:tc>
         <w:tc>
           <w:tcPr>
-            <w:tcW w:w="7223" w:type="dxa"/>
+            <w:tcW w:w="1927" w:type="dxa"/>
+          </w:tcPr>
+          <w:p>
+            <w:pPr>
+              <w:ind w:firstLine="0"/>
+              <w:rPr>
+                <w:b/>
+                <w:bCs/>
+              </w:rPr>
+            </w:pPr>
+            <w:r>
+              <w:rPr>
+                <w:b/>
+                <w:bCs/>
+              </w:rPr>
+              <w:t>Обязательно</w:t>
+            </w:r>
+          </w:p>
+        </w:tc>
+        <w:tc>
+          <w:tcPr>
+            <w:tcW w:w="3963" w:type="dxa"/>
           </w:tcPr>
           <w:p>
             <w:pPr>
@@ -13119,7 +12353,139 @@
       <w:tr>
         <w:tc>
           <w:tcPr>
-            <w:tcW w:w="2405" w:type="dxa"/>
+            <w:tcW w:w="3738" w:type="dxa"/>
+          </w:tcPr>
+          <w:p>
+            <w:pPr>
+              <w:ind w:firstLine="0"/>
+            </w:pPr>
+            <w:r>
+              <w:t>TELEGRAM_BOT_KEY</w:t>
+            </w:r>
+          </w:p>
+        </w:tc>
+        <w:tc>
+          <w:tcPr>
+            <w:tcW w:w="1927" w:type="dxa"/>
+          </w:tcPr>
+          <w:p>
+            <w:pPr>
+              <w:ind w:firstLine="0"/>
+            </w:pPr>
+            <w:r>
+              <w:t>Да</w:t>
+            </w:r>
+          </w:p>
+        </w:tc>
+        <w:tc>
+          <w:tcPr>
+            <w:tcW w:w="3963" w:type="dxa"/>
+          </w:tcPr>
+          <w:p>
+            <w:pPr>
+              <w:ind w:firstLine="0"/>
+            </w:pPr>
+            <w:r>
+              <w:t>Хранит секретный токен телеграм бота</w:t>
+            </w:r>
+          </w:p>
+        </w:tc>
+      </w:tr>
+      <w:tr>
+        <w:tc>
+          <w:tcPr>
+            <w:tcW w:w="3738" w:type="dxa"/>
+          </w:tcPr>
+          <w:p>
+            <w:pPr>
+              <w:ind w:firstLine="0"/>
+            </w:pPr>
+            <w:r>
+              <w:t>MYSQL_ROOT_PASSWORD</w:t>
+            </w:r>
+          </w:p>
+        </w:tc>
+        <w:tc>
+          <w:tcPr>
+            <w:tcW w:w="1927" w:type="dxa"/>
+          </w:tcPr>
+          <w:p>
+            <w:pPr>
+              <w:ind w:firstLine="0"/>
+            </w:pPr>
+            <w:r>
+              <w:t>Нет</w:t>
+            </w:r>
+          </w:p>
+        </w:tc>
+        <w:tc>
+          <w:tcPr>
+            <w:tcW w:w="3963" w:type="dxa"/>
+          </w:tcPr>
+          <w:p>
+            <w:pPr>
+              <w:ind w:firstLine="0"/>
+            </w:pPr>
+            <w:r>
+              <w:t xml:space="preserve">Указывает пароль для </w:t>
+            </w:r>
+            <w:r>
+              <w:t>используемой</w:t>
+            </w:r>
+            <w:r>
+              <w:t xml:space="preserve"> базы данных. Значение п</w:t>
+            </w:r>
+            <w:r>
+              <w:t>о умолчанию</w:t>
+            </w:r>
+            <w:r>
+              <w:t xml:space="preserve"> </w:t>
+            </w:r>
+            <w:r>
+              <w:t>“</w:t>
+            </w:r>
+            <w:r>
+              <w:rPr>
+                <w:lang w:val="en-US"/>
+              </w:rPr>
+              <w:t>root</w:t>
+            </w:r>
+            <w:r>
+              <w:t>”.</w:t>
+            </w:r>
+          </w:p>
+        </w:tc>
+      </w:tr>
+      <w:tr>
+        <w:tc>
+          <w:tcPr>
+            <w:tcW w:w="3738" w:type="dxa"/>
+          </w:tcPr>
+          <w:p>
+            <w:pPr>
+              <w:ind w:firstLine="0"/>
+            </w:pPr>
+            <w:r>
+              <w:t>MYSQL_VERSION</w:t>
+            </w:r>
+          </w:p>
+        </w:tc>
+        <w:tc>
+          <w:tcPr>
+            <w:tcW w:w="1927" w:type="dxa"/>
+          </w:tcPr>
+          <w:p>
+            <w:pPr>
+              <w:ind w:firstLine="0"/>
+            </w:pPr>
+            <w:r>
+              <w:t>Нет</w:t>
+            </w:r>
+          </w:p>
+        </w:tc>
+        <w:tc>
+          <w:tcPr>
+            <w:tcW w:w="3963" w:type="dxa"/>
           </w:tcPr>
           <w:p>
             <w:pPr>
@@ -13129,23 +12495,77 @@
               </w:rPr>
             </w:pPr>
             <w:r>
+              <w:t>Версия используемого My</w:t>
+            </w:r>
+            <w:r>
               <w:rPr>
                 <w:lang w:val="en-US"/>
               </w:rPr>
-              <w:t>User</w:t>
+              <w:t xml:space="preserve">SQL </w:t>
+            </w:r>
+            <w:r>
+              <w:t>сервера.</w:t>
             </w:r>
           </w:p>
         </w:tc>
+      </w:tr>
+      <w:tr>
+        <w:trPr>
+          <w:trHeight w:val="812"/>
+        </w:trPr>
         <w:tc>
           <w:tcPr>
-            <w:tcW w:w="7223" w:type="dxa"/>
+            <w:tcW w:w="3738" w:type="dxa"/>
           </w:tcPr>
           <w:p>
             <w:pPr>
               <w:ind w:firstLine="0"/>
             </w:pPr>
             <w:r>
-              <w:t>Объект пользователя. Нужен для разграничения прав.</w:t>
+              <w:t>API_ID</w:t>
+            </w:r>
+          </w:p>
+        </w:tc>
+        <w:tc>
+          <w:tcPr>
+            <w:tcW w:w="1927" w:type="dxa"/>
+            <w:vMerge w:val="restart"/>
+          </w:tcPr>
+          <w:p>
+            <w:pPr>
+              <w:ind w:firstLine="0"/>
+            </w:pPr>
+            <w:r>
+              <w:t>Да</w:t>
+            </w:r>
+          </w:p>
+        </w:tc>
+        <w:tc>
+          <w:tcPr>
+            <w:tcW w:w="3963" w:type="dxa"/>
+            <w:vMerge w:val="restart"/>
+          </w:tcPr>
+          <w:p>
+            <w:pPr>
+              <w:ind w:firstLine="0"/>
+            </w:pPr>
+            <w:r>
+              <w:t xml:space="preserve">Данные для использования </w:t>
+            </w:r>
+            <w:r>
+              <w:rPr>
+                <w:lang w:val="en-US"/>
+              </w:rPr>
+              <w:t>Telegram</w:t>
+            </w:r>
+            <w:r>
+              <w:t xml:space="preserve"> </w:t>
+            </w:r>
+            <w:r>
+              <w:rPr>
+                <w:lang w:val="en-US"/>
+              </w:rPr>
+              <w:t>API</w:t>
             </w:r>
           </w:p>
         </w:tc>
@@ -13153,7 +12573,482 @@
       <w:tr>
         <w:tc>
           <w:tcPr>
-            <w:tcW w:w="2405" w:type="dxa"/>
+            <w:tcW w:w="3738" w:type="dxa"/>
+          </w:tcPr>
+          <w:p>
+            <w:pPr>
+              <w:ind w:firstLine="0"/>
+            </w:pPr>
+            <w:r>
+              <w:t>API_HASH</w:t>
+            </w:r>
+          </w:p>
+        </w:tc>
+        <w:tc>
+          <w:tcPr>
+            <w:tcW w:w="1927" w:type="dxa"/>
+            <w:vMerge/>
+          </w:tcPr>
+          <w:p>
+            <w:pPr>
+              <w:ind w:firstLine="0"/>
+            </w:pPr>
+          </w:p>
+        </w:tc>
+        <w:tc>
+          <w:tcPr>
+            <w:tcW w:w="3963" w:type="dxa"/>
+            <w:vMerge/>
+          </w:tcPr>
+          <w:p>
+            <w:pPr>
+              <w:ind w:firstLine="0"/>
+            </w:pPr>
+          </w:p>
+        </w:tc>
+      </w:tr>
+      <w:tr>
+        <w:tc>
+          <w:tcPr>
+            <w:tcW w:w="3738" w:type="dxa"/>
+          </w:tcPr>
+          <w:p>
+            <w:pPr>
+              <w:ind w:firstLine="0"/>
+            </w:pPr>
+            <w:r>
+              <w:t>BACKEND_FOREIGN_URL</w:t>
+            </w:r>
+          </w:p>
+        </w:tc>
+        <w:tc>
+          <w:tcPr>
+            <w:tcW w:w="1927" w:type="dxa"/>
+          </w:tcPr>
+          <w:p>
+            <w:pPr>
+              <w:ind w:firstLine="0"/>
+            </w:pPr>
+            <w:r>
+              <w:t>Нет</w:t>
+            </w:r>
+          </w:p>
+        </w:tc>
+        <w:tc>
+          <w:tcPr>
+            <w:tcW w:w="3963" w:type="dxa"/>
+          </w:tcPr>
+          <w:p>
+            <w:pPr>
+              <w:ind w:firstLine="0"/>
+            </w:pPr>
+            <w:r>
+              <w:t xml:space="preserve">Внешний </w:t>
+            </w:r>
+            <w:r>
+              <w:rPr>
+                <w:lang w:val="en-US"/>
+              </w:rPr>
+              <w:t>http</w:t>
+            </w:r>
+            <w:r>
+              <w:t xml:space="preserve"> путь, по которому доступна директория </w:t>
+            </w:r>
+            <w:r>
+              <w:rPr>
+                <w:lang w:val="en-US"/>
+              </w:rPr>
+              <w:t>static</w:t>
+            </w:r>
+            <w:r>
+              <w:t>.</w:t>
+            </w:r>
+          </w:p>
+        </w:tc>
+      </w:tr>
+      <w:tr>
+        <w:tc>
+          <w:tcPr>
+            <w:tcW w:w="3738" w:type="dxa"/>
+          </w:tcPr>
+          <w:p>
+            <w:pPr>
+              <w:ind w:firstLine="0"/>
+            </w:pPr>
+            <w:r>
+              <w:t>DEV</w:t>
+            </w:r>
+          </w:p>
+        </w:tc>
+        <w:tc>
+          <w:tcPr>
+            <w:tcW w:w="1927" w:type="dxa"/>
+          </w:tcPr>
+          <w:p>
+            <w:pPr>
+              <w:ind w:firstLine="0"/>
+            </w:pPr>
+            <w:r>
+              <w:t>Нет</w:t>
+            </w:r>
+          </w:p>
+        </w:tc>
+        <w:tc>
+          <w:tcPr>
+            <w:tcW w:w="3963" w:type="dxa"/>
+          </w:tcPr>
+          <w:p>
+            <w:pPr>
+              <w:ind w:firstLine="0"/>
+            </w:pPr>
+            <w:r>
+              <w:t xml:space="preserve">Отключает проверку времени </w:t>
+            </w:r>
+            <w:r>
+              <w:rPr>
+                <w:lang w:val="en-US"/>
+              </w:rPr>
+              <w:t>initData</w:t>
+            </w:r>
+            <w:r>
+              <w:t>.</w:t>
+            </w:r>
+          </w:p>
+        </w:tc>
+      </w:tr>
+    </w:tbl>
+    <w:p/>
+    <w:p>
+      <w:pPr>
+        <w:pStyle w:val="3"/>
+      </w:pPr>
+      <w:bookmarkStart w:id="39" w:name="_Toc199102611"/>
+      <w:r>
+        <w:t>Описание устройства базы данных</w:t>
+      </w:r>
+      <w:bookmarkEnd w:id="39"/>
+    </w:p>
+    <w:p>
+      <w:r>
+        <w:t xml:space="preserve">Для создания структуры БД использован фреймворк </w:t>
+      </w:r>
+      <w:r>
+        <w:rPr>
+          <w:lang w:val="en-US"/>
+        </w:rPr>
+        <w:t>Entity</w:t>
+      </w:r>
+      <w:r>
+        <w:t xml:space="preserve"> </w:t>
+      </w:r>
+      <w:r>
+        <w:rPr>
+          <w:lang w:val="en-US"/>
+        </w:rPr>
+        <w:t>Framework</w:t>
+      </w:r>
+      <w:r>
+        <w:t xml:space="preserve"> </w:t>
+      </w:r>
+      <w:r>
+        <w:rPr>
+          <w:lang w:val="en-US"/>
+        </w:rPr>
+        <w:t>Core</w:t>
+      </w:r>
+      <w:r>
+        <w:t>. Этот фреймворк позволяет представлять данные из БД в виде сущностей, которые описаны классами.</w:t>
+      </w:r>
+      <w:r>
+        <w:t xml:space="preserve"> </w:t>
+      </w:r>
+      <w:r>
+        <w:t xml:space="preserve">Для работы с БД, создаётся класс, наследуемый от </w:t>
+      </w:r>
+      <w:r>
+        <w:t>DbContext</w:t>
+      </w:r>
+      <w:r>
+        <w:t xml:space="preserve"> и называемый контекстом.</w:t>
+      </w:r>
+      <w:r>
+        <w:t xml:space="preserve"> </w:t>
+      </w:r>
+      <w:r>
+        <w:t>Создаётся класс, называемый сущностью</w:t>
+      </w:r>
+      <w:r>
+        <w:t xml:space="preserve">, </w:t>
+      </w:r>
+      <w:r>
+        <w:t xml:space="preserve">в котором свойствами </w:t>
+      </w:r>
+      <w:r>
+        <w:t>описываются столбцы Б</w:t>
+      </w:r>
+      <w:r>
+        <w:t>Д.</w:t>
+      </w:r>
+      <w:r>
+        <w:t xml:space="preserve"> </w:t>
+      </w:r>
+      <w:r>
+        <w:t xml:space="preserve">Чтобы создать таблицу в БД, надо в контекст добавить свойство типа </w:t>
+      </w:r>
+      <w:r>
+        <w:rPr>
+          <w:rStyle w:val="af7"/>
+        </w:rPr>
+        <w:t>DbSet&lt;T&gt;</w:t>
+      </w:r>
+      <w:r>
+        <w:t xml:space="preserve">, где </w:t>
+      </w:r>
+      <w:r>
+        <w:rPr>
+          <w:lang w:val="en-US"/>
+        </w:rPr>
+        <w:t>T</w:t>
+      </w:r>
+      <w:r>
+        <w:t xml:space="preserve"> </w:t>
+      </w:r>
+      <w:r>
+        <w:t>это тип сущности</w:t>
+      </w:r>
+      <w:r>
+        <w:t>.</w:t>
+      </w:r>
+    </w:p>
+    <w:p>
+      <w:r>
+        <w:t xml:space="preserve">В перегрузке метода </w:t>
+      </w:r>
+      <w:r>
+        <w:rPr>
+          <w:rStyle w:val="af7"/>
+        </w:rPr>
+        <w:t>OnConfiguring</w:t>
+      </w:r>
+      <w:r>
+        <w:t xml:space="preserve"> </w:t>
+      </w:r>
+      <w:r>
+        <w:t xml:space="preserve">в классе контексте описывается подключение к БД. В перегрузке метода </w:t>
+      </w:r>
+      <w:r>
+        <w:rPr>
+          <w:rStyle w:val="af7"/>
+        </w:rPr>
+        <w:t>OnModelCreating</w:t>
+      </w:r>
+      <w:r>
+        <w:t xml:space="preserve"> – правила создания таблиц. Эта перегрузка используется, когда нужно уточнить правила создания таблиц, если </w:t>
+      </w:r>
+      <w:r>
+        <w:rPr>
+          <w:lang w:val="en-US"/>
+        </w:rPr>
+        <w:t>EF</w:t>
+      </w:r>
+      <w:r>
+        <w:t xml:space="preserve"> </w:t>
+      </w:r>
+      <w:r>
+        <w:rPr>
+          <w:lang w:val="en-US"/>
+        </w:rPr>
+        <w:t>Core</w:t>
+      </w:r>
+      <w:r>
+        <w:t xml:space="preserve"> </w:t>
+      </w:r>
+      <w:r>
+        <w:t>не может самостоятельно их определить</w:t>
+      </w:r>
+      <w:r>
+        <w:t>,</w:t>
+      </w:r>
+      <w:r>
+        <w:t xml:space="preserve"> возник конфликт, или </w:t>
+      </w:r>
+      <w:r>
+        <w:t xml:space="preserve">же </w:t>
+      </w:r>
+      <w:r>
+        <w:t>если нужно определить собственные связи между таблицами.</w:t>
+      </w:r>
+    </w:p>
+    <w:p>
+      <w:r>
+        <w:t xml:space="preserve">На </w:t>
+      </w:r>
+      <w:r>
+        <w:fldChar w:fldCharType="begin"/>
+      </w:r>
+      <w:r>
+        <w:instrText xml:space="preserve"> REF _Ref198656274 \h \</w:instrText>
+      </w:r>
+      <w:r>
+        <w:instrText>#"</w:instrText>
+      </w:r>
+      <w:r>
+        <w:instrText xml:space="preserve">таблице </w:instrText>
+      </w:r>
+      <w:r>
+        <w:instrText>#"</w:instrText>
+      </w:r>
+      <w:r>
+        <w:fldChar w:fldCharType="separate"/>
+      </w:r>
+      <w:r>
+        <w:t>таблице 5</w:t>
+      </w:r>
+      <w:r>
+        <w:fldChar w:fldCharType="end"/>
+      </w:r>
+      <w:r>
+        <w:t xml:space="preserve"> представлено описание сущностей БД.</w:t>
+      </w:r>
+    </w:p>
+    <w:p/>
+    <w:p>
+      <w:pPr>
+        <w:pStyle w:val="ac"/>
+        <w:rPr>
+          <w:lang w:val="en-US"/>
+        </w:rPr>
+      </w:pPr>
+      <w:bookmarkStart w:id="40" w:name="_Ref198656274"/>
+      <w:r>
+        <w:t xml:space="preserve">Таблица </w:t>
+      </w:r>
+      <w:fldSimple w:instr=" SEQ Таблица \* ARABIC ">
+        <w:r>
+          <w:rPr>
+            <w:noProof/>
+          </w:rPr>
+          <w:t>5</w:t>
+        </w:r>
+      </w:fldSimple>
+      <w:bookmarkEnd w:id="40"/>
+      <w:r>
+        <w:t xml:space="preserve"> </w:t>
+      </w:r>
+      <w:r>
+        <w:t>– описание сущностей БД</w:t>
+      </w:r>
+    </w:p>
+    <w:tbl>
+      <w:tblPr>
+        <w:tblStyle w:val="ab"/>
+        <w:tblW w:w="0" w:type="auto"/>
+        <w:tblLook w:val="04A0" w:firstRow="1" w:lastRow="0" w:firstColumn="1" w:lastColumn="0" w:noHBand="0" w:noVBand="1"/>
+      </w:tblPr>
+      <w:tblGrid>
+        <w:gridCol w:w="3186"/>
+        <w:gridCol w:w="6442"/>
+      </w:tblGrid>
+      <w:tr>
+        <w:tc>
+          <w:tcPr>
+            <w:tcW w:w="3186" w:type="dxa"/>
+          </w:tcPr>
+          <w:p>
+            <w:pPr>
+              <w:ind w:firstLine="0"/>
+              <w:rPr>
+                <w:b/>
+                <w:bCs/>
+              </w:rPr>
+            </w:pPr>
+            <w:r>
+              <w:rPr>
+                <w:b/>
+                <w:bCs/>
+              </w:rPr>
+              <w:t>Сущность БД</w:t>
+            </w:r>
+          </w:p>
+        </w:tc>
+        <w:tc>
+          <w:tcPr>
+            <w:tcW w:w="6442" w:type="dxa"/>
+          </w:tcPr>
+          <w:p>
+            <w:pPr>
+              <w:ind w:firstLine="0"/>
+              <w:rPr>
+                <w:b/>
+                <w:bCs/>
+              </w:rPr>
+            </w:pPr>
+            <w:r>
+              <w:rPr>
+                <w:b/>
+                <w:bCs/>
+              </w:rPr>
+              <w:t>Назначение</w:t>
+            </w:r>
+          </w:p>
+        </w:tc>
+      </w:tr>
+      <w:tr>
+        <w:tc>
+          <w:tcPr>
+            <w:tcW w:w="3186" w:type="dxa"/>
+          </w:tcPr>
+          <w:p>
+            <w:pPr>
+              <w:ind w:firstLine="0"/>
+            </w:pPr>
+            <w:r>
+              <w:rPr>
+                <w:lang w:val="en-US"/>
+              </w:rPr>
+              <w:t>User</w:t>
+            </w:r>
+            <w:r>
+              <w:rPr>
+                <w:lang w:val="en-US"/>
+              </w:rPr>
+              <w:t>.cs</w:t>
+            </w:r>
+          </w:p>
+        </w:tc>
+        <w:tc>
+          <w:tcPr>
+            <w:tcW w:w="6442" w:type="dxa"/>
+          </w:tcPr>
+          <w:p>
+            <w:pPr>
+              <w:ind w:firstLine="0"/>
+            </w:pPr>
+            <w:r>
+              <w:t>Запись о п</w:t>
+            </w:r>
+            <w:r>
+              <w:t>ользовател</w:t>
+            </w:r>
+            <w:r>
+              <w:t>е</w:t>
+            </w:r>
+            <w:r>
+              <w:t>. Нуж</w:t>
+            </w:r>
+            <w:r>
+              <w:t>на</w:t>
+            </w:r>
+            <w:r>
+              <w:t xml:space="preserve"> для разграничения прав.</w:t>
+            </w:r>
+          </w:p>
+        </w:tc>
+      </w:tr>
+      <w:tr>
+        <w:tc>
+          <w:tcPr>
+            <w:tcW w:w="3186" w:type="dxa"/>
           </w:tcPr>
           <w:p>
             <w:pPr>
@@ -13168,18 +13063,39 @@
               </w:rPr>
               <w:t>Session</w:t>
             </w:r>
+            <w:r>
+              <w:rPr>
+                <w:lang w:val="en-US"/>
+              </w:rPr>
+              <w:t>.cs</w:t>
+            </w:r>
           </w:p>
         </w:tc>
         <w:tc>
           <w:tcPr>
-            <w:tcW w:w="7223" w:type="dxa"/>
+            <w:tcW w:w="6442" w:type="dxa"/>
           </w:tcPr>
           <w:p>
             <w:pPr>
               <w:ind w:firstLine="0"/>
             </w:pPr>
             <w:r>
-              <w:t>Объект сессии. Нужен для того, чтобы удерживать открытую сессию. Часть авторизации.</w:t>
+              <w:t>Запись о</w:t>
+            </w:r>
+            <w:r>
+              <w:t xml:space="preserve"> сессии. Нуж</w:t>
+            </w:r>
+            <w:r>
+              <w:t>на</w:t>
+            </w:r>
+            <w:r>
+              <w:t xml:space="preserve"> для того, чтобы удерживать открытую сессию</w:t>
+            </w:r>
+            <w:r>
+              <w:t xml:space="preserve"> и хранить историю всех созданных сессий</w:t>
+            </w:r>
+            <w:r>
+              <w:t>. Часть авторизации.</w:t>
             </w:r>
           </w:p>
         </w:tc>
@@ -13187,7 +13103,7 @@
       <w:tr>
         <w:tc>
           <w:tcPr>
-            <w:tcW w:w="2405" w:type="dxa"/>
+            <w:tcW w:w="3186" w:type="dxa"/>
           </w:tcPr>
           <w:p>
             <w:pPr>
@@ -13202,26 +13118,89 @@
               </w:rPr>
               <w:t>Account</w:t>
             </w:r>
+            <w:r>
+              <w:rPr>
+                <w:lang w:val="en-US"/>
+              </w:rPr>
+              <w:t>.cs</w:t>
+            </w:r>
           </w:p>
         </w:tc>
         <w:tc>
           <w:tcPr>
-            <w:tcW w:w="7223" w:type="dxa"/>
+            <w:tcW w:w="6442" w:type="dxa"/>
           </w:tcPr>
           <w:p>
             <w:pPr>
               <w:ind w:firstLine="0"/>
             </w:pPr>
             <w:r>
-              <w:t>Объект аккаунта. Нужен для учёта аккаунтов, к которым у приложения есть доступ.</w:t>
+              <w:t>Запись об а</w:t>
+            </w:r>
+            <w:r>
+              <w:t>ккаунт</w:t>
+            </w:r>
+            <w:r>
+              <w:t>е</w:t>
+            </w:r>
+            <w:r>
+              <w:t xml:space="preserve">. </w:t>
+            </w:r>
+            <w:r>
+              <w:t xml:space="preserve">Нужна </w:t>
+            </w:r>
+            <w:r>
+              <w:t>для учёта аккаунтов, к которым у приложения есть доступ.</w:t>
             </w:r>
           </w:p>
         </w:tc>
       </w:tr>
+    </w:tbl>
+    <w:p/>
+    <w:p>
+      <w:r>
+        <w:lastRenderedPageBreak/>
+        <w:t xml:space="preserve">Продолжение таблицы </w:t>
+      </w:r>
+      <w:r>
+        <w:fldChar w:fldCharType="begin"/>
+      </w:r>
+      <w:r>
+        <w:instrText xml:space="preserve"> REF _Ref198656274 \</w:instrText>
+      </w:r>
+      <w:r>
+        <w:rPr>
+          <w:lang w:val="en-US"/>
+        </w:rPr>
+        <w:instrText>h \#"#"</w:instrText>
+      </w:r>
+      <w:r>
+        <w:fldChar w:fldCharType="separate"/>
+      </w:r>
+      <w:r>
+        <w:rPr>
+          <w:lang w:val="en-US"/>
+        </w:rPr>
+        <w:t>5</w:t>
+      </w:r>
+      <w:r>
+        <w:fldChar w:fldCharType="end"/>
+      </w:r>
+    </w:p>
+    <w:tbl>
+      <w:tblPr>
+        <w:tblStyle w:val="ab"/>
+        <w:tblW w:w="0" w:type="auto"/>
+        <w:tblLook w:val="04A0" w:firstRow="1" w:lastRow="0" w:firstColumn="1" w:lastColumn="0" w:noHBand="0" w:noVBand="1"/>
+      </w:tblPr>
+      <w:tblGrid>
+        <w:gridCol w:w="3490"/>
+        <w:gridCol w:w="6138"/>
+      </w:tblGrid>
       <w:tr>
         <w:tc>
           <w:tcPr>
-            <w:tcW w:w="2405" w:type="dxa"/>
+            <w:tcW w:w="3186" w:type="dxa"/>
           </w:tcPr>
           <w:p>
             <w:pPr>
@@ -13236,18 +13215,39 @@
               </w:rPr>
               <w:t>AccountLog</w:t>
             </w:r>
+            <w:r>
+              <w:rPr>
+                <w:lang w:val="en-US"/>
+              </w:rPr>
+              <w:t>.cs</w:t>
+            </w:r>
           </w:p>
         </w:tc>
         <w:tc>
           <w:tcPr>
-            <w:tcW w:w="7223" w:type="dxa"/>
+            <w:tcW w:w="6442" w:type="dxa"/>
           </w:tcPr>
           <w:p>
             <w:pPr>
               <w:ind w:firstLine="0"/>
             </w:pPr>
             <w:r>
-              <w:t xml:space="preserve">Объект лога аккаунта. Логом выступает информация о том, когда к аккаунту был получен доступ, когда он запущен и т.д. </w:t>
+              <w:t>Л</w:t>
+            </w:r>
+            <w:r>
+              <w:t xml:space="preserve">ог аккаунта. </w:t>
+            </w:r>
+            <w:r>
+              <w:t xml:space="preserve">Хранит </w:t>
+            </w:r>
+            <w:r>
+              <w:t>информаци</w:t>
+            </w:r>
+            <w:r>
+              <w:t>ю</w:t>
+            </w:r>
+            <w:r>
+              <w:t xml:space="preserve"> о том, когда к аккаунту был получен доступ, когда он запущен и т.д. </w:t>
             </w:r>
           </w:p>
         </w:tc>
@@ -13255,7 +13255,7 @@
       <w:tr>
         <w:tc>
           <w:tcPr>
-            <w:tcW w:w="2405" w:type="dxa"/>
+            <w:tcW w:w="3186" w:type="dxa"/>
           </w:tcPr>
           <w:p>
             <w:pPr>
@@ -13270,18 +13270,33 @@
               </w:rPr>
               <w:t>LoggingTarget</w:t>
             </w:r>
+            <w:r>
+              <w:rPr>
+                <w:lang w:val="en-US"/>
+              </w:rPr>
+              <w:t>.cs</w:t>
+            </w:r>
           </w:p>
         </w:tc>
         <w:tc>
           <w:tcPr>
-            <w:tcW w:w="7223" w:type="dxa"/>
+            <w:tcW w:w="6442" w:type="dxa"/>
           </w:tcPr>
           <w:p>
             <w:pPr>
               <w:ind w:firstLine="0"/>
             </w:pPr>
             <w:r>
-              <w:t>Объект цели для отслеживания. Нужен, чтобы приложение понимало, какие диалоги нужно отслеживать.</w:t>
+              <w:t>Ц</w:t>
+            </w:r>
+            <w:r>
+              <w:t>ел</w:t>
+            </w:r>
+            <w:r>
+              <w:t>ь</w:t>
+            </w:r>
+            <w:r>
+              <w:t xml:space="preserve"> для отслеживания. Нужен, чтобы приложение понимало, какие диалоги нужно отслеживать.</w:t>
             </w:r>
           </w:p>
         </w:tc>
@@ -13289,7 +13304,7 @@
       <w:tr>
         <w:tc>
           <w:tcPr>
-            <w:tcW w:w="2405" w:type="dxa"/>
+            <w:tcW w:w="3186" w:type="dxa"/>
           </w:tcPr>
           <w:p>
             <w:pPr>
@@ -13304,18 +13319,45 @@
               </w:rPr>
               <w:t>UpdateLog</w:t>
             </w:r>
+            <w:r>
+              <w:rPr>
+                <w:lang w:val="en-US"/>
+              </w:rPr>
+              <w:t>.cs</w:t>
+            </w:r>
           </w:p>
         </w:tc>
         <w:tc>
           <w:tcPr>
-            <w:tcW w:w="7223" w:type="dxa"/>
+            <w:tcW w:w="6442" w:type="dxa"/>
           </w:tcPr>
           <w:p>
             <w:pPr>
               <w:ind w:firstLine="0"/>
             </w:pPr>
             <w:r>
-              <w:t>Объект лога события. Она содержит базовую информацию для лога, идентификатор, цель.</w:t>
+              <w:t>Базовый</w:t>
+            </w:r>
+            <w:r>
+              <w:t xml:space="preserve"> лог события. </w:t>
+            </w:r>
+            <w:r>
+              <w:t xml:space="preserve">Хранит </w:t>
+            </w:r>
+            <w:r>
+              <w:t>идентификатор</w:t>
+            </w:r>
+            <w:r>
+              <w:t xml:space="preserve"> лога</w:t>
+            </w:r>
+            <w:r>
+              <w:t>, цель</w:t>
+            </w:r>
+            <w:r>
+              <w:t xml:space="preserve"> и время</w:t>
+            </w:r>
+            <w:r>
+              <w:t>.</w:t>
             </w:r>
           </w:p>
         </w:tc>
@@ -13323,7 +13365,7 @@
       <w:tr>
         <w:tc>
           <w:tcPr>
-            <w:tcW w:w="2405" w:type="dxa"/>
+            <w:tcW w:w="3186" w:type="dxa"/>
           </w:tcPr>
           <w:p>
             <w:pPr>
@@ -13335,20 +13377,29 @@
             <w:r>
               <w:t>UpdateMessageLog</w:t>
             </w:r>
+            <w:r>
+              <w:rPr>
+                <w:lang w:val="en-US"/>
+              </w:rPr>
+              <w:t>.cs</w:t>
+            </w:r>
           </w:p>
         </w:tc>
         <w:tc>
           <w:tcPr>
-            <w:tcW w:w="7223" w:type="dxa"/>
+            <w:tcW w:w="6442" w:type="dxa"/>
           </w:tcPr>
           <w:p>
             <w:pPr>
               <w:ind w:firstLine="0"/>
             </w:pPr>
             <w:r>
-              <w:t xml:space="preserve">Объект лога события сообщения. </w:t>
+              <w:t>Л</w:t>
             </w:r>
-            <w:bookmarkStart w:id="43" w:name="_Hlk198656486"/>
+            <w:r>
+              <w:t xml:space="preserve">ог события сообщения. </w:t>
+            </w:r>
+            <w:bookmarkStart w:id="41" w:name="_Hlk198656486"/>
             <w:r>
               <w:t xml:space="preserve">Наследуется от </w:t>
             </w:r>
@@ -13361,7 +13412,7 @@
             <w:r>
               <w:t xml:space="preserve"> </w:t>
             </w:r>
-            <w:bookmarkEnd w:id="43"/>
+            <w:bookmarkEnd w:id="41"/>
             <w:r>
               <w:t>и содержит дополнительную информацию о событии, текст сообщения, отправитель и т.д.</w:t>
             </w:r>
@@ -13371,7 +13422,7 @@
       <w:tr>
         <w:tc>
           <w:tcPr>
-            <w:tcW w:w="2405" w:type="dxa"/>
+            <w:tcW w:w="3186" w:type="dxa"/>
           </w:tcPr>
           <w:p>
             <w:pPr>
@@ -13380,18 +13431,27 @@
             <w:r>
               <w:t>UpdateDeleteMessageLog</w:t>
             </w:r>
+            <w:r>
+              <w:rPr>
+                <w:lang w:val="en-US"/>
+              </w:rPr>
+              <w:t>.cs</w:t>
+            </w:r>
           </w:p>
         </w:tc>
         <w:tc>
           <w:tcPr>
-            <w:tcW w:w="7223" w:type="dxa"/>
+            <w:tcW w:w="6442" w:type="dxa"/>
           </w:tcPr>
           <w:p>
             <w:pPr>
               <w:ind w:firstLine="0"/>
             </w:pPr>
             <w:r>
-              <w:t xml:space="preserve">Объект лога события удаления сообщения. Наследуется от </w:t>
+              <w:t>Л</w:t>
+            </w:r>
+            <w:r>
+              <w:t xml:space="preserve">ог события удаления сообщения. Наследуется от </w:t>
             </w:r>
             <w:r>
               <w:rPr>
@@ -13402,6 +13462,9 @@
             <w:r>
               <w:t xml:space="preserve"> и содержит идентификатор удалённого сообщения</w:t>
             </w:r>
+            <w:r>
+              <w:t>.</w:t>
+            </w:r>
           </w:p>
         </w:tc>
       </w:tr>
@@ -13533,7 +13596,7 @@
       <w:pPr>
         <w:pStyle w:val="3"/>
       </w:pPr>
-      <w:bookmarkStart w:id="44" w:name="_Toc198980886"/>
+      <w:bookmarkStart w:id="42" w:name="_Toc199102612"/>
       <w:r>
         <w:t xml:space="preserve">Устройство пакета </w:t>
       </w:r>
@@ -13552,97 +13615,97 @@
         </w:rPr>
         <w:t>API</w:t>
       </w:r>
+      <w:bookmarkEnd w:id="42"/>
+    </w:p>
+    <w:p>
+      <w:r>
+        <w:t xml:space="preserve">На </w:t>
+      </w:r>
+      <w:r>
+        <w:fldChar w:fldCharType="begin"/>
+      </w:r>
+      <w:r>
+        <w:instrText xml:space="preserve"> REF  _Ref198656072 </w:instrText>
+      </w:r>
+      <w:r>
+        <w:instrText>\#"</w:instrText>
+      </w:r>
+      <w:r>
+        <w:instrText>таблице</w:instrText>
+      </w:r>
+      <w:r>
+        <w:instrText xml:space="preserve"> #"</w:instrText>
+      </w:r>
+      <w:r>
+        <w:instrText xml:space="preserve"> </w:instrText>
+      </w:r>
+      <w:r>
+        <w:fldChar w:fldCharType="separate"/>
+      </w:r>
+      <w:r>
+        <w:t>таблице</w:t>
+      </w:r>
+      <w:r>
+        <w:t xml:space="preserve"> </w:t>
+      </w:r>
+      <w:r>
+        <w:t>6</w:t>
+      </w:r>
+      <w:r>
+        <w:fldChar w:fldCharType="end"/>
+      </w:r>
+      <w:r>
+        <w:t xml:space="preserve"> представлены классы, необходимые для работы представления данных </w:t>
+      </w:r>
+      <w:r>
+        <w:rPr>
+          <w:lang w:val="en-US"/>
+        </w:rPr>
+        <w:t>REST</w:t>
+      </w:r>
+      <w:r>
+        <w:t xml:space="preserve"> </w:t>
+      </w:r>
+      <w:r>
+        <w:rPr>
+          <w:lang w:val="en-US"/>
+        </w:rPr>
+        <w:t>API</w:t>
+      </w:r>
+      <w:r>
+        <w:t>.</w:t>
+      </w:r>
+    </w:p>
+    <w:p/>
+    <w:p>
+      <w:pPr>
+        <w:pStyle w:val="ac"/>
+      </w:pPr>
+      <w:bookmarkStart w:id="43" w:name="_Ref198624341"/>
+      <w:bookmarkStart w:id="44" w:name="_Ref198656072"/>
+      <w:r>
+        <w:t xml:space="preserve">Таблица </w:t>
+      </w:r>
+      <w:bookmarkEnd w:id="43"/>
+      <w:r>
+        <w:fldChar w:fldCharType="begin"/>
+      </w:r>
+      <w:r>
+        <w:instrText xml:space="preserve"> SEQ Таблица \* ARABIC </w:instrText>
+      </w:r>
+      <w:r>
+        <w:fldChar w:fldCharType="separate"/>
+      </w:r>
+      <w:r>
+        <w:rPr>
+          <w:noProof/>
+        </w:rPr>
+        <w:t>6</w:t>
+      </w:r>
+      <w:r>
+        <w:fldChar w:fldCharType="end"/>
+      </w:r>
       <w:bookmarkEnd w:id="44"/>
-    </w:p>
-    <w:p>
-      <w:r>
-        <w:t xml:space="preserve">На </w:t>
-      </w:r>
-      <w:r>
-        <w:fldChar w:fldCharType="begin"/>
-      </w:r>
-      <w:r>
-        <w:instrText xml:space="preserve"> REF  _Ref198656072 </w:instrText>
-      </w:r>
-      <w:r>
-        <w:instrText>\#"</w:instrText>
-      </w:r>
-      <w:r>
-        <w:instrText>таблице</w:instrText>
-      </w:r>
-      <w:r>
-        <w:instrText xml:space="preserve"> #"</w:instrText>
-      </w:r>
-      <w:r>
-        <w:instrText xml:space="preserve"> </w:instrText>
-      </w:r>
-      <w:r>
-        <w:fldChar w:fldCharType="separate"/>
-      </w:r>
-      <w:r>
-        <w:t>таблице</w:t>
-      </w:r>
-      <w:r>
-        <w:t xml:space="preserve"> </w:t>
-      </w:r>
-      <w:r>
-        <w:t>5</w:t>
-      </w:r>
-      <w:r>
-        <w:fldChar w:fldCharType="end"/>
-      </w:r>
-      <w:r>
-        <w:t xml:space="preserve"> представлены классы, необходимые для работы представления данных </w:t>
-      </w:r>
-      <w:r>
-        <w:rPr>
-          <w:lang w:val="en-US"/>
-        </w:rPr>
-        <w:t>REST</w:t>
-      </w:r>
-      <w:r>
-        <w:t xml:space="preserve"> </w:t>
-      </w:r>
-      <w:r>
-        <w:rPr>
-          <w:lang w:val="en-US"/>
-        </w:rPr>
-        <w:t>API</w:t>
-      </w:r>
-      <w:r>
-        <w:t>.</w:t>
-      </w:r>
-    </w:p>
-    <w:p/>
-    <w:p>
-      <w:pPr>
-        <w:pStyle w:val="ac"/>
-      </w:pPr>
-      <w:bookmarkStart w:id="45" w:name="_Ref198624341"/>
-      <w:bookmarkStart w:id="46" w:name="_Ref198656072"/>
-      <w:r>
-        <w:t xml:space="preserve">Таблица </w:t>
-      </w:r>
-      <w:bookmarkEnd w:id="45"/>
-      <w:r>
-        <w:fldChar w:fldCharType="begin"/>
-      </w:r>
-      <w:r>
-        <w:instrText xml:space="preserve"> SEQ Таблица \* ARABIC </w:instrText>
-      </w:r>
-      <w:r>
-        <w:fldChar w:fldCharType="separate"/>
-      </w:r>
-      <w:r>
-        <w:rPr>
-          <w:noProof/>
-        </w:rPr>
-        <w:t>5</w:t>
-      </w:r>
-      <w:r>
-        <w:fldChar w:fldCharType="end"/>
-      </w:r>
-      <w:bookmarkEnd w:id="46"/>
       <w:r>
         <w:t xml:space="preserve"> – описание классов для работы с пакетами</w:t>
       </w:r>
@@ -13758,8 +13821,13 @@
               <w:rPr>
                 <w:lang w:val="en-US"/>
               </w:rPr>
-              <w:lastRenderedPageBreak/>
               <w:t>ParsebleToDictoinaryBase</w:t>
+            </w:r>
+            <w:r>
+              <w:rPr>
+                <w:lang w:val="en-US"/>
+              </w:rPr>
+              <w:t>.cs</w:t>
             </w:r>
           </w:p>
         </w:tc>
@@ -13808,88 +13876,6 @@
           </w:p>
         </w:tc>
       </w:tr>
-    </w:tbl>
-    <w:p>
-      <w:pPr>
-        <w:spacing w:after="160" w:line="259" w:lineRule="auto"/>
-        <w:ind w:firstLine="0"/>
-        <w:jc w:val="left"/>
-      </w:pPr>
-    </w:p>
-    <w:p>
-      <w:pPr>
-        <w:spacing w:after="160" w:line="259" w:lineRule="auto"/>
-        <w:ind w:firstLine="0"/>
-        <w:jc w:val="left"/>
-      </w:pPr>
-      <w:r>
-        <w:br w:type="page"/>
-      </w:r>
-    </w:p>
-    <w:p>
-      <w:pPr>
-        <w:rPr>
-          <w:lang w:val="en-US"/>
-        </w:rPr>
-      </w:pPr>
-      <w:r>
-        <w:lastRenderedPageBreak/>
-        <w:t>Продолжение таблицы</w:t>
-      </w:r>
-      <w:r>
-        <w:rPr>
-          <w:lang w:val="en-US"/>
-        </w:rPr>
-        <w:t xml:space="preserve"> </w:t>
-      </w:r>
-      <w:r>
-        <w:rPr>
-          <w:lang w:val="en-US"/>
-        </w:rPr>
-        <w:fldChar w:fldCharType="begin"/>
-      </w:r>
-      <w:r>
-        <w:rPr>
-          <w:lang w:val="en-US"/>
-        </w:rPr>
-        <w:instrText xml:space="preserve"> REF _Ref198656072 \h \#"#"</w:instrText>
-      </w:r>
-      <w:r>
-        <w:rPr>
-          <w:lang w:val="en-US"/>
-        </w:rPr>
-      </w:r>
-      <w:r>
-        <w:rPr>
-          <w:lang w:val="en-US"/>
-        </w:rPr>
-        <w:fldChar w:fldCharType="separate"/>
-      </w:r>
-      <w:r>
-        <w:rPr>
-          <w:lang w:val="en-US"/>
-        </w:rPr>
-        <w:t>5</w:t>
-      </w:r>
-      <w:r>
-        <w:rPr>
-          <w:lang w:val="en-US"/>
-        </w:rPr>
-        <w:fldChar w:fldCharType="end"/>
-      </w:r>
-    </w:p>
-    <w:tbl>
-      <w:tblPr>
-        <w:tblStyle w:val="ab"/>
-        <w:tblW w:w="0" w:type="auto"/>
-        <w:tblLayout w:type="fixed"/>
-        <w:tblLook w:val="04A0" w:firstRow="1" w:lastRow="0" w:firstColumn="1" w:lastColumn="0" w:noHBand="0" w:noVBand="1"/>
-      </w:tblPr>
-      <w:tblGrid>
-        <w:gridCol w:w="3198"/>
-        <w:gridCol w:w="4310"/>
-        <w:gridCol w:w="2120"/>
-      </w:tblGrid>
       <w:tr>
         <w:tc>
           <w:tcPr>
@@ -13907,6 +13893,12 @@
                 <w:lang w:val="en-US"/>
               </w:rPr>
               <w:t>HttpDataBase</w:t>
+            </w:r>
+            <w:r>
+              <w:rPr>
+                <w:lang w:val="en-US"/>
+              </w:rPr>
+              <w:t>.cs</w:t>
             </w:r>
           </w:p>
         </w:tc>
@@ -13976,6 +13968,12 @@
               </w:rPr>
               <w:t>HttpEmtpyData</w:t>
             </w:r>
+            <w:r>
+              <w:rPr>
+                <w:lang w:val="en-US"/>
+              </w:rPr>
+              <w:t>.cs</w:t>
+            </w:r>
           </w:p>
         </w:tc>
         <w:tc>
@@ -14026,6 +14024,12 @@
               </w:rPr>
               <w:t>HttpErrorData</w:t>
             </w:r>
+            <w:r>
+              <w:rPr>
+                <w:lang w:val="en-US"/>
+              </w:rPr>
+              <w:t>.cs</w:t>
+            </w:r>
           </w:p>
         </w:tc>
         <w:tc>
@@ -14080,6 +14084,7 @@
         <w:rPr>
           <w:lang w:val="en-US"/>
         </w:rPr>
+        <w:lastRenderedPageBreak/>
         <w:t>ParsebleToDictionaryBase</w:t>
       </w:r>
       <w:r>
@@ -14115,7 +14120,7 @@
         <w:t xml:space="preserve"> </w:t>
       </w:r>
       <w:r>
-        <w:t>6</w:t>
+        <w:t>7</w:t>
       </w:r>
       <w:r>
         <w:fldChar w:fldCharType="end"/>
@@ -14168,32 +14173,19 @@
       <w:pPr>
         <w:pStyle w:val="ac"/>
       </w:pPr>
-      <w:bookmarkStart w:id="47" w:name="_Ref198624630"/>
+      <w:bookmarkStart w:id="45" w:name="_Ref198624630"/>
       <w:r>
         <w:t xml:space="preserve">Таблица </w:t>
       </w:r>
-      <w:r>
-        <w:fldChar w:fldCharType="begin"/>
-      </w:r>
-      <w:r>
-        <w:instrText xml:space="preserve"> SEQ Таблица \* ARABIC </w:instrText>
-      </w:r>
-      <w:r>
-        <w:fldChar w:fldCharType="separate"/>
-      </w:r>
-      <w:r>
-        <w:rPr>
-          <w:noProof/>
-        </w:rPr>
-        <w:t>6</w:t>
-      </w:r>
-      <w:r>
-        <w:rPr>
-          <w:noProof/>
-        </w:rPr>
-        <w:fldChar w:fldCharType="end"/>
-      </w:r>
-      <w:bookmarkEnd w:id="47"/>
+      <w:fldSimple w:instr=" SEQ Таблица \* ARABIC ">
+        <w:r>
+          <w:rPr>
+            <w:noProof/>
+          </w:rPr>
+          <w:t>7</w:t>
+        </w:r>
+      </w:fldSimple>
+      <w:bookmarkEnd w:id="45"/>
       <w:r>
         <w:t xml:space="preserve"> – методы базового класса </w:t>
       </w:r>
@@ -14572,12 +14564,11 @@
       <w:pPr>
         <w:pStyle w:val="3"/>
       </w:pPr>
-      <w:bookmarkStart w:id="48" w:name="_Toc198980887"/>
-      <w:r>
-        <w:lastRenderedPageBreak/>
+      <w:bookmarkStart w:id="46" w:name="_Toc199102613"/>
+      <w:r>
         <w:t>Подпись пакета</w:t>
       </w:r>
-      <w:bookmarkEnd w:id="48"/>
+      <w:bookmarkEnd w:id="46"/>
     </w:p>
     <w:p>
       <w:r>
@@ -14599,7 +14590,7 @@
         <w:t xml:space="preserve">таблице </w:t>
       </w:r>
       <w:r>
-        <w:t>7</w:t>
+        <w:t>8</w:t>
       </w:r>
       <w:r>
         <w:fldChar w:fldCharType="end"/>
@@ -14622,32 +14613,19 @@
       <w:pPr>
         <w:pStyle w:val="ac"/>
       </w:pPr>
-      <w:bookmarkStart w:id="49" w:name="_Ref198657335"/>
+      <w:bookmarkStart w:id="47" w:name="_Ref198657335"/>
       <w:r>
         <w:t xml:space="preserve">Таблица </w:t>
       </w:r>
-      <w:r>
-        <w:fldChar w:fldCharType="begin"/>
-      </w:r>
-      <w:r>
-        <w:instrText xml:space="preserve"> SEQ Таблица \* ARABIC </w:instrText>
-      </w:r>
-      <w:r>
-        <w:fldChar w:fldCharType="separate"/>
-      </w:r>
-      <w:r>
-        <w:rPr>
-          <w:noProof/>
-        </w:rPr>
-        <w:t>7</w:t>
-      </w:r>
-      <w:r>
-        <w:rPr>
-          <w:noProof/>
-        </w:rPr>
-        <w:fldChar w:fldCharType="end"/>
-      </w:r>
-      <w:bookmarkEnd w:id="49"/>
+      <w:fldSimple w:instr=" SEQ Таблица \* ARABIC ">
+        <w:r>
+          <w:rPr>
+            <w:noProof/>
+          </w:rPr>
+          <w:t>8</w:t>
+        </w:r>
+      </w:fldSimple>
+      <w:bookmarkEnd w:id="47"/>
       <w:r>
         <w:t xml:space="preserve"> – приватные методы класса </w:t>
       </w:r>
@@ -14665,13 +14643,13 @@
         <w:tblLook w:val="04A0" w:firstRow="1" w:lastRow="0" w:firstColumn="1" w:lastColumn="0" w:noHBand="0" w:noVBand="1"/>
       </w:tblPr>
       <w:tblGrid>
-        <w:gridCol w:w="2547"/>
-        <w:gridCol w:w="7081"/>
+        <w:gridCol w:w="3938"/>
+        <w:gridCol w:w="5690"/>
       </w:tblGrid>
       <w:tr>
         <w:tc>
           <w:tcPr>
-            <w:tcW w:w="2547" w:type="dxa"/>
+            <w:tcW w:w="3823" w:type="dxa"/>
           </w:tcPr>
           <w:p>
             <w:pPr>
@@ -14692,7 +14670,7 @@
         </w:tc>
         <w:tc>
           <w:tcPr>
-            <w:tcW w:w="7081" w:type="dxa"/>
+            <w:tcW w:w="5805" w:type="dxa"/>
           </w:tcPr>
           <w:p>
             <w:pPr>
@@ -14715,20 +14693,29 @@
       <w:tr>
         <w:tc>
           <w:tcPr>
-            <w:tcW w:w="2547" w:type="dxa"/>
+            <w:tcW w:w="3823" w:type="dxa"/>
           </w:tcPr>
           <w:p>
             <w:pPr>
               <w:ind w:firstLine="0"/>
+              <w:rPr>
+                <w:lang w:val="en-US"/>
+              </w:rPr>
             </w:pPr>
             <w:r>
               <w:t>GetSortedParams</w:t>
+            </w:r>
+            <w:r>
+              <w:rPr>
+                <w:lang w:val="en-US"/>
+              </w:rPr>
+              <w:t>()</w:t>
             </w:r>
           </w:p>
         </w:tc>
         <w:tc>
           <w:tcPr>
-            <w:tcW w:w="7081" w:type="dxa"/>
+            <w:tcW w:w="5805" w:type="dxa"/>
           </w:tcPr>
           <w:p>
             <w:pPr>
@@ -14768,20 +14755,68 @@
       <w:tr>
         <w:tc>
           <w:tcPr>
-            <w:tcW w:w="2547" w:type="dxa"/>
+            <w:tcW w:w="3823" w:type="dxa"/>
           </w:tcPr>
           <w:p>
             <w:pPr>
               <w:ind w:firstLine="0"/>
+              <w:rPr>
+                <w:lang w:val="en-US"/>
+              </w:rPr>
             </w:pPr>
             <w:r>
+              <w:rPr>
+                <w:lang w:val="en-US"/>
+              </w:rPr>
               <w:t>DefaulTransform</w:t>
+            </w:r>
+            <w:r>
+              <w:rPr>
+                <w:lang w:val="en-US"/>
+              </w:rPr>
+              <w:t>(</w:t>
+            </w:r>
+            <w:r>
+              <w:rPr>
+                <w:lang w:val="en-US"/>
+              </w:rPr>
+              <w:t>Dictionary&lt;str, obj&gt;</w:t>
+            </w:r>
+            <w:r>
+              <w:rPr>
+                <w:lang w:val="en-US"/>
+              </w:rPr>
+              <w:t xml:space="preserve"> src, string parentKey</w:t>
+            </w:r>
+            <w:r>
+              <w:rPr>
+                <w:lang w:val="en-US"/>
+              </w:rPr>
+              <w:t>,</w:t>
+            </w:r>
+            <w:r>
+              <w:rPr>
+                <w:lang w:val="en-US"/>
+              </w:rPr>
+              <w:t xml:space="preserve"> </w:t>
+            </w:r>
+            <w:r>
+              <w:rPr>
+                <w:lang w:val="en-US"/>
+              </w:rPr>
+              <w:t>ref SortedDictionary&lt;str, obj&gt;</w:t>
+            </w:r>
+            <w:r>
+              <w:rPr>
+                <w:lang w:val="en-US"/>
+              </w:rPr>
+              <w:t>)</w:t>
             </w:r>
           </w:p>
         </w:tc>
         <w:tc>
           <w:tcPr>
-            <w:tcW w:w="7081" w:type="dxa"/>
+            <w:tcW w:w="5805" w:type="dxa"/>
           </w:tcPr>
           <w:p>
             <w:pPr>
@@ -14794,326 +14829,480 @@
         </w:tc>
       </w:tr>
     </w:tbl>
+    <w:p>
+      <w:r>
+        <w:lastRenderedPageBreak/>
+        <w:t xml:space="preserve">Приведением данных к виду, который можно подписать, занимается метод </w:t>
+      </w:r>
+      <w:r>
+        <w:rPr>
+          <w:rStyle w:val="af7"/>
+        </w:rPr>
+        <w:t>GetSortedParams</w:t>
+      </w:r>
+      <w:r>
+        <w:rPr>
+          <w:rStyle w:val="af7"/>
+        </w:rPr>
+        <w:t>()</w:t>
+      </w:r>
+      <w:r>
+        <w:t xml:space="preserve">. </w:t>
+      </w:r>
+      <w:r>
+        <w:t xml:space="preserve">Этот метод получает пакет в виде словаря, с помощью ранее рассмотренного метода </w:t>
+      </w:r>
+      <w:r>
+        <w:rPr>
+          <w:rStyle w:val="af7"/>
+        </w:rPr>
+        <w:t>ToDict</w:t>
+      </w:r>
+      <w:r>
+        <w:rPr>
+          <w:rStyle w:val="af7"/>
+        </w:rPr>
+        <w:t>()</w:t>
+      </w:r>
+      <w:r>
+        <w:t xml:space="preserve">, далее эти данные трансформируются с помощью метода </w:t>
+      </w:r>
+      <w:r>
+        <w:rPr>
+          <w:rStyle w:val="af7"/>
+        </w:rPr>
+        <w:t>DefaultTransform</w:t>
+      </w:r>
+      <w:r>
+        <w:rPr>
+          <w:rStyle w:val="af7"/>
+        </w:rPr>
+        <w:t>(</w:t>
+      </w:r>
+      <w:r>
+        <w:rPr>
+          <w:rFonts w:ascii="Courier New" w:hAnsi="Courier New"/>
+          <w:kern w:val="0"/>
+          <w14:ligatures w14:val="none"/>
+          <w14:numSpacing w14:val="tabular"/>
+        </w:rPr>
+        <w:t>Dictionary&lt;string, object&gt; source,</w:t>
+      </w:r>
+      <w:r>
+        <w:rPr>
+          <w:rFonts w:ascii="Courier New" w:hAnsi="Courier New"/>
+          <w:kern w:val="0"/>
+          <w14:ligatures w14:val="none"/>
+          <w14:numSpacing w14:val="tabular"/>
+        </w:rPr>
+        <w:t xml:space="preserve"> </w:t>
+      </w:r>
+      <w:r>
+        <w:rPr>
+          <w:rFonts w:ascii="Courier New" w:hAnsi="Courier New"/>
+          <w:kern w:val="0"/>
+          <w14:ligatures w14:val="none"/>
+          <w14:numSpacing w14:val="tabular"/>
+        </w:rPr>
+        <w:t>string parentKey,</w:t>
+      </w:r>
+      <w:r>
+        <w:rPr>
+          <w:rFonts w:ascii="Courier New" w:hAnsi="Courier New"/>
+          <w:kern w:val="0"/>
+          <w14:ligatures w14:val="none"/>
+          <w14:numSpacing w14:val="tabular"/>
+        </w:rPr>
+        <w:t xml:space="preserve"> </w:t>
+      </w:r>
+      <w:r>
+        <w:rPr>
+          <w:rFonts w:ascii="Courier New" w:hAnsi="Courier New"/>
+          <w:kern w:val="0"/>
+          <w:lang w:val="en-US"/>
+          <w14:ligatures w14:val="none"/>
+          <w14:numSpacing w14:val="tabular"/>
+        </w:rPr>
+        <w:t>ref</w:t>
+      </w:r>
+      <w:r>
+        <w:rPr>
+          <w:rFonts w:ascii="Courier New" w:hAnsi="Courier New"/>
+          <w:kern w:val="0"/>
+          <w14:ligatures w14:val="none"/>
+          <w14:numSpacing w14:val="tabular"/>
+        </w:rPr>
+        <w:t xml:space="preserve"> </w:t>
+      </w:r>
+      <w:r>
+        <w:rPr>
+          <w:rFonts w:ascii="Courier New" w:hAnsi="Courier New"/>
+          <w:kern w:val="0"/>
+          <w:lang w:val="en-US"/>
+          <w14:ligatures w14:val="none"/>
+          <w14:numSpacing w14:val="tabular"/>
+        </w:rPr>
+        <w:t>SortedDictionary</w:t>
+      </w:r>
+      <w:r>
+        <w:rPr>
+          <w:rFonts w:ascii="Courier New" w:hAnsi="Courier New"/>
+          <w:kern w:val="0"/>
+          <w14:ligatures w14:val="none"/>
+          <w14:numSpacing w14:val="tabular"/>
+        </w:rPr>
+        <w:t>&lt;</w:t>
+      </w:r>
+      <w:r>
+        <w:rPr>
+          <w:rFonts w:ascii="Courier New" w:hAnsi="Courier New"/>
+          <w:kern w:val="0"/>
+          <w:lang w:val="en-US"/>
+          <w14:ligatures w14:val="none"/>
+          <w14:numSpacing w14:val="tabular"/>
+        </w:rPr>
+        <w:t>string</w:t>
+      </w:r>
+      <w:r>
+        <w:rPr>
+          <w:rFonts w:ascii="Courier New" w:hAnsi="Courier New"/>
+          <w:kern w:val="0"/>
+          <w14:ligatures w14:val="none"/>
+          <w14:numSpacing w14:val="tabular"/>
+        </w:rPr>
+        <w:t xml:space="preserve">, </w:t>
+      </w:r>
+      <w:r>
+        <w:rPr>
+          <w:rFonts w:ascii="Courier New" w:hAnsi="Courier New"/>
+          <w:kern w:val="0"/>
+          <w:lang w:val="en-US"/>
+          <w14:ligatures w14:val="none"/>
+          <w14:numSpacing w14:val="tabular"/>
+        </w:rPr>
+        <w:t>object</w:t>
+      </w:r>
+      <w:r>
+        <w:rPr>
+          <w:rFonts w:ascii="Courier New" w:hAnsi="Courier New"/>
+          <w:kern w:val="0"/>
+          <w14:ligatures w14:val="none"/>
+          <w14:numSpacing w14:val="tabular"/>
+        </w:rPr>
+        <w:t xml:space="preserve">&gt; </w:t>
+      </w:r>
+      <w:r>
+        <w:rPr>
+          <w:rFonts w:ascii="Courier New" w:hAnsi="Courier New"/>
+          <w:kern w:val="0"/>
+          <w:lang w:val="en-US"/>
+          <w14:ligatures w14:val="none"/>
+          <w14:numSpacing w14:val="tabular"/>
+        </w:rPr>
+        <w:t>result</w:t>
+      </w:r>
+      <w:r>
+        <w:rPr>
+          <w:rStyle w:val="af7"/>
+        </w:rPr>
+        <w:t>)</w:t>
+      </w:r>
+      <w:r>
+        <w:t>.</w:t>
+      </w:r>
+    </w:p>
+    <w:p>
+      <w:r>
+        <w:rPr>
+          <w:i/>
+          <w:iCs/>
+          <w:lang w:val="en-US"/>
+        </w:rPr>
+        <w:t>DefaultTransform</w:t>
+      </w:r>
+      <w:r>
+        <w:t xml:space="preserve"> </w:t>
+      </w:r>
+      <w:r>
+        <w:t xml:space="preserve">проходит по каждому элементу исходного словаря, и если данные представляют собой словарь, то рекурсивно вызывает себя уже для этого словаря. При этом </w:t>
+      </w:r>
+      <w:r>
+        <w:rPr>
+          <w:i/>
+          <w:iCs/>
+          <w:lang w:val="en-US"/>
+        </w:rPr>
+        <w:t>DefaultTransform</w:t>
+      </w:r>
+      <w:r>
+        <w:t xml:space="preserve"> </w:t>
+      </w:r>
+      <w:r>
+        <w:t xml:space="preserve">одним из аргументов принимает также строку, содержащую предыдущий (родительский) ключ. Таким образом, второй вызов </w:t>
+      </w:r>
+      <w:r>
+        <w:rPr>
+          <w:i/>
+          <w:iCs/>
+          <w:lang w:val="en-US"/>
+        </w:rPr>
+        <w:t>DefaultTransform</w:t>
+      </w:r>
+      <w:r>
+        <w:t xml:space="preserve"> перед каждым ключом словаря будет дописывать родительский ключ в результат</w:t>
+      </w:r>
+      <w:r>
+        <w:t>.</w:t>
+      </w:r>
+    </w:p>
+    <w:p>
+      <w:r>
+        <w:t xml:space="preserve">Если элементом словаря является список, то этот список преобразуется в словарь, где ключи — это индексы списка. Далее, по аналогии, для полученного словаря также рекурсивно вызывается </w:t>
+      </w:r>
+      <w:r>
+        <w:rPr>
+          <w:i/>
+          <w:iCs/>
+          <w:lang w:val="en-US"/>
+        </w:rPr>
+        <w:t>DefaultTransform</w:t>
+      </w:r>
+      <w:r>
+        <w:t>.</w:t>
+      </w:r>
+    </w:p>
+    <w:p>
+      <w:r>
+        <w:t xml:space="preserve">Далее, для каждого элемента выполняется попытка десериализовать этот элемент из </w:t>
+      </w:r>
+      <w:r>
+        <w:rPr>
+          <w:lang w:val="en-US"/>
+        </w:rPr>
+        <w:t>Json</w:t>
+      </w:r>
+      <w:r>
+        <w:t>.</w:t>
+      </w:r>
+      <w:r>
+        <w:t xml:space="preserve"> При неудаче, элемент записывается «как есть».</w:t>
+      </w:r>
+    </w:p>
+    <w:p>
+      <w:r>
+        <w:t>Таким образом, после сворачивания все</w:t>
+      </w:r>
+      <w:r>
+        <w:t>х</w:t>
+      </w:r>
+      <w:r>
+        <w:t xml:space="preserve"> рекурсий метод </w:t>
+      </w:r>
+      <w:r>
+        <w:rPr>
+          <w:i/>
+          <w:iCs/>
+        </w:rPr>
+        <w:t>GetSortedParams</w:t>
+      </w:r>
+      <w:r>
+        <w:t xml:space="preserve"> возвращает данные, готовые для подписи.</w:t>
+      </w:r>
+    </w:p>
+    <w:p>
+      <w:r>
+        <w:t xml:space="preserve">Для подписи, данные преобразуются в строку в виде </w:t>
+      </w:r>
+      <w:r>
+        <w:rPr>
+          <w:lang w:val="en-US"/>
+        </w:rPr>
+        <w:t>searchParams</w:t>
+      </w:r>
+      <w:r>
+        <w:t xml:space="preserve">, с помощью </w:t>
+      </w:r>
+      <w:r>
+        <w:rPr>
+          <w:lang w:val="en-US"/>
+        </w:rPr>
+        <w:t>LINQ</w:t>
+      </w:r>
+      <w:r>
+        <w:t xml:space="preserve"> запроса, а для валидации подписи, из полученных данных убираются поля </w:t>
+      </w:r>
+      <w:r>
+        <w:rPr>
+          <w:i/>
+          <w:iCs/>
+          <w:lang w:val="en-US"/>
+        </w:rPr>
+        <w:t>signature</w:t>
+      </w:r>
+      <w:r>
+        <w:t xml:space="preserve"> </w:t>
+      </w:r>
+      <w:r>
+        <w:t xml:space="preserve">и </w:t>
+      </w:r>
+      <w:r>
+        <w:rPr>
+          <w:i/>
+          <w:iCs/>
+          <w:lang w:val="en-US"/>
+        </w:rPr>
+        <w:t>ts</w:t>
+      </w:r>
+      <w:r>
+        <w:t>, выполняется хеширование и сравнение хешей. При несовпадении хешей выбрасывается исключение.</w:t>
+      </w:r>
+      <w:r>
+        <w:t xml:space="preserve"> </w:t>
+      </w:r>
+      <w:r>
+        <w:t xml:space="preserve">Хеширование выполняется алгоритмом </w:t>
+      </w:r>
+      <w:r>
+        <w:rPr>
+          <w:lang w:val="en-US"/>
+        </w:rPr>
+        <w:t>HMAC</w:t>
+      </w:r>
+      <w:r>
+        <w:t>.</w:t>
+      </w:r>
+      <w:r>
+        <w:rPr>
+          <w:lang w:val="en-US"/>
+        </w:rPr>
+        <w:t>SHA</w:t>
+      </w:r>
+      <w:r>
+        <w:t>256</w:t>
+      </w:r>
+      <w:r>
+        <w:t xml:space="preserve">, где ключом выступает строка </w:t>
+      </w:r>
+      <w:r>
+        <w:rPr>
+          <w:i/>
+          <w:iCs/>
+          <w:lang w:val="en-US"/>
+        </w:rPr>
+        <w:t>sessionCode</w:t>
+      </w:r>
+      <w:r>
+        <w:t>.</w:t>
+      </w:r>
+    </w:p>
     <w:p/>
     <w:p>
-      <w:r>
-        <w:t xml:space="preserve">Приведением данных к виду, который можно подписать, занимается метод </w:t>
-      </w:r>
-      <w:r>
-        <w:t>GetSortedParams</w:t>
+      <w:pPr>
+        <w:pStyle w:val="3"/>
+      </w:pPr>
+      <w:bookmarkStart w:id="48" w:name="_Toc199102614"/>
+      <w:r>
+        <w:t>Методы</w:t>
+      </w:r>
+      <w:r>
+        <w:t xml:space="preserve"> </w:t>
+      </w:r>
+      <w:r>
+        <w:rPr>
+          <w:lang w:val="en-US"/>
+        </w:rPr>
+        <w:t>REST API</w:t>
+      </w:r>
+      <w:bookmarkEnd w:id="48"/>
+    </w:p>
+    <w:p>
+      <w:r>
+        <w:t>Сервер имеет три основных раздела методов</w:t>
+      </w:r>
+      <w:r>
+        <w:t>:</w:t>
+      </w:r>
+      <w:r>
+        <w:t xml:space="preserve"> </w:t>
+      </w:r>
+      <w:r>
+        <w:rPr>
+          <w:lang w:val="en-US"/>
+        </w:rPr>
+        <w:t>Auth</w:t>
+      </w:r>
+      <w:r>
+        <w:t xml:space="preserve">, </w:t>
+      </w:r>
+      <w:r>
+        <w:rPr>
+          <w:lang w:val="en-US"/>
+        </w:rPr>
+        <w:t>Account</w:t>
+      </w:r>
+      <w:r>
+        <w:t xml:space="preserve">, </w:t>
+      </w:r>
+      <w:r>
+        <w:rPr>
+          <w:lang w:val="en-US"/>
+        </w:rPr>
+        <w:t>Target</w:t>
       </w:r>
       <w:r>
         <w:t xml:space="preserve">. </w:t>
       </w:r>
       <w:r>
-        <w:t xml:space="preserve">Этот метод получает пакет в виде словаря, с помощью ранее рассмотренного метода </w:t>
-      </w:r>
-      <w:r>
-        <w:rPr>
-          <w:lang w:val="en-US"/>
-        </w:rPr>
-        <w:t>ToDict</w:t>
-      </w:r>
-      <w:r>
-        <w:t xml:space="preserve">, далее эти данные трансформируются с помощью метода </w:t>
-      </w:r>
-      <w:r>
-        <w:rPr>
-          <w:lang w:val="en-US"/>
-        </w:rPr>
-        <w:t>DefaultTransform</w:t>
-      </w:r>
-      <w:r>
-        <w:t xml:space="preserve">. </w:t>
-      </w:r>
-    </w:p>
-    <w:p>
-      <w:r>
-        <w:rPr>
-          <w:lang w:val="en-US"/>
-        </w:rPr>
-        <w:t>DefaultTransform</w:t>
-      </w:r>
-      <w:r>
-        <w:t xml:space="preserve"> </w:t>
-      </w:r>
-      <w:r>
-        <w:t xml:space="preserve">проходит по каждому элементу исходного словаря, и если данные представляют собой словарь, то рекурсивно вызывает себя уже для этого словаря. При этом </w:t>
-      </w:r>
-      <w:r>
-        <w:rPr>
-          <w:lang w:val="en-US"/>
-        </w:rPr>
-        <w:t>DefaultTransform</w:t>
-      </w:r>
-      <w:r>
-        <w:t xml:space="preserve"> </w:t>
-      </w:r>
-      <w:r>
-        <w:t xml:space="preserve">одним из аргументов принимает также строку, содержащую предыдущий (родительский) ключ. Таким образом, второй вызов </w:t>
-      </w:r>
-      <w:r>
-        <w:rPr>
-          <w:lang w:val="en-US"/>
-        </w:rPr>
-        <w:t>DefaultTransform</w:t>
-      </w:r>
-      <w:r>
-        <w:t xml:space="preserve"> перед каждым ключом словаря будет дописывать родительский ключ в результат</w:t>
-      </w:r>
-      <w:r>
-        <w:t>.</w:t>
-      </w:r>
-    </w:p>
-    <w:p>
-      <w:r>
-        <w:t xml:space="preserve">Если элементом словаря является список, то этот список преобразуется в словарь, где ключи — это индексы списка. Далее, по аналогии, для полученного словаря также рекурсивно вызывается </w:t>
-      </w:r>
-      <w:r>
-        <w:rPr>
-          <w:lang w:val="en-US"/>
-        </w:rPr>
-        <w:t>DefaultTransform</w:t>
-      </w:r>
-      <w:r>
-        <w:t>.</w:t>
-      </w:r>
-    </w:p>
-    <w:p>
-      <w:r>
-        <w:t xml:space="preserve">Далее, для каждого элемента выполняется попытка десериализовать этот элемент из </w:t>
-      </w:r>
-      <w:r>
-        <w:rPr>
-          <w:lang w:val="en-US"/>
-        </w:rPr>
-        <w:t>Json</w:t>
-      </w:r>
-      <w:r>
-        <w:t>.</w:t>
-      </w:r>
-      <w:r>
-        <w:t xml:space="preserve"> При неудаче, элемент записывается «как есть».</w:t>
-      </w:r>
-    </w:p>
-    <w:p>
-      <w:r>
-        <w:t>Таким образом, после сворачивания все</w:t>
-      </w:r>
-      <w:r>
-        <w:t>х</w:t>
-      </w:r>
-      <w:r>
-        <w:t xml:space="preserve"> рекурсий метод </w:t>
-      </w:r>
-      <w:r>
-        <w:t>GetSortedParams</w:t>
-      </w:r>
-      <w:r>
-        <w:t xml:space="preserve"> возвращает данные, готовые для подписи.</w:t>
-      </w:r>
-    </w:p>
-    <w:p>
-      <w:r>
-        <w:t xml:space="preserve">Для подписи, данные преобразуются в строку в виде </w:t>
-      </w:r>
-      <w:r>
-        <w:rPr>
-          <w:lang w:val="en-US"/>
-        </w:rPr>
-        <w:t>searchParams</w:t>
-      </w:r>
-      <w:r>
-        <w:t xml:space="preserve">, с помощью </w:t>
-      </w:r>
-      <w:r>
-        <w:rPr>
-          <w:lang w:val="en-US"/>
-        </w:rPr>
-        <w:t>LINQ</w:t>
-      </w:r>
-      <w:r>
-        <w:t xml:space="preserve"> запроса, а для валидации подписи, из полученных данных убираются поля </w:t>
-      </w:r>
-      <w:r>
-        <w:rPr>
-          <w:lang w:val="en-US"/>
-        </w:rPr>
-        <w:t>signature</w:t>
-      </w:r>
-      <w:r>
-        <w:t xml:space="preserve"> </w:t>
-      </w:r>
-      <w:r>
-        <w:t xml:space="preserve">и </w:t>
-      </w:r>
-      <w:r>
-        <w:rPr>
-          <w:lang w:val="en-US"/>
-        </w:rPr>
-        <w:t>ts</w:t>
-      </w:r>
-      <w:r>
-        <w:t>, выполняется хеширование и сравнение хешей. При несовпадении хешей выбрасывается исключение.</w:t>
-      </w:r>
-      <w:r>
-        <w:t xml:space="preserve"> </w:t>
-      </w:r>
-      <w:r>
-        <w:t xml:space="preserve">Хеширование выполняется алгоритмом </w:t>
-      </w:r>
-      <w:r>
-        <w:rPr>
-          <w:lang w:val="en-US"/>
-        </w:rPr>
-        <w:t>HMAC</w:t>
-      </w:r>
-      <w:r>
-        <w:t>.</w:t>
-      </w:r>
-      <w:r>
-        <w:rPr>
-          <w:lang w:val="en-US"/>
-        </w:rPr>
-        <w:t>SHA</w:t>
-      </w:r>
-      <w:r>
-        <w:t>256</w:t>
-      </w:r>
-      <w:r>
-        <w:t xml:space="preserve">, где ключом выступает строка </w:t>
-      </w:r>
-      <w:r>
-        <w:rPr>
-          <w:lang w:val="en-US"/>
-        </w:rPr>
-        <w:t>sessionCode</w:t>
-      </w:r>
-      <w:r>
-        <w:t>.</w:t>
+        <w:t xml:space="preserve">Описание всех методов каждого раздела приведены в </w:t>
+      </w:r>
+      <w:r>
+        <w:fldChar w:fldCharType="begin"/>
+      </w:r>
+      <w:r>
+        <w:instrText xml:space="preserve"> REF _Ref198794009 \h \</w:instrText>
+      </w:r>
+      <w:r>
+        <w:instrText>#"</w:instrText>
+      </w:r>
+      <w:r>
+        <w:instrText xml:space="preserve">таблице </w:instrText>
+      </w:r>
+      <w:r>
+        <w:instrText>#"</w:instrText>
+      </w:r>
+      <w:r>
+        <w:fldChar w:fldCharType="separate"/>
+      </w:r>
+      <w:r>
+        <w:t>таблице 9</w:t>
+      </w:r>
+      <w:r>
+        <w:fldChar w:fldCharType="end"/>
       </w:r>
     </w:p>
     <w:p/>
     <w:p>
       <w:pPr>
-        <w:pStyle w:val="3"/>
-      </w:pPr>
-      <w:bookmarkStart w:id="50" w:name="_Toc198980888"/>
-      <w:r>
-        <w:t>Методы</w:t>
-      </w:r>
-      <w:r>
-        <w:t xml:space="preserve"> </w:t>
-      </w:r>
-      <w:r>
-        <w:rPr>
-          <w:lang w:val="en-US"/>
-        </w:rPr>
-        <w:t>REST API</w:t>
+        <w:pStyle w:val="ac"/>
+      </w:pPr>
+      <w:bookmarkStart w:id="49" w:name="_Ref198794009"/>
+      <w:bookmarkStart w:id="50" w:name="_Ref198794004"/>
+      <w:r>
+        <w:t xml:space="preserve">Таблица </w:t>
+      </w:r>
+      <w:fldSimple w:instr=" SEQ Таблица \* ARABIC ">
+        <w:r>
+          <w:rPr>
+            <w:noProof/>
+          </w:rPr>
+          <w:t>9</w:t>
+        </w:r>
+      </w:fldSimple>
+      <w:bookmarkEnd w:id="49"/>
+      <w:r>
+        <w:t xml:space="preserve"> – Методы </w:t>
       </w:r>
       <w:bookmarkEnd w:id="50"/>
-    </w:p>
-    <w:p>
-      <w:r>
-        <w:t>Сервер имеет три основных раздела методов</w:t>
-      </w:r>
-      <w:r>
-        <w:t>:</w:t>
-      </w:r>
-      <w:r>
-        <w:t xml:space="preserve"> </w:t>
-      </w:r>
-      <w:r>
-        <w:rPr>
-          <w:lang w:val="en-US"/>
-        </w:rPr>
-        <w:t>Auth</w:t>
-      </w:r>
-      <w:r>
-        <w:t xml:space="preserve">, </w:t>
-      </w:r>
-      <w:r>
-        <w:rPr>
-          <w:lang w:val="en-US"/>
-        </w:rPr>
-        <w:t>Account</w:t>
-      </w:r>
-      <w:r>
-        <w:t xml:space="preserve">, </w:t>
-      </w:r>
-      <w:r>
-        <w:rPr>
-          <w:lang w:val="en-US"/>
-        </w:rPr>
-        <w:t>Target</w:t>
-      </w:r>
-      <w:r>
-        <w:t xml:space="preserve">. </w:t>
-      </w:r>
-      <w:r>
-        <w:t xml:space="preserve">Описание всех методов каждого раздела приведены в </w:t>
-      </w:r>
-      <w:r>
-        <w:fldChar w:fldCharType="begin"/>
-      </w:r>
-      <w:r>
-        <w:instrText xml:space="preserve"> REF _Ref198794009 \h \</w:instrText>
-      </w:r>
-      <w:r>
-        <w:instrText>#"</w:instrText>
-      </w:r>
-      <w:r>
-        <w:instrText xml:space="preserve">таблице </w:instrText>
-      </w:r>
-      <w:r>
-        <w:instrText>#"</w:instrText>
-      </w:r>
-      <w:r>
-        <w:fldChar w:fldCharType="separate"/>
-      </w:r>
-      <w:r>
-        <w:t>таблице 8</w:t>
-      </w:r>
-      <w:r>
-        <w:fldChar w:fldCharType="end"/>
-      </w:r>
-    </w:p>
-    <w:p/>
-    <w:p>
-      <w:pPr>
-        <w:pStyle w:val="ac"/>
-      </w:pPr>
-      <w:bookmarkStart w:id="51" w:name="_Ref198794009"/>
-      <w:bookmarkStart w:id="52" w:name="_Ref198794004"/>
-      <w:r>
-        <w:t xml:space="preserve">Таблица </w:t>
-      </w:r>
-      <w:r>
-        <w:fldChar w:fldCharType="begin"/>
-      </w:r>
-      <w:r>
-        <w:instrText xml:space="preserve"> SEQ Таблица \* ARABIC </w:instrText>
-      </w:r>
-      <w:r>
-        <w:fldChar w:fldCharType="separate"/>
-      </w:r>
-      <w:r>
-        <w:rPr>
-          <w:noProof/>
-        </w:rPr>
-        <w:t>8</w:t>
-      </w:r>
-      <w:r>
-        <w:rPr>
-          <w:noProof/>
-        </w:rPr>
-        <w:fldChar w:fldCharType="end"/>
-      </w:r>
-      <w:bookmarkEnd w:id="51"/>
-      <w:r>
-        <w:t xml:space="preserve"> – Методы </w:t>
-      </w:r>
-      <w:bookmarkEnd w:id="52"/>
       <w:r>
         <w:rPr>
           <w:lang w:val="en-US"/>
@@ -15268,53 +15457,6 @@
           </w:p>
         </w:tc>
       </w:tr>
-    </w:tbl>
-    <w:p>
-      <w:pPr>
-        <w:rPr>
-          <w:lang w:val="en-US"/>
-        </w:rPr>
-      </w:pPr>
-      <w:r>
-        <w:lastRenderedPageBreak/>
-        <w:t xml:space="preserve">Продолжение таблицы </w:t>
-      </w:r>
-      <w:r>
-        <w:fldChar w:fldCharType="begin"/>
-      </w:r>
-      <w:r>
-        <w:instrText xml:space="preserve"> REF _Ref198794009 \h \</w:instrText>
-      </w:r>
-      <w:r>
-        <w:rPr>
-          <w:lang w:val="en-US"/>
-        </w:rPr>
-        <w:instrText>#"#"</w:instrText>
-      </w:r>
-      <w:r>
-        <w:fldChar w:fldCharType="separate"/>
-      </w:r>
-      <w:r>
-        <w:rPr>
-          <w:lang w:val="en-US"/>
-        </w:rPr>
-        <w:t>8</w:t>
-      </w:r>
-      <w:r>
-        <w:fldChar w:fldCharType="end"/>
-      </w:r>
-    </w:p>
-    <w:tbl>
-      <w:tblPr>
-        <w:tblStyle w:val="ab"/>
-        <w:tblW w:w="0" w:type="auto"/>
-        <w:tblLook w:val="04A0" w:firstRow="1" w:lastRow="0" w:firstColumn="1" w:lastColumn="0" w:noHBand="0" w:noVBand="1"/>
-      </w:tblPr>
-      <w:tblGrid>
-        <w:gridCol w:w="1492"/>
-        <w:gridCol w:w="2005"/>
-        <w:gridCol w:w="6131"/>
-      </w:tblGrid>
       <w:tr>
         <w:tc>
           <w:tcPr>
@@ -15644,6 +15786,7 @@
               <w:ind w:firstLine="0"/>
             </w:pPr>
             <w:r>
+              <w:lastRenderedPageBreak/>
               <w:t>target</w:t>
             </w:r>
           </w:p>
@@ -15720,7 +15863,7 @@
       <w:pPr>
         <w:pStyle w:val="3"/>
       </w:pPr>
-      <w:bookmarkStart w:id="53" w:name="_Toc198980889"/>
+      <w:bookmarkStart w:id="51" w:name="_Toc199102615"/>
       <w:r>
         <w:t xml:space="preserve">Сервис </w:t>
       </w:r>
@@ -15730,21 +15873,34 @@
         </w:rPr>
         <w:t>CoreService</w:t>
       </w:r>
-      <w:bookmarkEnd w:id="53"/>
-    </w:p>
-    <w:p>
-      <w:r>
-        <w:rPr>
-          <w:lang w:val="en-US"/>
+      <w:bookmarkEnd w:id="51"/>
+    </w:p>
+    <w:p>
+      <w:r>
+        <w:rPr>
+          <w:rStyle w:val="af7"/>
         </w:rPr>
         <w:t>CoreService</w:t>
       </w:r>
       <w:r>
+        <w:rPr>
+          <w:rStyle w:val="af7"/>
+        </w:rPr>
+        <w:t>.</w:t>
+      </w:r>
+      <w:r>
+        <w:rPr>
+          <w:rStyle w:val="af7"/>
+          <w:lang w:val="en-US"/>
+        </w:rPr>
+        <w:t>cs</w:t>
+      </w:r>
+      <w:r>
         <w:t xml:space="preserve"> назван так, потому что является главным сервисом, который запускает сущности, наследуемые от интерфейса </w:t>
       </w:r>
       <w:r>
         <w:rPr>
-          <w:lang w:val="en-US"/>
+          <w:rStyle w:val="af7"/>
         </w:rPr>
         <w:t>IWorker</w:t>
       </w:r>
@@ -15761,7 +15917,7 @@
       </w:r>
       <w:r>
         <w:rPr>
-          <w:lang w:val="en-US"/>
+          <w:rStyle w:val="af7"/>
         </w:rPr>
         <w:t>IWorker</w:t>
       </w:r>
@@ -15785,178 +15941,189 @@
       </w:r>
       <w:r>
         <w:rPr>
-          <w:rStyle w:val="a8"/>
+          <w:rStyle w:val="af7"/>
+        </w:rPr>
+        <w:t>Task Handle(ApplicationContext context)</w:t>
+      </w:r>
+      <w:r>
+        <w:t xml:space="preserve">, </w:t>
+      </w:r>
+      <w:r>
+        <w:t>где</w:t>
+      </w:r>
+      <w:r>
+        <w:t xml:space="preserve"> </w:t>
+      </w:r>
+      <w:r>
+        <w:t>в</w:t>
+      </w:r>
+      <w:r>
+        <w:t xml:space="preserve"> </w:t>
+      </w:r>
+      <w:r>
+        <w:t xml:space="preserve">качестве аргумента передаётся контекст базы данных, а возвращаемым типом является </w:t>
+      </w:r>
+      <w:r>
+        <w:rPr>
           <w:lang w:val="en-US"/>
         </w:rPr>
         <w:t>Task</w:t>
       </w:r>
       <w:r>
-        <w:rPr>
-          <w:rStyle w:val="a8"/>
-        </w:rPr>
+        <w:t xml:space="preserve">, механизма асинхронности </w:t>
+      </w:r>
+      <w:r>
+        <w:rPr>
+          <w:lang w:val="en-US"/>
+        </w:rPr>
+        <w:t>C</w:t>
+      </w:r>
+      <w:r>
+        <w:t>#</w:t>
+      </w:r>
+      <w:r>
+        <w:t>. Таким образом, метод может поддерживать выполнение асинхронных задач, например для записи в базу данных.</w:t>
+      </w:r>
+    </w:p>
+    <w:p>
+      <w:r>
+        <w:t xml:space="preserve">Основными исполнителями являются </w:t>
+      </w:r>
+      <w:r>
+        <w:rPr>
+          <w:rStyle w:val="af7"/>
+        </w:rPr>
+        <w:t>LoadedAccountsWorker</w:t>
+      </w:r>
+      <w:r>
+        <w:t xml:space="preserve"> и </w:t>
+      </w:r>
+      <w:r>
+        <w:rPr>
+          <w:rStyle w:val="af7"/>
+        </w:rPr>
+        <w:t>SessionWorker</w:t>
+      </w:r>
+      <w:r>
+        <w:t>. Эти исполнители занимаются отслеживанием запущенных аккаунтов и отслеживанием времени жизни сессий.</w:t>
+      </w:r>
+    </w:p>
+    <w:p/>
+    <w:p>
+      <w:pPr>
+        <w:pStyle w:val="3"/>
+      </w:pPr>
+      <w:bookmarkStart w:id="52" w:name="_Toc199102616"/>
+      <w:r>
+        <w:t xml:space="preserve">Сервис </w:t>
+      </w:r>
+      <w:r>
+        <w:t>LoggingService</w:t>
+      </w:r>
+      <w:bookmarkEnd w:id="52"/>
+    </w:p>
+    <w:p>
+      <w:r>
+        <w:rPr>
+          <w:rStyle w:val="af7"/>
+        </w:rPr>
+        <w:t>LoggingService</w:t>
+      </w:r>
+      <w:r>
+        <w:t xml:space="preserve"> занимается отслеживанием приходящих обновлений для аккаунтов и выделен в отдельный, независимый фоновый сервис для надёжности. </w:t>
+      </w:r>
+    </w:p>
+    <w:p>
+      <w:r>
+        <w:rPr>
+          <w:rStyle w:val="af7"/>
+        </w:rPr>
+        <w:t>LoggingService</w:t>
+      </w:r>
+      <w:r>
+        <w:t xml:space="preserve"> имеет метод </w:t>
+      </w:r>
+      <w:r>
+        <w:rPr>
+          <w:rStyle w:val="af7"/>
+        </w:rPr>
+        <w:t>Task</w:t>
+      </w:r>
+      <w:r>
         <w:t xml:space="preserve"> </w:t>
       </w:r>
       <w:r>
         <w:rPr>
-          <w:rStyle w:val="a8"/>
-          <w:lang w:val="en-US"/>
-        </w:rPr>
-        <w:t>Handle</w:t>
-      </w:r>
-      <w:r>
-        <w:rPr>
-          <w:rStyle w:val="a8"/>
+          <w:rStyle w:val="af7"/>
+        </w:rPr>
+        <w:t>Update</w:t>
+      </w:r>
+      <w:r>
+        <w:rPr>
+          <w:rStyle w:val="af7"/>
         </w:rPr>
         <w:t>(</w:t>
       </w:r>
       <w:r>
         <w:rPr>
-          <w:rStyle w:val="a8"/>
-          <w:lang w:val="en-US"/>
-        </w:rPr>
-        <w:t>ApplicationContext</w:t>
-      </w:r>
-      <w:r>
-        <w:rPr>
-          <w:rStyle w:val="a8"/>
-        </w:rPr>
-        <w:t xml:space="preserve"> </w:t>
-      </w:r>
-      <w:r>
-        <w:rPr>
-          <w:rStyle w:val="a8"/>
-          <w:lang w:val="en-US"/>
-        </w:rPr>
-        <w:t>context</w:t>
-      </w:r>
-      <w:r>
-        <w:rPr>
-          <w:rStyle w:val="a8"/>
+          <w:rFonts w:ascii="Courier New" w:hAnsi="Courier New"/>
+          <w:kern w:val="0"/>
+          <w14:ligatures w14:val="none"/>
+          <w14:numSpacing w14:val="tabular"/>
+        </w:rPr>
+        <w:t>CancellationToken cancellationToken</w:t>
+      </w:r>
+      <w:r>
+        <w:rPr>
+          <w:rStyle w:val="af7"/>
         </w:rPr>
         <w:t>)</w:t>
       </w:r>
       <w:r>
-        <w:t xml:space="preserve">, </w:t>
-      </w:r>
-      <w:r>
-        <w:t>где</w:t>
-      </w:r>
-      <w:r>
-        <w:t xml:space="preserve"> </w:t>
-      </w:r>
-      <w:r>
-        <w:t>в</w:t>
-      </w:r>
-      <w:r>
-        <w:t xml:space="preserve"> </w:t>
-      </w:r>
-      <w:r>
-        <w:t xml:space="preserve">качестве аргумента передаётся контекст базы данных, а возвращаемым типом является </w:t>
-      </w:r>
-      <w:r>
-        <w:rPr>
-          <w:lang w:val="en-US"/>
-        </w:rPr>
-        <w:t>Task</w:t>
-      </w:r>
-      <w:r>
-        <w:t xml:space="preserve">, механизма асинхронности </w:t>
-      </w:r>
-      <w:r>
-        <w:rPr>
-          <w:lang w:val="en-US"/>
-        </w:rPr>
-        <w:t>C</w:t>
-      </w:r>
-      <w:r>
-        <w:t>#</w:t>
-      </w:r>
-      <w:r>
-        <w:t>. Таким образом, метод может поддерживать выполнение асинхронных задач, например для записи в базу данных.</w:t>
-      </w:r>
-    </w:p>
-    <w:p>
-      <w:r>
-        <w:t xml:space="preserve">Основными исполнителями являются </w:t>
-      </w:r>
-      <w:r>
-        <w:t>LoadedAccountsWorker</w:t>
-      </w:r>
-      <w:r>
-        <w:t xml:space="preserve"> и </w:t>
-      </w:r>
-      <w:r>
-        <w:t>SessionWorker</w:t>
-      </w:r>
-      <w:r>
-        <w:t>. Эти исполнители занимаются отслеживанием запущенных аккаунтов и отслеживанием времени жизни сессий.</w:t>
-      </w:r>
-    </w:p>
-    <w:p/>
-    <w:p>
-      <w:pPr>
-        <w:pStyle w:val="3"/>
-      </w:pPr>
-      <w:bookmarkStart w:id="54" w:name="_Toc198980890"/>
-      <w:r>
-        <w:t xml:space="preserve">Сервис </w:t>
-      </w:r>
-      <w:r>
-        <w:t>LoggingService</w:t>
-      </w:r>
-      <w:bookmarkEnd w:id="54"/>
-    </w:p>
-    <w:p>
-      <w:r>
-        <w:t>LoggingService</w:t>
-      </w:r>
-      <w:r>
-        <w:t xml:space="preserve"> занимается отслеживанием приходящих обновлений для аккаунтов и выделен в отдельный, независимый фоновый сервис для надёжности. </w:t>
-      </w:r>
-    </w:p>
-    <w:p>
-      <w:r>
-        <w:t>LoggingService</w:t>
-      </w:r>
-      <w:r>
-        <w:t xml:space="preserve"> имеет метод </w:t>
-      </w:r>
-      <w:r>
+        <w:t xml:space="preserve"> для обновления конфигурации «на горячую». Таким образом, после каждого вызова </w:t>
+      </w:r>
+      <w:r>
+        <w:rPr>
+          <w:i/>
+          <w:iCs/>
+          <w:lang w:val="en-US"/>
+        </w:rPr>
+        <w:t>target</w:t>
+      </w:r>
+      <w:r>
+        <w:rPr>
+          <w:i/>
+          <w:iCs/>
+        </w:rPr>
+        <w:t>/</w:t>
+      </w:r>
+      <w:r>
+        <w:rPr>
+          <w:i/>
+          <w:iCs/>
+          <w:lang w:val="en-US"/>
+        </w:rPr>
+        <w:t>updateTarget</w:t>
+      </w:r>
+      <w:r>
+        <w:t xml:space="preserve"> вызывается метод </w:t>
+      </w:r>
+      <w:r>
+        <w:rPr>
+          <w:i/>
+          <w:iCs/>
+          <w:lang w:val="en-US"/>
+        </w:rPr>
         <w:t>Update</w:t>
       </w:r>
       <w:r>
-        <w:t xml:space="preserve"> для обновления конфигурации «на горячую». Таким образом, после каждого вызова </w:t>
-      </w:r>
-      <w:r>
-        <w:rPr>
-          <w:lang w:val="en-US"/>
-        </w:rPr>
-        <w:t>target</w:t>
-      </w:r>
-      <w:r>
-        <w:t>/</w:t>
-      </w:r>
-      <w:r>
-        <w:rPr>
-          <w:lang w:val="en-US"/>
-        </w:rPr>
-        <w:t>updateTarget</w:t>
-      </w:r>
-      <w:r>
-        <w:t xml:space="preserve"> вызывается метод </w:t>
-      </w:r>
-      <w:r>
-        <w:rPr>
-          <w:lang w:val="en-US"/>
-        </w:rPr>
-        <w:t>Update</w:t>
-      </w:r>
-      <w:r>
         <w:t xml:space="preserve"> у </w:t>
       </w:r>
       <w:r>
         <w:rPr>
-          <w:lang w:val="en-US"/>
+          <w:rStyle w:val="af7"/>
+          <w:i/>
+          <w:iCs/>
         </w:rPr>
         <w:t>LoggingService</w:t>
       </w:r>
@@ -15991,6 +16158,9 @@
         <w:t xml:space="preserve"> запускает аккаунты и устанавливает для них обработчик обновлений. Если аккаунт был запущен ранее и логгеры уже установлены, то устанавливать для аккаунта обработчик обновлений заново не нужно, а логгеры выставляются заново. Каждый логгер представляет класс </w:t>
       </w:r>
       <w:r>
+        <w:rPr>
+          <w:rStyle w:val="af7"/>
+        </w:rPr>
         <w:t>UpdatesLogger</w:t>
       </w:r>
       <w:r>
@@ -16000,665 +16170,959 @@
         <w:t>.</w:t>
       </w:r>
       <w:r>
-        <w:t xml:space="preserve"> При получении обновления для аккаунта, из словаря всех логгеров, по ключу </w:t>
+        <w:t xml:space="preserve"> При получении обновления для аккаунта, из словаря всех логгеров, по ключу представляющий собой идентификатор аккаунта в БД, выбирается список всех логгеров этого аккаунта. Далее вызывается метод </w:t>
+      </w:r>
+      <w:r>
+        <w:t>UpdatesLogger?</w:t>
+      </w:r>
+      <w:r>
+        <w:t xml:space="preserve"> </w:t>
+      </w:r>
+      <w:r>
+        <w:rPr>
+          <w:rFonts w:ascii="Courier New" w:hAnsi="Courier New"/>
+          <w:kern w:val="0"/>
+          <w14:ligatures w14:val="none"/>
+          <w14:numSpacing w14:val="tabular"/>
+        </w:rPr>
+        <w:t>GetLogger(List&lt;UpdatesLogger&gt; loggers, long peerId)</w:t>
+      </w:r>
+      <w:r>
+        <w:rPr>
+          <w:rFonts w:ascii="Courier New" w:hAnsi="Courier New"/>
+          <w:kern w:val="0"/>
+          <w14:ligatures w14:val="none"/>
+          <w14:numSpacing w14:val="tabular"/>
+        </w:rPr>
+        <w:t xml:space="preserve"> </w:t>
+      </w:r>
+      <w:r>
+        <w:t xml:space="preserve">находящийся у </w:t>
+      </w:r>
+      <w:r>
+        <w:rPr>
+          <w:i/>
+          <w:iCs/>
+          <w:lang w:val="en-US"/>
+        </w:rPr>
+        <w:t>LoggingService</w:t>
+      </w:r>
+      <w:r>
+        <w:t xml:space="preserve">, который из этого списка логгеров выбирает логгер для </w:t>
+      </w:r>
+      <w:r>
+        <w:rPr>
+          <w:i/>
+          <w:iCs/>
+          <w:lang w:val="en-US"/>
+        </w:rPr>
+        <w:t>PeerId</w:t>
+      </w:r>
+      <w:r>
+        <w:t xml:space="preserve"> к которому пришло обновления. Если логгер для этого </w:t>
+      </w:r>
+      <w:r>
+        <w:rPr>
+          <w:i/>
+          <w:iCs/>
+          <w:lang w:val="en-US"/>
+        </w:rPr>
+        <w:t>PeerId</w:t>
+      </w:r>
+      <w:r>
+        <w:t xml:space="preserve"> отсутствуют, то обновление пропускается. </w:t>
+      </w:r>
+    </w:p>
+    <w:p>
+      <w:r>
+        <w:t xml:space="preserve">Если пришедшее обновление это обновление о удалении сообщения, то для того, чтобы определить </w:t>
+      </w:r>
+      <w:r>
+        <w:t xml:space="preserve">логгер, нужно достать из БД тот </w:t>
+      </w:r>
+      <w:r>
+        <w:rPr>
+          <w:i/>
+          <w:iCs/>
+          <w:lang w:val="en-US"/>
+        </w:rPr>
+        <w:t>PeerId</w:t>
+      </w:r>
+      <w:r>
+        <w:t xml:space="preserve"> которому принадлежит пришедший </w:t>
+      </w:r>
+      <w:r>
+        <w:rPr>
+          <w:i/>
+          <w:iCs/>
+          <w:lang w:val="en-US"/>
+        </w:rPr>
+        <w:t>messageId</w:t>
+      </w:r>
+      <w:r>
+        <w:t xml:space="preserve">. Это необходимо т.к. обновление о удалении </w:t>
       </w:r>
       <w:r>
         <w:lastRenderedPageBreak/>
-        <w:t xml:space="preserve">представляющий собой идентификатор аккаунта в БД, выбирается список всех логгеров этого аккаунта. Далее вызывается метод </w:t>
-      </w:r>
-      <w:r>
-        <w:rPr>
-          <w:lang w:val="en-US"/>
-        </w:rPr>
-        <w:t>GetLogger</w:t>
+        <w:t xml:space="preserve">сообщения не содержит данных о </w:t>
+      </w:r>
+      <w:r>
+        <w:rPr>
+          <w:i/>
+          <w:iCs/>
+          <w:lang w:val="en-US"/>
+        </w:rPr>
+        <w:t>PeerId</w:t>
+      </w:r>
+      <w:r>
+        <w:t>.</w:t>
       </w:r>
       <w:r>
         <w:t xml:space="preserve"> </w:t>
       </w:r>
       <w:r>
-        <w:t xml:space="preserve">находящийся у </w:t>
-      </w:r>
-      <w:r>
-        <w:rPr>
+        <w:t xml:space="preserve">Этим занимается метод </w:t>
+      </w:r>
+      <w:r>
+        <w:t>Task&lt;UpdateMessageLog?&gt;</w:t>
+      </w:r>
+      <w:r>
+        <w:t xml:space="preserve"> </w:t>
+      </w:r>
+      <w:r>
+        <w:rPr>
+          <w:rStyle w:val="af7"/>
+        </w:rPr>
+        <w:t>GetPrevEdit(int messageId)</w:t>
+      </w:r>
+      <w:r>
+        <w:t xml:space="preserve"> </w:t>
+      </w:r>
+      <w:r>
+        <w:t xml:space="preserve">принадлежащий классу </w:t>
+      </w:r>
+      <w:r>
+        <w:rPr>
+          <w:rFonts w:ascii="Courier New" w:hAnsi="Courier New"/>
+          <w:i/>
+          <w:iCs/>
+          <w:kern w:val="0"/>
+          <w14:ligatures w14:val="none"/>
+          <w14:numSpacing w14:val="tabular"/>
+        </w:rPr>
+        <w:t>UpdatesLogger</w:t>
+      </w:r>
+      <w:r>
+        <w:rPr>
+          <w:rFonts w:ascii="Courier New" w:hAnsi="Courier New"/>
+          <w:kern w:val="0"/>
+          <w14:ligatures w14:val="none"/>
+          <w14:numSpacing w14:val="tabular"/>
+        </w:rPr>
+        <w:t>.</w:t>
+      </w:r>
+    </w:p>
+    <w:p>
+      <w:r>
+        <w:t xml:space="preserve">Экземпляры класса </w:t>
+      </w:r>
+      <w:r>
+        <w:rPr>
+          <w:i/>
+          <w:iCs/>
+        </w:rPr>
+        <w:t>UpdatesLogger</w:t>
+      </w:r>
+      <w:r>
+        <w:t xml:space="preserve"> накапливают сообщения внутри себя, а с помощью вызова метода </w:t>
+      </w:r>
+      <w:r>
+        <w:rPr>
+          <w:lang w:val="en-US"/>
+        </w:rPr>
+        <w:t>Task</w:t>
+      </w:r>
+      <w:r>
+        <w:t xml:space="preserve"> </w:t>
+      </w:r>
+      <w:r>
+        <w:rPr>
+          <w:rStyle w:val="af7"/>
+        </w:rPr>
+        <w:t>Save</w:t>
+      </w:r>
+      <w:r>
+        <w:rPr>
+          <w:rStyle w:val="af7"/>
+        </w:rPr>
+        <w:t>()</w:t>
+      </w:r>
+      <w:r>
+        <w:t xml:space="preserve"> </w:t>
+      </w:r>
+      <w:r>
+        <w:t xml:space="preserve">сохраняют накопленные логги в БД. Именно этот метод вызывает сервис </w:t>
+      </w:r>
+      <w:r>
+        <w:rPr>
+          <w:i/>
+          <w:iCs/>
           <w:lang w:val="en-US"/>
         </w:rPr>
         <w:t>LoggingService</w:t>
       </w:r>
       <w:r>
-        <w:t xml:space="preserve">, который из этого списка логгеров выбирает логгер для </w:t>
-      </w:r>
-      <w:r>
-        <w:rPr>
-          <w:lang w:val="en-US"/>
-        </w:rPr>
-        <w:t>PeerId</w:t>
-      </w:r>
-      <w:r>
-        <w:t xml:space="preserve"> к которому пришло обновления. Если логгер для этого </w:t>
-      </w:r>
-      <w:r>
-        <w:rPr>
-          <w:lang w:val="en-US"/>
-        </w:rPr>
-        <w:t>PeerId</w:t>
-      </w:r>
-      <w:r>
-        <w:t xml:space="preserve"> отсутствуют, то обновление пропускается. </w:t>
-      </w:r>
-    </w:p>
-    <w:p>
-      <w:r>
-        <w:t xml:space="preserve">Если пришедшее обновление это обновление о удалении сообщения, то для того, чтобы определить </w:t>
-      </w:r>
-      <w:r>
-        <w:t xml:space="preserve">логгер, нужно достать из БД тот </w:t>
-      </w:r>
-      <w:r>
-        <w:rPr>
-          <w:lang w:val="en-US"/>
-        </w:rPr>
-        <w:t>PeerId</w:t>
-      </w:r>
-      <w:r>
-        <w:t xml:space="preserve"> которому принадлежит пришедший </w:t>
-      </w:r>
-      <w:r>
-        <w:rPr>
-          <w:lang w:val="en-US"/>
-        </w:rPr>
-        <w:t>messageId</w:t>
-      </w:r>
-      <w:r>
-        <w:t xml:space="preserve">. Это необходимо т.к. обновление о удалении сообщения не содержит данных о </w:t>
-      </w:r>
-      <w:r>
-        <w:rPr>
-          <w:lang w:val="en-US"/>
-        </w:rPr>
-        <w:t>PeerId</w:t>
-      </w:r>
-      <w:r>
+        <w:t xml:space="preserve"> </w:t>
+      </w:r>
+      <w:r>
+        <w:t>каждую итерацию своей работы.</w:t>
+      </w:r>
+    </w:p>
+    <w:p>
+      <w:pPr>
+        <w:pStyle w:val="2"/>
+      </w:pPr>
+      <w:bookmarkStart w:id="53" w:name="_Toc199102617"/>
+      <w:r>
+        <w:t>Устройство клиентской части</w:t>
+      </w:r>
+      <w:bookmarkEnd w:id="53"/>
+    </w:p>
+    <w:p>
+      <w:pPr>
+        <w:pStyle w:val="3"/>
+      </w:pPr>
+      <w:bookmarkStart w:id="54" w:name="_Toc199102618"/>
+      <w:r>
+        <w:t>Отправка запросов к серверу</w:t>
+      </w:r>
+      <w:bookmarkEnd w:id="54"/>
+    </w:p>
+    <w:p>
+      <w:r>
+        <w:t xml:space="preserve">Методы каждого раздела </w:t>
+      </w:r>
+      <w:r>
+        <w:rPr>
+          <w:lang w:val="en-US"/>
+        </w:rPr>
+        <w:t>API</w:t>
+      </w:r>
+      <w:r>
+        <w:t xml:space="preserve"> располагается в соответствующем файле по пути </w:t>
+      </w:r>
+      <w:r>
+        <w:rPr>
+          <w:i/>
+          <w:iCs/>
+          <w:lang w:val="en-US"/>
+        </w:rPr>
+        <w:t>src</w:t>
+      </w:r>
+      <w:r>
+        <w:rPr>
+          <w:i/>
+          <w:iCs/>
+        </w:rPr>
+        <w:t>/</w:t>
+      </w:r>
+      <w:r>
+        <w:rPr>
+          <w:i/>
+          <w:iCs/>
+          <w:lang w:val="en-US"/>
+        </w:rPr>
+        <w:t>Tools</w:t>
+      </w:r>
+      <w:r>
+        <w:rPr>
+          <w:i/>
+          <w:iCs/>
+        </w:rPr>
+        <w:t>/</w:t>
+      </w:r>
+      <w:r>
+        <w:rPr>
+          <w:i/>
+          <w:iCs/>
+          <w:lang w:val="en-US"/>
+        </w:rPr>
+        <w:t>Api</w:t>
+      </w:r>
+      <w:r>
+        <w:rPr>
+          <w:i/>
+          <w:iCs/>
+        </w:rPr>
+        <w:t>/</w:t>
+      </w:r>
+      <w:r>
+        <w:t xml:space="preserve">. Все эти разделы собраны в одном месте в файле </w:t>
+      </w:r>
+      <w:r>
+        <w:rPr>
+          <w:i/>
+          <w:iCs/>
+          <w:lang w:val="en-US"/>
+        </w:rPr>
+        <w:t>src</w:t>
+      </w:r>
+      <w:r>
+        <w:rPr>
+          <w:i/>
+          <w:iCs/>
+        </w:rPr>
+        <w:t>/</w:t>
+      </w:r>
+      <w:r>
+        <w:rPr>
+          <w:i/>
+          <w:iCs/>
+          <w:lang w:val="en-US"/>
+        </w:rPr>
+        <w:t>Tools</w:t>
+      </w:r>
+      <w:r>
+        <w:rPr>
+          <w:i/>
+          <w:iCs/>
+        </w:rPr>
+        <w:t>/</w:t>
+      </w:r>
+      <w:r>
+        <w:rPr>
+          <w:i/>
+          <w:iCs/>
+          <w:lang w:val="en-US"/>
+        </w:rPr>
+        <w:t>Api</w:t>
+      </w:r>
+      <w:r>
+        <w:rPr>
+          <w:i/>
+          <w:iCs/>
+        </w:rPr>
         <w:t>.</w:t>
       </w:r>
-    </w:p>
-    <w:p>
-      <w:r>
-        <w:t xml:space="preserve">Экземпляры класса </w:t>
-      </w:r>
-      <w:r>
-        <w:t>UpdatesLogger</w:t>
-      </w:r>
-      <w:r>
-        <w:t xml:space="preserve"> накапливают сообщения внутри себя, а с помощью вызова метода </w:t>
-      </w:r>
-      <w:r>
-        <w:rPr>
-          <w:lang w:val="en-US"/>
-        </w:rPr>
-        <w:t>Save</w:t>
+      <w:r>
+        <w:rPr>
+          <w:i/>
+          <w:iCs/>
+          <w:lang w:val="en-US"/>
+        </w:rPr>
+        <w:t>js</w:t>
+      </w:r>
+      <w:r>
+        <w:t xml:space="preserve">. Подпись пакетов реализована в файле </w:t>
+      </w:r>
+      <w:r>
+        <w:rPr>
+          <w:i/>
+          <w:iCs/>
+          <w:lang w:val="en-US"/>
+        </w:rPr>
+        <w:t>src</w:t>
+      </w:r>
+      <w:r>
+        <w:rPr>
+          <w:i/>
+          <w:iCs/>
+        </w:rPr>
+        <w:t>/</w:t>
+      </w:r>
+      <w:r>
+        <w:rPr>
+          <w:i/>
+          <w:iCs/>
+          <w:lang w:val="en-US"/>
+        </w:rPr>
+        <w:t>Tools</w:t>
+      </w:r>
+      <w:r>
+        <w:rPr>
+          <w:i/>
+          <w:iCs/>
+        </w:rPr>
+        <w:t>/</w:t>
+      </w:r>
+      <w:r>
+        <w:rPr>
+          <w:i/>
+          <w:iCs/>
+          <w:lang w:val="en-US"/>
+        </w:rPr>
+        <w:t>signature</w:t>
+      </w:r>
+      <w:r>
+        <w:rPr>
+          <w:i/>
+          <w:iCs/>
+        </w:rPr>
+        <w:t>.</w:t>
+      </w:r>
+      <w:r>
+        <w:rPr>
+          <w:i/>
+          <w:iCs/>
+          <w:lang w:val="en-US"/>
+        </w:rPr>
+        <w:t>js</w:t>
+      </w:r>
+      <w:r>
+        <w:t>, аналогично тому, как она реализована в серверной части.</w:t>
+      </w:r>
+    </w:p>
+    <w:p/>
+    <w:p>
+      <w:pPr>
+        <w:pStyle w:val="3"/>
+        <w:rPr>
+          <w:lang w:val="en-US"/>
+        </w:rPr>
+      </w:pPr>
+      <w:bookmarkStart w:id="55" w:name="_Toc199102619"/>
+      <w:r>
+        <w:t>Отрисовка страниц</w:t>
+      </w:r>
+      <w:bookmarkEnd w:id="55"/>
+    </w:p>
+    <w:p>
+      <w:r>
+        <w:t xml:space="preserve">Каждый компонент, который может быть отрисован на странице, наследуется от класса </w:t>
+      </w:r>
+      <w:r>
+        <w:rPr>
+          <w:rStyle w:val="af7"/>
+        </w:rPr>
+        <w:t>React.Component</w:t>
+      </w:r>
+      <w:r>
+        <w:t xml:space="preserve">. Этот базовый класс предоставляет методы </w:t>
+      </w:r>
+      <w:r>
+        <w:rPr>
+          <w:lang w:val="en-US"/>
+        </w:rPr>
+        <w:t>render</w:t>
+      </w:r>
+      <w:r>
+        <w:t xml:space="preserve">, </w:t>
+      </w:r>
+      <w:r>
+        <w:rPr>
+          <w:rStyle w:val="af7"/>
+        </w:rPr>
+        <w:t>componentDidMount</w:t>
+      </w:r>
+      <w:r>
+        <w:t xml:space="preserve"> и </w:t>
+      </w:r>
+      <w:r>
+        <w:rPr>
+          <w:rStyle w:val="af7"/>
+        </w:rPr>
+        <w:t>componentDidUpdate</w:t>
+      </w:r>
+      <w:r>
+        <w:t xml:space="preserve">. </w:t>
+      </w:r>
+      <w:r>
+        <w:t>Перегружая эти методы, можно изменить поведение компонента.</w:t>
+      </w:r>
+    </w:p>
+    <w:p>
+      <w:r>
+        <w:t>В главном файле приложения</w:t>
       </w:r>
       <w:r>
         <w:t xml:space="preserve"> </w:t>
       </w:r>
       <w:r>
-        <w:t xml:space="preserve">сохраняют накопленные логги в БД. Именно этот метод вызывает сервис </w:t>
-      </w:r>
-      <w:r>
-        <w:rPr>
-          <w:lang w:val="en-US"/>
-        </w:rPr>
-        <w:t>LoggingService</w:t>
+        <w:rPr>
+          <w:i/>
+          <w:iCs/>
+          <w:lang w:val="en-US"/>
+        </w:rPr>
+        <w:t>src</w:t>
+      </w:r>
+      <w:r>
+        <w:rPr>
+          <w:i/>
+          <w:iCs/>
+        </w:rPr>
+        <w:t>/</w:t>
+      </w:r>
+      <w:r>
+        <w:rPr>
+          <w:i/>
+          <w:iCs/>
+          <w:lang w:val="en-US"/>
+        </w:rPr>
+        <w:t>App</w:t>
+      </w:r>
+      <w:r>
+        <w:rPr>
+          <w:i/>
+          <w:iCs/>
+        </w:rPr>
+        <w:t>.</w:t>
+      </w:r>
+      <w:r>
+        <w:rPr>
+          <w:i/>
+          <w:iCs/>
+          <w:lang w:val="en-US"/>
+        </w:rPr>
+        <w:t>js</w:t>
       </w:r>
       <w:r>
         <w:t xml:space="preserve"> </w:t>
       </w:r>
       <w:r>
-        <w:t>каждую итерацию своей работы.</w:t>
-      </w:r>
-    </w:p>
-    <w:p>
-      <w:pPr>
-        <w:pStyle w:val="2"/>
-      </w:pPr>
-      <w:bookmarkStart w:id="55" w:name="_Toc198980891"/>
-      <w:r>
-        <w:t>Устройство клиентской части</w:t>
-      </w:r>
-      <w:bookmarkEnd w:id="55"/>
-    </w:p>
+        <w:t>реализован</w:t>
+      </w:r>
+      <w:r>
+        <w:t xml:space="preserve"> компонент, </w:t>
+      </w:r>
+      <w:r>
+        <w:rPr>
+          <w:lang w:val="en-US"/>
+        </w:rPr>
+        <w:t>App</w:t>
+      </w:r>
+      <w:r>
+        <w:t xml:space="preserve">, отрисовка которого вызывается в файле </w:t>
+      </w:r>
+      <w:r>
+        <w:rPr>
+          <w:i/>
+          <w:iCs/>
+          <w:lang w:val="en-US"/>
+        </w:rPr>
+        <w:t>src</w:t>
+      </w:r>
+      <w:r>
+        <w:rPr>
+          <w:i/>
+          <w:iCs/>
+        </w:rPr>
+        <w:t>/</w:t>
+      </w:r>
+      <w:r>
+        <w:rPr>
+          <w:i/>
+          <w:iCs/>
+          <w:lang w:val="en-US"/>
+        </w:rPr>
+        <w:t>index</w:t>
+      </w:r>
+      <w:r>
+        <w:rPr>
+          <w:i/>
+          <w:iCs/>
+        </w:rPr>
+        <w:t>.</w:t>
+      </w:r>
+      <w:r>
+        <w:rPr>
+          <w:i/>
+          <w:iCs/>
+          <w:lang w:val="en-US"/>
+        </w:rPr>
+        <w:t>js</w:t>
+      </w:r>
+      <w:r>
+        <w:t xml:space="preserve">. </w:t>
+      </w:r>
+      <w:r>
+        <w:rPr>
+          <w:lang w:val="en-US"/>
+        </w:rPr>
+        <w:t>App</w:t>
+      </w:r>
+      <w:r>
+        <w:t xml:space="preserve"> содержит в себе состояние, которое содержит компонент текущей страницы. Также он имеет</w:t>
+      </w:r>
+      <w:r>
+        <w:t xml:space="preserve"> метод </w:t>
+      </w:r>
+      <w:r>
+        <w:rPr>
+          <w:rStyle w:val="af7"/>
+        </w:rPr>
+        <w:t>drawPage</w:t>
+      </w:r>
+      <w:r>
+        <w:rPr>
+          <w:rStyle w:val="af7"/>
+        </w:rPr>
+        <w:t>(</w:t>
+      </w:r>
+      <w:r>
+        <w:rPr>
+          <w:rStyle w:val="af7"/>
+          <w:lang w:val="en-US"/>
+        </w:rPr>
+        <w:t>component</w:t>
+      </w:r>
+      <w:r>
+        <w:rPr>
+          <w:rStyle w:val="af7"/>
+        </w:rPr>
+        <w:t>)</w:t>
+      </w:r>
+      <w:r>
+        <w:t>, который принимает компонент для отрисовки, и меняет состояние</w:t>
+      </w:r>
+      <w:r>
+        <w:t xml:space="preserve"> текущей страницы</w:t>
+      </w:r>
+      <w:r>
+        <w:t xml:space="preserve">. Таким образом, механизм библиотеки </w:t>
+      </w:r>
+      <w:r>
+        <w:rPr>
+          <w:lang w:val="en-US"/>
+        </w:rPr>
+        <w:t>React</w:t>
+      </w:r>
+      <w:r>
+        <w:t xml:space="preserve"> перерисовывает страницу с использованием нового компонента.</w:t>
+      </w:r>
+      <w:r>
+        <w:t xml:space="preserve"> </w:t>
+      </w:r>
+    </w:p>
+    <w:p>
+      <w:r>
+        <w:t xml:space="preserve">Для того, чтобы использовать этот метод, он должен быть виден для каждого компонента приложения. Для этого этот метод нужно передавать в свойства компонента. Каждый компонент ожидает, что ему в свойства передаётся объект </w:t>
+      </w:r>
+      <w:r>
+        <w:rPr>
+          <w:lang w:val="en-US"/>
+        </w:rPr>
+        <w:t>app</w:t>
+      </w:r>
+      <w:r>
+        <w:t xml:space="preserve">, через который компонент сможет обратиться к методу </w:t>
+      </w:r>
+      <w:r>
+        <w:rPr>
+          <w:rStyle w:val="af7"/>
+        </w:rPr>
+        <w:t>drawPage</w:t>
+      </w:r>
+      <w:r>
+        <w:t>.</w:t>
+      </w:r>
+    </w:p>
+    <w:p>
+      <w:r>
+        <w:t xml:space="preserve">По умолчанию, первой страницей при загрузке является страница загрузки. </w:t>
+      </w:r>
+      <w:r>
+        <w:t xml:space="preserve">В методе </w:t>
+      </w:r>
+      <w:r>
+        <w:rPr>
+          <w:lang w:val="en-US"/>
+        </w:rPr>
+        <w:t>render</w:t>
+      </w:r>
+      <w:r>
+        <w:t xml:space="preserve"> </w:t>
+      </w:r>
+      <w:r>
+        <w:t xml:space="preserve">компонента </w:t>
+      </w:r>
+      <w:r>
+        <w:rPr>
+          <w:lang w:val="en-US"/>
+        </w:rPr>
+        <w:t>App</w:t>
+      </w:r>
+      <w:r>
+        <w:t xml:space="preserve"> первым делом отправляется запрос</w:t>
+      </w:r>
+      <w:r>
+        <w:t xml:space="preserve"> </w:t>
+      </w:r>
+      <w:r>
+        <w:rPr>
+          <w:i/>
+          <w:iCs/>
+          <w:lang w:val="en-US"/>
+        </w:rPr>
+        <w:t>auth</w:t>
+      </w:r>
+      <w:r>
+        <w:rPr>
+          <w:i/>
+          <w:iCs/>
+        </w:rPr>
+        <w:t>/</w:t>
+      </w:r>
+      <w:r>
+        <w:rPr>
+          <w:i/>
+          <w:iCs/>
+          <w:lang w:val="en-US"/>
+        </w:rPr>
+        <w:t>login</w:t>
+      </w:r>
+      <w:r>
+        <w:t xml:space="preserve"> на сервер. При сбое состояние текущей страницы меняется на </w:t>
+      </w:r>
+      <w:r>
+        <w:rPr>
+          <w:i/>
+          <w:iCs/>
+          <w:lang w:val="en-US"/>
+        </w:rPr>
+        <w:t>ErrorPage</w:t>
+      </w:r>
+      <w:r>
+        <w:rPr>
+          <w:i/>
+          <w:iCs/>
+        </w:rPr>
+        <w:t>.</w:t>
+      </w:r>
+      <w:r>
+        <w:rPr>
+          <w:i/>
+          <w:iCs/>
+          <w:lang w:val="en-US"/>
+        </w:rPr>
+        <w:t>js</w:t>
+      </w:r>
+      <w:r>
+        <w:t>, а при успешной авторизации</w:t>
+      </w:r>
+      <w:r>
+        <w:t xml:space="preserve">, либо отправляется запрос на получение добавленных аккаунтов, либо страницу добавления нового аккаунта, если </w:t>
+      </w:r>
+      <w:r>
+        <w:rPr>
+          <w:i/>
+          <w:iCs/>
+          <w:lang w:val="en-US"/>
+        </w:rPr>
+        <w:t>auth</w:t>
+      </w:r>
+      <w:r>
+        <w:rPr>
+          <w:i/>
+          <w:iCs/>
+        </w:rPr>
+        <w:t>/</w:t>
+      </w:r>
+      <w:r>
+        <w:rPr>
+          <w:i/>
+          <w:iCs/>
+          <w:lang w:val="en-US"/>
+        </w:rPr>
+        <w:t>login</w:t>
+      </w:r>
+      <w:r>
+        <w:t xml:space="preserve"> ответил, что аккаунты и пользователя не добавлены.</w:t>
+      </w:r>
+    </w:p>
+    <w:p>
+      <w:r>
+        <w:t>Таким образом, приложение</w:t>
+      </w:r>
+      <w:r>
+        <w:t xml:space="preserve"> запрашивает</w:t>
+      </w:r>
+      <w:r>
+        <w:t xml:space="preserve"> </w:t>
+      </w:r>
+      <w:r>
+        <w:t>данные у сервера</w:t>
+      </w:r>
+      <w:r>
+        <w:t xml:space="preserve"> и при их получении рисует </w:t>
+      </w:r>
+      <w:r>
+        <w:t xml:space="preserve">ту </w:t>
+      </w:r>
+      <w:r>
+        <w:t xml:space="preserve">страницу, </w:t>
+      </w:r>
+      <w:r>
+        <w:t>для которых эти данные запрашивались</w:t>
+      </w:r>
+      <w:r>
+        <w:t xml:space="preserve">. </w:t>
+      </w:r>
+    </w:p>
+    <w:p/>
     <w:p>
       <w:pPr>
         <w:pStyle w:val="3"/>
       </w:pPr>
-      <w:bookmarkStart w:id="56" w:name="_Toc198980892"/>
-      <w:r>
-        <w:t>Отправка запросов к серверу</w:t>
+      <w:bookmarkStart w:id="56" w:name="_Toc199102620"/>
+      <w:r>
+        <w:t>Кнопка назад</w:t>
       </w:r>
       <w:bookmarkEnd w:id="56"/>
     </w:p>
     <w:p>
       <w:r>
-        <w:t xml:space="preserve">Методы каждого раздела </w:t>
-      </w:r>
-      <w:r>
-        <w:rPr>
-          <w:lang w:val="en-US"/>
-        </w:rPr>
-        <w:t>API</w:t>
-      </w:r>
-      <w:r>
-        <w:t xml:space="preserve"> располагается в соответствующем файле по пути </w:t>
-      </w:r>
-      <w:r>
-        <w:rPr>
-          <w:lang w:val="en-US"/>
-        </w:rPr>
-        <w:t>src</w:t>
-      </w:r>
-      <w:r>
-        <w:t>/</w:t>
-      </w:r>
-      <w:r>
-        <w:rPr>
-          <w:lang w:val="en-US"/>
-        </w:rPr>
-        <w:t>Tools</w:t>
-      </w:r>
-      <w:r>
-        <w:t>/</w:t>
-      </w:r>
-      <w:r>
-        <w:rPr>
-          <w:lang w:val="en-US"/>
-        </w:rPr>
-        <w:t>Api</w:t>
-      </w:r>
-      <w:r>
-        <w:t xml:space="preserve">/. Все эти разделы собраны в одном месте в файле </w:t>
-      </w:r>
-      <w:r>
-        <w:rPr>
-          <w:lang w:val="en-US"/>
-        </w:rPr>
-        <w:t>src</w:t>
-      </w:r>
-      <w:r>
-        <w:t>/</w:t>
-      </w:r>
-      <w:r>
-        <w:rPr>
-          <w:lang w:val="en-US"/>
-        </w:rPr>
-        <w:t>Tools</w:t>
-      </w:r>
-      <w:r>
-        <w:t>/</w:t>
-      </w:r>
-      <w:r>
-        <w:rPr>
-          <w:lang w:val="en-US"/>
-        </w:rPr>
-        <w:t>Api</w:t>
-      </w:r>
-      <w:r>
-        <w:t>.</w:t>
-      </w:r>
-      <w:r>
-        <w:rPr>
-          <w:lang w:val="en-US"/>
-        </w:rPr>
-        <w:t>js</w:t>
-      </w:r>
-      <w:r>
-        <w:t xml:space="preserve">. Подпись пакетов реализована в файле </w:t>
-      </w:r>
-      <w:r>
-        <w:rPr>
-          <w:lang w:val="en-US"/>
-        </w:rPr>
-        <w:t>src</w:t>
-      </w:r>
-      <w:r>
-        <w:t>/</w:t>
-      </w:r>
-      <w:r>
-        <w:rPr>
-          <w:lang w:val="en-US"/>
-        </w:rPr>
-        <w:t>Tools</w:t>
-      </w:r>
-      <w:r>
-        <w:t>/</w:t>
-      </w:r>
-      <w:r>
-        <w:rPr>
-          <w:lang w:val="en-US"/>
-        </w:rPr>
-        <w:t>signature</w:t>
-      </w:r>
-      <w:r>
-        <w:t>.</w:t>
-      </w:r>
-      <w:r>
-        <w:rPr>
-          <w:lang w:val="en-US"/>
-        </w:rPr>
-        <w:t>js</w:t>
-      </w:r>
-      <w:r>
-        <w:t>, аналогично тому, как она реализована в серверной части.</w:t>
-      </w:r>
-    </w:p>
-    <w:p/>
-    <w:p>
-      <w:pPr>
-        <w:pStyle w:val="3"/>
-        <w:rPr>
-          <w:lang w:val="en-US"/>
-        </w:rPr>
-      </w:pPr>
-      <w:bookmarkStart w:id="57" w:name="_Toc198980893"/>
-      <w:r>
-        <w:t>Отрисовка страниц</w:t>
-      </w:r>
-      <w:bookmarkEnd w:id="57"/>
-    </w:p>
-    <w:p>
-      <w:r>
-        <w:t xml:space="preserve">Каждый компонент, который может быть отрисован на странице, наследуется от класса </w:t>
-      </w:r>
-      <w:r>
-        <w:t>React.Component</w:t>
-      </w:r>
-      <w:r>
-        <w:t xml:space="preserve">. Этот базовый класс предоставляет методы </w:t>
-      </w:r>
-      <w:r>
-        <w:rPr>
-          <w:lang w:val="en-US"/>
-        </w:rPr>
-        <w:t>render</w:t>
-      </w:r>
-      <w:r>
-        <w:t>, componentDidMount</w:t>
-      </w:r>
-      <w:r>
-        <w:t xml:space="preserve"> и </w:t>
-      </w:r>
-      <w:r>
-        <w:t>componentDi</w:t>
-      </w:r>
-      <w:r>
-        <w:rPr>
-          <w:lang w:val="en-US"/>
-        </w:rPr>
-        <w:t>dUpdate</w:t>
-      </w:r>
-      <w:r>
-        <w:t xml:space="preserve">. </w:t>
-      </w:r>
-      <w:r>
-        <w:t>Перегружая эти методы, можно изменить поведение компонента.</w:t>
-      </w:r>
-    </w:p>
-    <w:p>
-      <w:r>
-        <w:t>В главном файле приложения</w:t>
+        <w:t xml:space="preserve">В углу каждой страницы есть кнопка назад, при нажатии на которую вызывается процедура возвращения на предыдущую страницу. Главный </w:t>
+      </w:r>
+      <w:r>
+        <w:lastRenderedPageBreak/>
+        <w:t xml:space="preserve">компонент </w:t>
+      </w:r>
+      <w:r>
+        <w:rPr>
+          <w:lang w:val="en-US"/>
+        </w:rPr>
+        <w:t>App</w:t>
+      </w:r>
+      <w:r>
+        <w:t xml:space="preserve"> имеет в себе стек, хранящий иерархию данных для каждой ранее отрисованной страницы. Каждый компонент при отрисовке добавляет свои свойства в этот стек. </w:t>
+      </w:r>
+    </w:p>
+    <w:p>
+      <w:r>
+        <w:t xml:space="preserve">Т.к. в </w:t>
+      </w:r>
+      <w:r>
+        <w:t>приложен</w:t>
+      </w:r>
+      <w:r>
+        <w:t>и</w:t>
+      </w:r>
+      <w:r>
+        <w:t>и</w:t>
+      </w:r>
+      <w:r>
+        <w:t xml:space="preserve"> строго определён порядок отображения страниц, то каждый компонент знает, какой компонент был до него. Таким образом при нажатии кнопки назад, компонент достаёт свои свойства из стека, затем достаёт свойства предыдущего компонента, вызывает </w:t>
+      </w:r>
+      <w:r>
+        <w:rPr>
+          <w:i/>
+          <w:iCs/>
+          <w:lang w:val="en-US"/>
+        </w:rPr>
+        <w:t>drawPage</w:t>
+      </w:r>
+      <w:r>
+        <w:t xml:space="preserve"> для предыдущего компонента с его </w:t>
+      </w:r>
+      <w:r>
+        <w:t xml:space="preserve">ранее определёнными </w:t>
+      </w:r>
+      <w:r>
+        <w:t xml:space="preserve">свойствами и заново кладёт его свойства в стек. </w:t>
+      </w:r>
+    </w:p>
+    <w:p>
+      <w:r>
+        <w:t xml:space="preserve">Такая хитрая работа со стеком </w:t>
+      </w:r>
+      <w:r>
+        <w:t>нужн</w:t>
+      </w:r>
+      <w:r>
+        <w:t>а</w:t>
+      </w:r>
+      <w:r>
+        <w:t xml:space="preserve"> для того, чтобы избежать двойно</w:t>
+      </w:r>
+      <w:r>
+        <w:t xml:space="preserve">го добавления свойств </w:t>
+      </w:r>
+      <w:r>
+        <w:t>компонента</w:t>
+      </w:r>
+      <w:r>
+        <w:t xml:space="preserve"> в стек</w:t>
+      </w:r>
+      <w:r>
+        <w:t xml:space="preserve">. Т.к. </w:t>
+      </w:r>
+      <w:r>
+        <w:t xml:space="preserve">конструктор у компонента </w:t>
+      </w:r>
+      <w:r>
+        <w:t xml:space="preserve">вызывается два раза, то для того, чтобы компонент </w:t>
+      </w:r>
+      <w:r>
+        <w:t xml:space="preserve">поместил свои свойства в стек </w:t>
+      </w:r>
+      <w:r>
+        <w:t>только один раз, у каждого компонента есть поле</w:t>
+      </w:r>
+      <w:r>
+        <w:t xml:space="preserve"> статическое</w:t>
       </w:r>
       <w:r>
         <w:t xml:space="preserve"> </w:t>
       </w:r>
       <w:r>
         <w:rPr>
-          <w:lang w:val="en-US"/>
-        </w:rPr>
-        <w:t>src</w:t>
-      </w:r>
-      <w:r>
-        <w:t>/</w:t>
-      </w:r>
-      <w:r>
-        <w:rPr>
-          <w:lang w:val="en-US"/>
-        </w:rPr>
-        <w:t>App</w:t>
-      </w:r>
-      <w:r>
-        <w:t>.</w:t>
-      </w:r>
-      <w:r>
-        <w:rPr>
-          <w:lang w:val="en-US"/>
-        </w:rPr>
-        <w:t>js</w:t>
+          <w:i/>
+          <w:iCs/>
+        </w:rPr>
+        <w:t>initCalled</w:t>
+      </w:r>
+      <w:r>
+        <w:t xml:space="preserve">. Если </w:t>
+      </w:r>
+      <w:r>
+        <w:rPr>
+          <w:i/>
+          <w:iCs/>
+        </w:rPr>
+        <w:t>initCalle</w:t>
+      </w:r>
+      <w:r>
+        <w:rPr>
+          <w:i/>
+          <w:iCs/>
+          <w:lang w:val="en-US"/>
+        </w:rPr>
+        <w:t>d</w:t>
       </w:r>
       <w:r>
         <w:t xml:space="preserve"> </w:t>
       </w:r>
       <w:r>
-        <w:t>реализован</w:t>
-      </w:r>
-      <w:r>
-        <w:t xml:space="preserve"> компонент, </w:t>
-      </w:r>
-      <w:r>
-        <w:rPr>
-          <w:lang w:val="en-US"/>
-        </w:rPr>
-        <w:t>App</w:t>
-      </w:r>
-      <w:r>
-        <w:t xml:space="preserve">, отрисовка которого вызывается в файле </w:t>
-      </w:r>
-      <w:r>
-        <w:rPr>
-          <w:lang w:val="en-US"/>
-        </w:rPr>
-        <w:t>src</w:t>
-      </w:r>
-      <w:r>
-        <w:t>/</w:t>
-      </w:r>
-      <w:r>
-        <w:rPr>
-          <w:lang w:val="en-US"/>
-        </w:rPr>
-        <w:t>index</w:t>
-      </w:r>
-      <w:r>
-        <w:t>.</w:t>
-      </w:r>
-      <w:r>
-        <w:rPr>
-          <w:lang w:val="en-US"/>
-        </w:rPr>
-        <w:t>js</w:t>
-      </w:r>
-      <w:r>
-        <w:t xml:space="preserve">. </w:t>
-      </w:r>
-      <w:r>
-        <w:rPr>
-          <w:lang w:val="en-US"/>
-        </w:rPr>
-        <w:t>App</w:t>
-      </w:r>
-      <w:r>
-        <w:t xml:space="preserve"> содержит в себе состояние, которое содержит компонент текущей страницы. Также он имеет</w:t>
-      </w:r>
-      <w:r>
-        <w:t xml:space="preserve"> метод </w:t>
-      </w:r>
-      <w:r>
-        <w:t>drawPage</w:t>
-      </w:r>
-      <w:r>
-        <w:t>, который принимает компонент для отрисовки, и меняет состояние</w:t>
-      </w:r>
-      <w:r>
-        <w:t xml:space="preserve"> текущей страницы</w:t>
-      </w:r>
-      <w:r>
-        <w:t xml:space="preserve">. Таким образом, механизм библиотеки </w:t>
-      </w:r>
-      <w:r>
-        <w:rPr>
-          <w:lang w:val="en-US"/>
-        </w:rPr>
-        <w:t>React</w:t>
-      </w:r>
-      <w:r>
-        <w:t xml:space="preserve"> перерисовывает страницу с использованием нового компонента.</w:t>
-      </w:r>
-      <w:r>
-        <w:t xml:space="preserve"> </w:t>
-      </w:r>
-    </w:p>
-    <w:p>
-      <w:r>
-        <w:t xml:space="preserve">Для того, чтобы использовать этот метод, он должен быть виден для каждого компонента приложения. Для этого этот метод нужно передавать в свойства компонента. Каждый компонент ожидает, что ему в свойства передаётся объект </w:t>
-      </w:r>
-      <w:r>
-        <w:rPr>
-          <w:lang w:val="en-US"/>
-        </w:rPr>
-        <w:t>app</w:t>
-      </w:r>
-      <w:r>
-        <w:t xml:space="preserve">, через который компонент сможет обратиться к методу </w:t>
-      </w:r>
-      <w:r>
-        <w:rPr>
-          <w:lang w:val="en-US"/>
-        </w:rPr>
-        <w:t>drawPage</w:t>
-      </w:r>
-      <w:r>
-        <w:t>.</w:t>
-      </w:r>
-    </w:p>
-    <w:p>
-      <w:r>
-        <w:t xml:space="preserve">По умолчанию, первой страницей при загрузке является страница загрузки. </w:t>
-      </w:r>
-      <w:r>
-        <w:t xml:space="preserve">В методе </w:t>
-      </w:r>
-      <w:r>
-        <w:rPr>
-          <w:lang w:val="en-US"/>
-        </w:rPr>
-        <w:t>render</w:t>
-      </w:r>
-      <w:r>
-        <w:t xml:space="preserve"> </w:t>
-      </w:r>
-      <w:r>
-        <w:t xml:space="preserve">компонента </w:t>
-      </w:r>
-      <w:r>
-        <w:rPr>
-          <w:lang w:val="en-US"/>
-        </w:rPr>
-        <w:t>App</w:t>
-      </w:r>
-      <w:r>
-        <w:t xml:space="preserve"> первым делом отправляется запрос</w:t>
-      </w:r>
-      <w:r>
-        <w:t xml:space="preserve"> </w:t>
-      </w:r>
-      <w:r>
-        <w:rPr>
-          <w:lang w:val="en-US"/>
-        </w:rPr>
-        <w:t>auth</w:t>
-      </w:r>
-      <w:r>
-        <w:t>/</w:t>
-      </w:r>
-      <w:r>
-        <w:rPr>
-          <w:lang w:val="en-US"/>
-        </w:rPr>
-        <w:t>login</w:t>
-      </w:r>
-      <w:r>
-        <w:t xml:space="preserve"> на сервер. При сбое состояние текущей страницы меняется на </w:t>
-      </w:r>
-      <w:r>
-        <w:rPr>
-          <w:lang w:val="en-US"/>
-        </w:rPr>
-        <w:t>ErrorPage</w:t>
-      </w:r>
-      <w:r>
-        <w:t>, а при успешной авторизации</w:t>
-      </w:r>
-      <w:r>
-        <w:t xml:space="preserve">, либо отправляется запрос на получение добавленных аккаунтов, либо страницу добавления нового аккаунта, если </w:t>
-      </w:r>
-      <w:r>
-        <w:rPr>
-          <w:lang w:val="en-US"/>
-        </w:rPr>
-        <w:t>auth</w:t>
-      </w:r>
-      <w:r>
-        <w:t>/</w:t>
-      </w:r>
-      <w:r>
-        <w:rPr>
-          <w:lang w:val="en-US"/>
-        </w:rPr>
-        <w:t>login</w:t>
-      </w:r>
-      <w:r>
-        <w:t xml:space="preserve"> ответил, что аккаунты и пользователя не добавлены.</w:t>
-      </w:r>
-    </w:p>
-    <w:p>
-      <w:r>
-        <w:t xml:space="preserve">Таким образом, приложение отправляет данные на сервер и при их получении рисует страницу, которая представляет эти данные. </w:t>
-      </w:r>
-    </w:p>
-    <w:p>
-      <w:pPr>
-        <w:pStyle w:val="3"/>
-      </w:pPr>
-      <w:bookmarkStart w:id="58" w:name="_Toc198980894"/>
-      <w:r>
-        <w:lastRenderedPageBreak/>
-        <w:t>Кнопка назад</w:t>
-      </w:r>
-      <w:bookmarkEnd w:id="58"/>
-    </w:p>
-    <w:p>
-      <w:r>
-        <w:t xml:space="preserve">В углу каждой страницы есть кнопка назад, при нажатии на которую вызывается процедура возвращения на предыдущую страницу. Главный компонент </w:t>
-      </w:r>
-      <w:r>
-        <w:rPr>
-          <w:lang w:val="en-US"/>
-        </w:rPr>
-        <w:t>App</w:t>
-      </w:r>
-      <w:r>
-        <w:t xml:space="preserve"> имеет в себе стек, хранящий иерархию данных для каждой ранее отрисованной страницы. Каждый компонент при отрисовке добавляет свои свойства в этот стек. </w:t>
-      </w:r>
-    </w:p>
-    <w:p>
-      <w:r>
-        <w:t xml:space="preserve">Т.к. в </w:t>
-      </w:r>
-      <w:r>
-        <w:t>приложен</w:t>
-      </w:r>
-      <w:r>
-        <w:t>и</w:t>
-      </w:r>
-      <w:r>
-        <w:t>и</w:t>
-      </w:r>
-      <w:r>
-        <w:t xml:space="preserve"> строго определён порядок отображения страниц, то каждый компонент знает, какой компонент был до него. Таким образом при нажатии кнопки назад, компонент достаёт свои свойства из стека, затем достаёт свойства предыдущего компонента, вызывает </w:t>
-      </w:r>
-      <w:r>
-        <w:rPr>
-          <w:lang w:val="en-US"/>
-        </w:rPr>
-        <w:t>drawPage</w:t>
-      </w:r>
-      <w:r>
-        <w:t xml:space="preserve"> для предыдущего компонента с его </w:t>
-      </w:r>
-      <w:r>
-        <w:t xml:space="preserve">ранее определёнными </w:t>
-      </w:r>
-      <w:r>
-        <w:t xml:space="preserve">свойствами и заново кладёт его свойства в стек. </w:t>
-      </w:r>
-    </w:p>
-    <w:p>
-      <w:r>
-        <w:t xml:space="preserve">Такая хитрая работа со стеком </w:t>
-      </w:r>
-      <w:r>
-        <w:t>нужн</w:t>
-      </w:r>
-      <w:r>
-        <w:t>а</w:t>
-      </w:r>
-      <w:r>
-        <w:t xml:space="preserve"> для того, чтобы избежать двойно</w:t>
-      </w:r>
-      <w:r>
-        <w:t xml:space="preserve">го добавления свойств </w:t>
-      </w:r>
-      <w:r>
-        <w:t>компонента</w:t>
-      </w:r>
-      <w:r>
-        <w:t xml:space="preserve"> в стек</w:t>
-      </w:r>
-      <w:r>
-        <w:t xml:space="preserve">. Т.к. </w:t>
-      </w:r>
-      <w:r>
-        <w:t xml:space="preserve">конструктор у компонента </w:t>
-      </w:r>
-      <w:r>
-        <w:t xml:space="preserve">вызывается два раза, то для того, чтобы компонент </w:t>
-      </w:r>
-      <w:r>
-        <w:t xml:space="preserve">поместил свои свойства в стек </w:t>
-      </w:r>
-      <w:r>
-        <w:t>только один раз, у каждого компонента есть поле</w:t>
-      </w:r>
-      <w:r>
-        <w:t xml:space="preserve"> статическое</w:t>
-      </w:r>
-      <w:r>
-        <w:t xml:space="preserve"> </w:t>
-      </w:r>
-      <w:r>
+        <w:t xml:space="preserve">установлен, то </w:t>
+      </w:r>
+      <w:r>
+        <w:t xml:space="preserve">метод компонент не помещает свои свойства в стек. Сбрасывается </w:t>
+      </w:r>
+      <w:r>
+        <w:rPr>
+          <w:i/>
+          <w:iCs/>
+        </w:rPr>
         <w:t>initCalled</w:t>
       </w:r>
       <w:r>
-        <w:t xml:space="preserve">. Если </w:t>
-      </w:r>
-      <w:r>
-        <w:t>initCalle</w:t>
-      </w:r>
-      <w:r>
-        <w:rPr>
-          <w:lang w:val="en-US"/>
-        </w:rPr>
-        <w:t>d</w:t>
-      </w:r>
-      <w:r>
-        <w:t xml:space="preserve"> </w:t>
-      </w:r>
-      <w:r>
-        <w:t xml:space="preserve">установлен, то </w:t>
-      </w:r>
-      <w:r>
-        <w:t xml:space="preserve">метод компонент не помещает свои свойства в стек. Сбрасывается </w:t>
-      </w:r>
-      <w:r>
+        <w:t xml:space="preserve"> как раз таки после нажатия кнопки назад. Таким образом, когда вызывается процедура возвращения на предыдущую страницу, поле </w:t>
+      </w:r>
+      <w:r>
+        <w:rPr>
+          <w:i/>
+          <w:iCs/>
+        </w:rPr>
         <w:t>initCalled</w:t>
       </w:r>
       <w:r>
-        <w:t xml:space="preserve"> как раз таки после нажатия кнопки назад. Таким образом, когда вызывается процедура возвращения на предыдущую страницу, поле </w:t>
-      </w:r>
-      <w:r>
-        <w:t>initCalled</w:t>
-      </w:r>
-      <w:r>
         <w:t xml:space="preserve"> сбрасывается только у текущего компонента. Т.к. у предыдущего компонента, поле </w:t>
       </w:r>
       <w:r>
+        <w:rPr>
+          <w:i/>
+          <w:iCs/>
+        </w:rPr>
         <w:t>initCalled</w:t>
       </w:r>
       <w:r>
@@ -16679,211 +17143,214 @@
       <w:pPr>
         <w:pStyle w:val="1"/>
       </w:pPr>
-      <w:bookmarkStart w:id="59" w:name="_Toc198980895"/>
+      <w:bookmarkStart w:id="57" w:name="_Toc199102621"/>
       <w:r>
         <w:lastRenderedPageBreak/>
         <w:t>Руководство пользователя</w:t>
       </w:r>
+      <w:bookmarkEnd w:id="57"/>
+    </w:p>
+    <w:p>
+      <w:pPr>
+        <w:pStyle w:val="2"/>
+      </w:pPr>
+      <w:bookmarkStart w:id="58" w:name="_Toc199102622"/>
+      <w:r>
+        <w:t>Сведения о файлах программы и способе их установки</w:t>
+      </w:r>
+      <w:bookmarkEnd w:id="58"/>
+    </w:p>
+    <w:p>
+      <w:r>
+        <w:t>Приложение состоит из двух программ, которые должны быть установлены на сервере.</w:t>
+      </w:r>
+    </w:p>
+    <w:p/>
+    <w:p>
+      <w:r>
+        <w:t>Для полноценной работы проекта, понадобится телеграм бот. Токен бота помещается в файл кофигурации сервера.</w:t>
+      </w:r>
+    </w:p>
+    <w:p/>
+    <w:p>
+      <w:r>
+        <w:t xml:space="preserve">Серверная часть завёрнута в контейнеры </w:t>
+      </w:r>
+      <w:r>
+        <w:rPr>
+          <w:lang w:val="en-US"/>
+        </w:rPr>
+        <w:t>docker</w:t>
+      </w:r>
+      <w:r>
+        <w:t xml:space="preserve">, правила разворачивания которого описаны в </w:t>
+      </w:r>
+      <w:r>
+        <w:rPr>
+          <w:lang w:val="en-US"/>
+        </w:rPr>
+        <w:t>docker</w:t>
+      </w:r>
+      <w:r>
+        <w:t>-</w:t>
+      </w:r>
+      <w:r>
+        <w:rPr>
+          <w:lang w:val="en-US"/>
+        </w:rPr>
+        <w:t>compose</w:t>
+      </w:r>
+      <w:r>
+        <w:t>.</w:t>
+      </w:r>
+      <w:r>
+        <w:rPr>
+          <w:lang w:val="en-US"/>
+        </w:rPr>
+        <w:t>yml</w:t>
+      </w:r>
+      <w:r>
+        <w:t xml:space="preserve"> файле. Полностью автоматически развернуть серверную часть можно использовав оркестратор контейнеров </w:t>
+      </w:r>
+      <w:r>
+        <w:rPr>
+          <w:lang w:val="en-US"/>
+        </w:rPr>
+        <w:t>docker</w:t>
+      </w:r>
+      <w:r>
+        <w:t>-</w:t>
+      </w:r>
+      <w:r>
+        <w:rPr>
+          <w:lang w:val="en-US"/>
+        </w:rPr>
+        <w:t>compose</w:t>
+      </w:r>
+      <w:r>
+        <w:t>.</w:t>
+      </w:r>
+    </w:p>
+    <w:p/>
+    <w:p>
+      <w:r>
+        <w:t xml:space="preserve">Сайт написан с использованием библиотеки </w:t>
+      </w:r>
+      <w:r>
+        <w:rPr>
+          <w:lang w:val="en-US"/>
+        </w:rPr>
+        <w:t>React</w:t>
+      </w:r>
+      <w:r>
+        <w:t xml:space="preserve">. Для сборки проекта используется команда </w:t>
+      </w:r>
+      <w:r>
+        <w:rPr>
+          <w:lang w:val="en-US"/>
+        </w:rPr>
+        <w:t>npm</w:t>
+      </w:r>
+      <w:r>
+        <w:t xml:space="preserve"> </w:t>
+      </w:r>
+      <w:r>
+        <w:rPr>
+          <w:lang w:val="en-US"/>
+        </w:rPr>
+        <w:t>run</w:t>
+      </w:r>
+      <w:r>
+        <w:t xml:space="preserve"> </w:t>
+      </w:r>
+      <w:r>
+        <w:rPr>
+          <w:lang w:val="en-US"/>
+        </w:rPr>
+        <w:t>build</w:t>
+      </w:r>
+      <w:r>
+        <w:t xml:space="preserve">. </w:t>
+      </w:r>
+      <w:r>
+        <w:t xml:space="preserve">После запуска программы сборки, в </w:t>
+      </w:r>
+      <w:r>
+        <w:t xml:space="preserve">директории </w:t>
+      </w:r>
+      <w:r>
+        <w:rPr>
+          <w:lang w:val="en-US"/>
+        </w:rPr>
+        <w:t>build</w:t>
+      </w:r>
+      <w:r>
+        <w:t xml:space="preserve"> будут находится файлы, на которые может указывать веб-сервер по типу </w:t>
+      </w:r>
+      <w:r>
+        <w:rPr>
+          <w:lang w:val="en-US"/>
+        </w:rPr>
+        <w:t>nginx</w:t>
+      </w:r>
+      <w:r>
+        <w:t xml:space="preserve"> </w:t>
+      </w:r>
+      <w:r>
+        <w:t xml:space="preserve">или </w:t>
+      </w:r>
+      <w:r>
+        <w:rPr>
+          <w:lang w:val="en-US"/>
+        </w:rPr>
+        <w:t>apache</w:t>
+      </w:r>
+      <w:r>
+        <w:t>.</w:t>
+      </w:r>
+    </w:p>
+    <w:p/>
+    <w:p>
+      <w:r>
+        <w:t xml:space="preserve">Проект работает в облаке, так что должен быть развёрнут на сервере, который работает постоянно. После разворачивания сайта, по пути открытия этого сайта нужно создать </w:t>
+      </w:r>
+      <w:r>
+        <w:rPr>
+          <w:lang w:val="en-US"/>
+        </w:rPr>
+        <w:t>WebApp</w:t>
+      </w:r>
+      <w:r>
+        <w:t xml:space="preserve"> для телеграм бота, чтобы </w:t>
+      </w:r>
+      <w:r>
+        <w:rPr>
+          <w:lang w:val="en-US"/>
+        </w:rPr>
+        <w:t>WebApp</w:t>
+      </w:r>
+      <w:r>
+        <w:t xml:space="preserve"> </w:t>
+      </w:r>
+      <w:r>
+        <w:t>открывал сайт.</w:t>
+      </w:r>
+    </w:p>
+    <w:p>
+      <w:pPr>
+        <w:pStyle w:val="2"/>
+        <w:rPr>
+          <w:lang w:val="en-US"/>
+        </w:rPr>
+      </w:pPr>
+      <w:bookmarkStart w:id="59" w:name="_Toc199102623"/>
+      <w:r>
+        <w:t xml:space="preserve">Интерфейс </w:t>
+      </w:r>
+      <w:r>
+        <w:t>приложения логирования событий телеграм</w:t>
+      </w:r>
       <w:bookmarkEnd w:id="59"/>
-    </w:p>
-    <w:p>
-      <w:pPr>
-        <w:pStyle w:val="2"/>
-      </w:pPr>
-      <w:bookmarkStart w:id="60" w:name="_Toc198980896"/>
-      <w:r>
-        <w:t>Сведения о файлах программы и способе их установки</w:t>
-      </w:r>
-      <w:bookmarkEnd w:id="60"/>
-    </w:p>
-    <w:p>
-      <w:r>
-        <w:t>Приложение состоит из двух программ, которые должны быть установлены на сервере.</w:t>
-      </w:r>
-    </w:p>
-    <w:p/>
-    <w:p>
-      <w:r>
-        <w:t>Для полноценной работы проекта, понадобится телеграм бот. Токен бота помещается в файл кофигурации сервера.</w:t>
-      </w:r>
-    </w:p>
-    <w:p/>
-    <w:p>
-      <w:r>
-        <w:t xml:space="preserve">Серверная часть завёрнута в контейнеры </w:t>
-      </w:r>
-      <w:r>
-        <w:rPr>
-          <w:lang w:val="en-US"/>
-        </w:rPr>
-        <w:t>docker</w:t>
-      </w:r>
-      <w:r>
-        <w:t xml:space="preserve">, правила разворачивания которого описаны в </w:t>
-      </w:r>
-      <w:r>
-        <w:rPr>
-          <w:lang w:val="en-US"/>
-        </w:rPr>
-        <w:t>docker</w:t>
-      </w:r>
-      <w:r>
-        <w:t>-</w:t>
-      </w:r>
-      <w:r>
-        <w:rPr>
-          <w:lang w:val="en-US"/>
-        </w:rPr>
-        <w:t>compose</w:t>
-      </w:r>
-      <w:r>
-        <w:t>.</w:t>
-      </w:r>
-      <w:r>
-        <w:rPr>
-          <w:lang w:val="en-US"/>
-        </w:rPr>
-        <w:t>yml</w:t>
-      </w:r>
-      <w:r>
-        <w:t xml:space="preserve"> файле. Полностью автоматически развернуть серверную часть можно использовав оркестратор контейнеров </w:t>
-      </w:r>
-      <w:r>
-        <w:rPr>
-          <w:lang w:val="en-US"/>
-        </w:rPr>
-        <w:t>docker</w:t>
-      </w:r>
-      <w:r>
-        <w:t>-</w:t>
-      </w:r>
-      <w:r>
-        <w:rPr>
-          <w:lang w:val="en-US"/>
-        </w:rPr>
-        <w:t>compose</w:t>
-      </w:r>
-      <w:r>
-        <w:t>.</w:t>
-      </w:r>
-    </w:p>
-    <w:p/>
-    <w:p>
-      <w:r>
-        <w:t xml:space="preserve">Сайт написан с использованием библиотеки </w:t>
-      </w:r>
-      <w:r>
-        <w:rPr>
-          <w:lang w:val="en-US"/>
-        </w:rPr>
-        <w:t>React</w:t>
-      </w:r>
-      <w:r>
-        <w:t xml:space="preserve">. Для сборки проекта используется команда </w:t>
-      </w:r>
-      <w:r>
-        <w:rPr>
-          <w:lang w:val="en-US"/>
-        </w:rPr>
-        <w:t>npm</w:t>
-      </w:r>
-      <w:r>
-        <w:t xml:space="preserve"> </w:t>
-      </w:r>
-      <w:r>
-        <w:rPr>
-          <w:lang w:val="en-US"/>
-        </w:rPr>
-        <w:t>run</w:t>
-      </w:r>
-      <w:r>
-        <w:t xml:space="preserve"> </w:t>
-      </w:r>
-      <w:r>
-        <w:rPr>
-          <w:lang w:val="en-US"/>
-        </w:rPr>
-        <w:t>build</w:t>
-      </w:r>
-      <w:r>
-        <w:t xml:space="preserve">. </w:t>
-      </w:r>
-      <w:r>
-        <w:t xml:space="preserve">После запуска программы сборки, в </w:t>
-      </w:r>
-      <w:r>
-        <w:t xml:space="preserve">директории </w:t>
-      </w:r>
-      <w:r>
-        <w:rPr>
-          <w:lang w:val="en-US"/>
-        </w:rPr>
-        <w:t>build</w:t>
-      </w:r>
-      <w:r>
-        <w:t xml:space="preserve"> будут находится файлы, на которые может указывать веб-сервер по типу </w:t>
-      </w:r>
-      <w:r>
-        <w:rPr>
-          <w:lang w:val="en-US"/>
-        </w:rPr>
-        <w:t>nginx</w:t>
-      </w:r>
-      <w:r>
-        <w:t xml:space="preserve"> </w:t>
-      </w:r>
-      <w:r>
-        <w:t xml:space="preserve">или </w:t>
-      </w:r>
-      <w:r>
-        <w:rPr>
-          <w:lang w:val="en-US"/>
-        </w:rPr>
-        <w:t>apache</w:t>
-      </w:r>
-      <w:r>
-        <w:t>.</w:t>
-      </w:r>
-    </w:p>
-    <w:p/>
-    <w:p>
-      <w:r>
-        <w:t xml:space="preserve">Проект работает в облаке, так что должен быть развёрнут на сервере, который работает постоянно. После разворачивания сайта, по пути открытия этого сайта нужно создать </w:t>
-      </w:r>
-      <w:r>
-        <w:rPr>
-          <w:lang w:val="en-US"/>
-        </w:rPr>
-        <w:t>WebApp</w:t>
-      </w:r>
-      <w:r>
-        <w:t xml:space="preserve"> для телеграм бота, чтобы </w:t>
-      </w:r>
-      <w:r>
-        <w:rPr>
-          <w:lang w:val="en-US"/>
-        </w:rPr>
-        <w:t>WebApp</w:t>
-      </w:r>
-      <w:r>
-        <w:t xml:space="preserve"> </w:t>
-      </w:r>
-      <w:r>
-        <w:t>открывал сайт.</w:t>
-      </w:r>
-    </w:p>
-    <w:p>
-      <w:pPr>
-        <w:pStyle w:val="2"/>
-      </w:pPr>
-      <w:bookmarkStart w:id="61" w:name="_Toc198980897"/>
-      <w:r>
-        <w:t xml:space="preserve">Интерфейс </w:t>
-      </w:r>
-      <w:r>
-        <w:t>приложения логирования событий телеграм</w:t>
-      </w:r>
-      <w:bookmarkEnd w:id="61"/>
     </w:p>
     <w:p>
       <w:r>
@@ -17007,7 +17474,7 @@
                     </pic:cNvPicPr>
                   </pic:nvPicPr>
                   <pic:blipFill rotWithShape="1">
-                    <a:blip r:embed="rId15">
+                    <a:blip r:embed="rId11">
                       <a:extLst>
                         <a:ext uri="{28A0092B-C50C-407E-A947-70E740481C1C}">
                           <a14:useLocalDpi xmlns:a14="http://schemas.microsoft.com/office/drawing/2010/main" val="0"/>
@@ -17046,37 +17513,24 @@
       <w:pPr>
         <w:pStyle w:val="ac"/>
       </w:pPr>
-      <w:bookmarkStart w:id="62" w:name="_Ref198942589"/>
-      <w:bookmarkStart w:id="63" w:name="_Ref198942585"/>
+      <w:bookmarkStart w:id="60" w:name="_Ref198942589"/>
+      <w:bookmarkStart w:id="61" w:name="_Ref198942585"/>
       <w:r>
         <w:t xml:space="preserve">Рисунок </w:t>
       </w:r>
-      <w:r>
-        <w:fldChar w:fldCharType="begin"/>
-      </w:r>
-      <w:r>
-        <w:instrText xml:space="preserve"> SEQ Рисунок \* ARABIC </w:instrText>
-      </w:r>
-      <w:r>
-        <w:fldChar w:fldCharType="separate"/>
-      </w:r>
-      <w:r>
-        <w:rPr>
-          <w:noProof/>
-        </w:rPr>
-        <w:t>3</w:t>
-      </w:r>
-      <w:r>
-        <w:rPr>
-          <w:noProof/>
-        </w:rPr>
-        <w:fldChar w:fldCharType="end"/>
-      </w:r>
-      <w:bookmarkEnd w:id="62"/>
+      <w:fldSimple w:instr=" SEQ Рисунок \* ARABIC ">
+        <w:r>
+          <w:rPr>
+            <w:noProof/>
+          </w:rPr>
+          <w:t>3</w:t>
+        </w:r>
+      </w:fldSimple>
+      <w:bookmarkEnd w:id="60"/>
       <w:r>
         <w:t xml:space="preserve"> – Страница добавления аккаунта (номер)</w:t>
       </w:r>
-      <w:bookmarkEnd w:id="63"/>
+      <w:bookmarkEnd w:id="61"/>
     </w:p>
     <w:p/>
     <w:p>
@@ -17105,7 +17559,7 @@
                     </pic:cNvPicPr>
                   </pic:nvPicPr>
                   <pic:blipFill rotWithShape="1">
-                    <a:blip r:embed="rId16">
+                    <a:blip r:embed="rId12">
                       <a:extLst>
                         <a:ext uri="{28A0092B-C50C-407E-A947-70E740481C1C}">
                           <a14:useLocalDpi xmlns:a14="http://schemas.microsoft.com/office/drawing/2010/main" val="0"/>
@@ -17144,32 +17598,19 @@
       <w:pPr>
         <w:pStyle w:val="ac"/>
       </w:pPr>
-      <w:bookmarkStart w:id="64" w:name="_Ref198942790"/>
+      <w:bookmarkStart w:id="62" w:name="_Ref198942790"/>
       <w:r>
         <w:t xml:space="preserve">Рисунок </w:t>
       </w:r>
-      <w:r>
-        <w:fldChar w:fldCharType="begin"/>
-      </w:r>
-      <w:r>
-        <w:instrText xml:space="preserve"> SEQ Рисунок \* ARABIC </w:instrText>
-      </w:r>
-      <w:r>
-        <w:fldChar w:fldCharType="separate"/>
-      </w:r>
-      <w:r>
-        <w:rPr>
-          <w:noProof/>
-        </w:rPr>
-        <w:t>4</w:t>
-      </w:r>
-      <w:r>
-        <w:rPr>
-          <w:noProof/>
-        </w:rPr>
-        <w:fldChar w:fldCharType="end"/>
-      </w:r>
-      <w:bookmarkEnd w:id="64"/>
+      <w:fldSimple w:instr=" SEQ Рисунок \* ARABIC ">
+        <w:r>
+          <w:rPr>
+            <w:noProof/>
+          </w:rPr>
+          <w:t>4</w:t>
+        </w:r>
+      </w:fldSimple>
+      <w:bookmarkEnd w:id="62"/>
       <w:r>
         <w:t xml:space="preserve"> - Страница добавления аккаунта (код)</w:t>
       </w:r>
@@ -17202,7 +17643,7 @@
                     </pic:cNvPicPr>
                   </pic:nvPicPr>
                   <pic:blipFill rotWithShape="1">
-                    <a:blip r:embed="rId17">
+                    <a:blip r:embed="rId13">
                       <a:extLst>
                         <a:ext uri="{28A0092B-C50C-407E-A947-70E740481C1C}">
                           <a14:useLocalDpi xmlns:a14="http://schemas.microsoft.com/office/drawing/2010/main" val="0"/>
@@ -17244,27 +17685,14 @@
       <w:r>
         <w:t xml:space="preserve">Рисунок </w:t>
       </w:r>
-      <w:r>
-        <w:fldChar w:fldCharType="begin"/>
-      </w:r>
-      <w:r>
-        <w:instrText xml:space="preserve"> SEQ Рисунок \* ARABIC </w:instrText>
-      </w:r>
-      <w:r>
-        <w:fldChar w:fldCharType="separate"/>
-      </w:r>
-      <w:r>
-        <w:rPr>
-          <w:noProof/>
-        </w:rPr>
-        <w:t>5</w:t>
-      </w:r>
-      <w:r>
-        <w:rPr>
-          <w:noProof/>
-        </w:rPr>
-        <w:fldChar w:fldCharType="end"/>
-      </w:r>
+      <w:fldSimple w:instr=" SEQ Рисунок \* ARABIC ">
+        <w:r>
+          <w:rPr>
+            <w:noProof/>
+          </w:rPr>
+          <w:t>5</w:t>
+        </w:r>
+      </w:fldSimple>
       <w:r>
         <w:t xml:space="preserve"> - </w:t>
       </w:r>
@@ -17592,7 +18020,7 @@
                     </pic:cNvPicPr>
                   </pic:nvPicPr>
                   <pic:blipFill rotWithShape="1">
-                    <a:blip r:embed="rId18">
+                    <a:blip r:embed="rId14">
                       <a:extLst>
                         <a:ext uri="{28A0092B-C50C-407E-A947-70E740481C1C}">
                           <a14:useLocalDpi xmlns:a14="http://schemas.microsoft.com/office/drawing/2010/main" val="0"/>
@@ -17631,32 +18059,19 @@
       <w:pPr>
         <w:pStyle w:val="ac"/>
       </w:pPr>
-      <w:bookmarkStart w:id="65" w:name="_Ref198943039"/>
+      <w:bookmarkStart w:id="63" w:name="_Ref198943039"/>
       <w:r>
         <w:t xml:space="preserve">Рисунок </w:t>
       </w:r>
-      <w:r>
-        <w:fldChar w:fldCharType="begin"/>
-      </w:r>
-      <w:r>
-        <w:instrText xml:space="preserve"> SEQ Рисунок \* ARABIC </w:instrText>
-      </w:r>
-      <w:r>
-        <w:fldChar w:fldCharType="separate"/>
-      </w:r>
-      <w:r>
-        <w:rPr>
-          <w:noProof/>
-        </w:rPr>
-        <w:t>6</w:t>
-      </w:r>
-      <w:r>
-        <w:rPr>
-          <w:noProof/>
-        </w:rPr>
-        <w:fldChar w:fldCharType="end"/>
-      </w:r>
-      <w:bookmarkEnd w:id="65"/>
+      <w:fldSimple w:instr=" SEQ Рисунок \* ARABIC ">
+        <w:r>
+          <w:rPr>
+            <w:noProof/>
+          </w:rPr>
+          <w:t>6</w:t>
+        </w:r>
+      </w:fldSimple>
+      <w:bookmarkEnd w:id="63"/>
       <w:r>
         <w:t xml:space="preserve"> – Страница выбора аккаунта</w:t>
       </w:r>
@@ -17824,7 +18239,7 @@
                     </pic:cNvPicPr>
                   </pic:nvPicPr>
                   <pic:blipFill rotWithShape="1">
-                    <a:blip r:embed="rId19">
+                    <a:blip r:embed="rId15">
                       <a:extLst>
                         <a:ext uri="{28A0092B-C50C-407E-A947-70E740481C1C}">
                           <a14:useLocalDpi xmlns:a14="http://schemas.microsoft.com/office/drawing/2010/main" val="0"/>
@@ -17863,32 +18278,19 @@
       <w:pPr>
         <w:pStyle w:val="ac"/>
       </w:pPr>
-      <w:bookmarkStart w:id="66" w:name="_Ref198943190"/>
+      <w:bookmarkStart w:id="64" w:name="_Ref198943190"/>
       <w:r>
         <w:t xml:space="preserve">Рисунок </w:t>
       </w:r>
-      <w:r>
-        <w:fldChar w:fldCharType="begin"/>
-      </w:r>
-      <w:r>
-        <w:instrText xml:space="preserve"> SEQ Рисунок \* ARABIC </w:instrText>
-      </w:r>
-      <w:r>
-        <w:fldChar w:fldCharType="separate"/>
-      </w:r>
-      <w:r>
-        <w:rPr>
-          <w:noProof/>
-        </w:rPr>
-        <w:t>7</w:t>
-      </w:r>
-      <w:r>
-        <w:rPr>
-          <w:noProof/>
-        </w:rPr>
-        <w:fldChar w:fldCharType="end"/>
-      </w:r>
-      <w:bookmarkEnd w:id="66"/>
+      <w:fldSimple w:instr=" SEQ Рисунок \* ARABIC ">
+        <w:r>
+          <w:rPr>
+            <w:noProof/>
+          </w:rPr>
+          <w:t>7</w:t>
+        </w:r>
+      </w:fldSimple>
+      <w:bookmarkEnd w:id="64"/>
       <w:r>
         <w:t xml:space="preserve"> – Страница диалогов</w:t>
       </w:r>
@@ -18056,7 +18458,7 @@
                     </pic:cNvPicPr>
                   </pic:nvPicPr>
                   <pic:blipFill rotWithShape="1">
-                    <a:blip r:embed="rId20">
+                    <a:blip r:embed="rId16">
                       <a:extLst>
                         <a:ext uri="{28A0092B-C50C-407E-A947-70E740481C1C}">
                           <a14:useLocalDpi xmlns:a14="http://schemas.microsoft.com/office/drawing/2010/main" val="0"/>
@@ -18095,32 +18497,19 @@
       <w:pPr>
         <w:pStyle w:val="ac"/>
       </w:pPr>
-      <w:bookmarkStart w:id="67" w:name="_Ref198943398"/>
+      <w:bookmarkStart w:id="65" w:name="_Ref198943398"/>
       <w:r>
         <w:t xml:space="preserve">Рисунок </w:t>
       </w:r>
-      <w:r>
-        <w:fldChar w:fldCharType="begin"/>
-      </w:r>
-      <w:r>
-        <w:instrText xml:space="preserve"> SEQ Рисунок \* ARABIC </w:instrText>
-      </w:r>
-      <w:r>
-        <w:fldChar w:fldCharType="separate"/>
-      </w:r>
-      <w:r>
-        <w:rPr>
-          <w:noProof/>
-        </w:rPr>
-        <w:t>8</w:t>
-      </w:r>
-      <w:r>
-        <w:rPr>
-          <w:noProof/>
-        </w:rPr>
-        <w:fldChar w:fldCharType="end"/>
-      </w:r>
-      <w:bookmarkEnd w:id="67"/>
+      <w:fldSimple w:instr=" SEQ Рисунок \* ARABIC ">
+        <w:r>
+          <w:rPr>
+            <w:noProof/>
+          </w:rPr>
+          <w:t>8</w:t>
+        </w:r>
+      </w:fldSimple>
+      <w:bookmarkEnd w:id="65"/>
       <w:r>
         <w:t xml:space="preserve"> – Страница просмотра сохранённых сообщений</w:t>
       </w:r>
@@ -18248,7 +18637,7 @@
                     </pic:cNvPicPr>
                   </pic:nvPicPr>
                   <pic:blipFill rotWithShape="1">
-                    <a:blip r:embed="rId21">
+                    <a:blip r:embed="rId17">
                       <a:extLst>
                         <a:ext uri="{28A0092B-C50C-407E-A947-70E740481C1C}">
                           <a14:useLocalDpi xmlns:a14="http://schemas.microsoft.com/office/drawing/2010/main" val="0"/>
@@ -18287,32 +18676,19 @@
       <w:pPr>
         <w:pStyle w:val="ac"/>
       </w:pPr>
-      <w:bookmarkStart w:id="68" w:name="_Ref198943622"/>
+      <w:bookmarkStart w:id="66" w:name="_Ref198943622"/>
       <w:r>
         <w:t xml:space="preserve">Рисунок </w:t>
       </w:r>
-      <w:r>
-        <w:fldChar w:fldCharType="begin"/>
-      </w:r>
-      <w:r>
-        <w:instrText xml:space="preserve"> SEQ Рисунок \* ARABIC </w:instrText>
-      </w:r>
-      <w:r>
-        <w:fldChar w:fldCharType="separate"/>
-      </w:r>
-      <w:r>
-        <w:rPr>
-          <w:noProof/>
-        </w:rPr>
-        <w:t>9</w:t>
-      </w:r>
-      <w:r>
-        <w:rPr>
-          <w:noProof/>
-        </w:rPr>
-        <w:fldChar w:fldCharType="end"/>
-      </w:r>
-      <w:bookmarkEnd w:id="68"/>
+      <w:fldSimple w:instr=" SEQ Рисунок \* ARABIC ">
+        <w:r>
+          <w:rPr>
+            <w:noProof/>
+          </w:rPr>
+          <w:t>9</w:t>
+        </w:r>
+      </w:fldSimple>
+      <w:bookmarkEnd w:id="66"/>
       <w:r>
         <w:t xml:space="preserve"> – Страница истории изменения сообщения</w:t>
       </w:r>
@@ -18336,11 +18712,11 @@
           <w:numId w:val="0"/>
         </w:numPr>
       </w:pPr>
-      <w:bookmarkStart w:id="69" w:name="_Toc198980898"/>
+      <w:bookmarkStart w:id="67" w:name="_Toc199102624"/>
       <w:r>
         <w:t>Заключение</w:t>
       </w:r>
-      <w:bookmarkEnd w:id="69"/>
+      <w:bookmarkEnd w:id="67"/>
     </w:p>
     <w:p>
       <w:r>
@@ -18380,7 +18756,7 @@
           <w:lang w:val="en-US"/>
         </w:rPr>
       </w:pPr>
-      <w:bookmarkStart w:id="70" w:name="_Toc198980899"/>
+      <w:bookmarkStart w:id="68" w:name="_Toc199102625"/>
       <w:r>
         <w:t>Приложение</w:t>
       </w:r>
@@ -18393,7 +18769,7 @@
       <w:r>
         <w:t>А</w:t>
       </w:r>
-      <w:bookmarkEnd w:id="70"/>
+      <w:bookmarkEnd w:id="68"/>
     </w:p>
     <w:p>
       <w:pPr>
@@ -28568,15 +28944,24 @@
     <w:p>
       <w:pPr>
         <w:pStyle w:val="a7"/>
-        <w:rPr>
-          <w:lang w:val="en-US"/>
-        </w:rPr>
-      </w:pPr>
-      <w:r>
-        <w:rPr>
-          <w:lang w:val="en-US"/>
-        </w:rPr>
-        <w:t>// Custom cors</w:t>
+      </w:pPr>
+      <w:r>
+        <w:t xml:space="preserve">// </w:t>
+      </w:r>
+      <w:r>
+        <w:rPr>
+          <w:lang w:val="en-US"/>
+        </w:rPr>
+        <w:t>Custom</w:t>
+      </w:r>
+      <w:r>
+        <w:t xml:space="preserve"> </w:t>
+      </w:r>
+      <w:r>
+        <w:rPr>
+          <w:lang w:val="en-US"/>
+        </w:rPr>
+        <w:t>cors</w:t>
       </w:r>
     </w:p>
     <w:p>
@@ -58845,7 +59230,7 @@
           <w:lang w:val="en-US"/>
         </w:rPr>
       </w:pPr>
-      <w:bookmarkStart w:id="71" w:name="_Toc198980900"/>
+      <w:bookmarkStart w:id="69" w:name="_Toc199102626"/>
       <w:r>
         <w:lastRenderedPageBreak/>
         <w:t>Приложение</w:t>
@@ -58859,7 +59244,7 @@
       <w:r>
         <w:t>Б</w:t>
       </w:r>
-      <w:bookmarkEnd w:id="71"/>
+      <w:bookmarkEnd w:id="69"/>
     </w:p>
     <w:p>
       <w:pPr>
@@ -59671,9 +60056,6 @@
     <w:p>
       <w:pPr>
         <w:pStyle w:val="a7"/>
-        <w:rPr>
-          <w:lang w:val="en-US"/>
-        </w:rPr>
       </w:pPr>
       <w:r>
         <w:t xml:space="preserve">      </w:t>
@@ -59682,21 +60064,54 @@
         <w:rPr>
           <w:lang w:val="en-US"/>
         </w:rPr>
-        <w:t>App.initCalled = true;</w:t>
-      </w:r>
-    </w:p>
-    <w:p>
-      <w:pPr>
-        <w:pStyle w:val="a7"/>
-        <w:rPr>
-          <w:lang w:val="en-US"/>
-        </w:rPr>
-      </w:pPr>
-      <w:r>
-        <w:rPr>
-          <w:lang w:val="en-US"/>
-        </w:rPr>
-        <w:t xml:space="preserve">    </w:t>
+        <w:t>App</w:t>
+      </w:r>
+      <w:r>
+        <w:t>.</w:t>
+      </w:r>
+      <w:r>
+        <w:rPr>
+          <w:lang w:val="en-US"/>
+        </w:rPr>
+        <w:t>initCalled</w:t>
+      </w:r>
+      <w:r>
+        <w:t xml:space="preserve"> = </w:t>
+      </w:r>
+      <w:r>
+        <w:rPr>
+          <w:lang w:val="en-US"/>
+        </w:rPr>
+        <w:t>true</w:t>
+      </w:r>
+      <w:r>
+        <w:t>;</w:t>
+      </w:r>
+    </w:p>
+    <w:p>
+      <w:pPr>
+        <w:pStyle w:val="a7"/>
+        <w:rPr>
+          <w:lang w:val="en-US"/>
+        </w:rPr>
+      </w:pPr>
+      <w:r>
+        <w:rPr>
+          <w:lang w:val="en-US"/>
+        </w:rPr>
+        <w:t> </w:t>
+      </w:r>
+      <w:r>
+        <w:t xml:space="preserve"> </w:t>
+      </w:r>
+      <w:r>
+        <w:rPr>
+          <w:lang w:val="en-US"/>
+        </w:rPr>
+        <w:t> </w:t>
+      </w:r>
+      <w:r>
+        <w:t xml:space="preserve"> </w:t>
       </w:r>
       <w:r>
         <w:rPr>
@@ -69768,6 +70183,9 @@
     <w:p>
       <w:pPr>
         <w:pStyle w:val="a7"/>
+        <w:rPr>
+          <w:lang w:val="en-US"/>
+        </w:rPr>
       </w:pPr>
       <w:r>
         <w:rPr>
@@ -69776,6 +70194,9 @@
         <w:t>        this</w:t>
       </w:r>
       <w:r>
+        <w:rPr>
+          <w:lang w:val="en-US"/>
+        </w:rPr>
         <w:t>.</w:t>
       </w:r>
       <w:r>
@@ -69785,6 +70206,9 @@
         <w:t>props</w:t>
       </w:r>
       <w:r>
+        <w:rPr>
+          <w:lang w:val="en-US"/>
+        </w:rPr>
         <w:t>.</w:t>
       </w:r>
       <w:r>
@@ -69794,6 +70218,9 @@
         <w:t>app</w:t>
       </w:r>
       <w:r>
+        <w:rPr>
+          <w:lang w:val="en-US"/>
+        </w:rPr>
         <w:t>.</w:t>
       </w:r>
       <w:r>
@@ -69803,30 +70230,45 @@
         <w:t>drawLoadingPage</w:t>
       </w:r>
       <w:r>
+        <w:rPr>
+          <w:lang w:val="en-US"/>
+        </w:rPr>
         <w:t>("", "</w:t>
       </w:r>
       <w:r>
         <w:t>Достаю</w:t>
       </w:r>
       <w:r>
+        <w:rPr>
+          <w:lang w:val="en-US"/>
+        </w:rPr>
         <w:t xml:space="preserve"> </w:t>
       </w:r>
       <w:r>
         <w:t>сообщения</w:t>
       </w:r>
       <w:r>
+        <w:rPr>
+          <w:lang w:val="en-US"/>
+        </w:rPr>
         <w:t xml:space="preserve"> </w:t>
       </w:r>
       <w:r>
         <w:t>из</w:t>
       </w:r>
       <w:r>
+        <w:rPr>
+          <w:lang w:val="en-US"/>
+        </w:rPr>
         <w:t xml:space="preserve"> </w:t>
       </w:r>
       <w:r>
         <w:t>архива</w:t>
       </w:r>
       <w:r>
+        <w:rPr>
+          <w:lang w:val="en-US"/>
+        </w:rPr>
         <w:t>");</w:t>
       </w:r>
     </w:p>
@@ -69844,6 +70286,9 @@
         <w:t> </w:t>
       </w:r>
       <w:r>
+        <w:rPr>
+          <w:lang w:val="en-US"/>
+        </w:rPr>
         <w:t xml:space="preserve"> </w:t>
       </w:r>
       <w:r>
@@ -69853,6 +70298,9 @@
         <w:t> </w:t>
       </w:r>
       <w:r>
+        <w:rPr>
+          <w:lang w:val="en-US"/>
+        </w:rPr>
         <w:t xml:space="preserve"> </w:t>
       </w:r>
       <w:r>
@@ -69862,6 +70310,9 @@
         <w:t> </w:t>
       </w:r>
       <w:r>
+        <w:rPr>
+          <w:lang w:val="en-US"/>
+        </w:rPr>
         <w:t xml:space="preserve"> </w:t>
       </w:r>
       <w:r>
@@ -69871,6 +70322,9 @@
         <w:t> </w:t>
       </w:r>
       <w:r>
+        <w:rPr>
+          <w:lang w:val="en-US"/>
+        </w:rPr>
         <w:t xml:space="preserve"> </w:t>
       </w:r>
       <w:r>
@@ -78516,6 +78970,31 @@
           <w:noProof/>
           <w:lang w:val="en-US"/>
         </w:rPr>
+        <w:instrText>10</w:instrText>
+      </w:r>
+      <w:r>
+        <w:rPr>
+          <w:lang w:val="en-US"/>
+        </w:rPr>
+        <w:fldChar w:fldCharType="end"/>
+      </w:r>
+      <w:r>
+        <w:rPr>
+          <w:lang w:val="en-US"/>
+        </w:rPr>
+        <w:instrText xml:space="preserve"> - 1 </w:instrText>
+      </w:r>
+      <w:r>
+        <w:rPr>
+          <w:lang w:val="en-US"/>
+        </w:rPr>
+        <w:fldChar w:fldCharType="separate"/>
+      </w:r>
+      <w:r>
+        <w:rPr>
+          <w:noProof/>
+          <w:lang w:val="en-US"/>
+        </w:rPr>
         <w:instrText>9</w:instrText>
       </w:r>
       <w:r>
@@ -78525,6 +79004,88 @@
         <w:fldChar w:fldCharType="end"/>
       </w:r>
       <w:r>
+        <w:instrText xml:space="preserve"> </w:instrText>
+      </w:r>
+      <w:r>
+        <w:fldChar w:fldCharType="separate"/>
+      </w:r>
+      <w:bookmarkStart w:id="70" w:name="TablesCount"/>
+      <w:r>
+        <w:rPr>
+          <w:noProof/>
+          <w:lang w:val="en-US"/>
+        </w:rPr>
+        <w:t>9</w:t>
+      </w:r>
+      <w:bookmarkEnd w:id="70"/>
+      <w:r>
+        <w:fldChar w:fldCharType="end"/>
+      </w:r>
+      <w:r>
+        <w:fldChar w:fldCharType="begin"/>
+      </w:r>
+      <w:r>
+        <w:instrText xml:space="preserve"> SET </w:instrText>
+      </w:r>
+      <w:r>
+        <w:rPr>
+          <w:lang w:val="en-US"/>
+        </w:rPr>
+        <w:instrText xml:space="preserve">ImgCount </w:instrText>
+      </w:r>
+      <w:r>
+        <w:rPr>
+          <w:lang w:val="en-US"/>
+        </w:rPr>
+        <w:fldChar w:fldCharType="begin"/>
+      </w:r>
+      <w:r>
+        <w:rPr>
+          <w:lang w:val="en-US"/>
+        </w:rPr>
+        <w:instrText xml:space="preserve"> = </w:instrText>
+      </w:r>
+      <w:r>
+        <w:rPr>
+          <w:lang w:val="en-US"/>
+        </w:rPr>
+        <w:fldChar w:fldCharType="begin"/>
+      </w:r>
+      <w:r>
+        <w:rPr>
+          <w:lang w:val="en-US"/>
+        </w:rPr>
+        <w:instrText xml:space="preserve"> SEQ </w:instrText>
+      </w:r>
+      <w:r>
+        <w:instrText>Рисунок</w:instrText>
+      </w:r>
+      <w:r>
+        <w:rPr>
+          <w:lang w:val="en-US"/>
+        </w:rPr>
+        <w:instrText xml:space="preserve"> </w:instrText>
+      </w:r>
+      <w:r>
+        <w:rPr>
+          <w:lang w:val="en-US"/>
+        </w:rPr>
+        <w:fldChar w:fldCharType="separate"/>
+      </w:r>
+      <w:r>
+        <w:rPr>
+          <w:noProof/>
+          <w:lang w:val="en-US"/>
+        </w:rPr>
+        <w:instrText>10</w:instrText>
+      </w:r>
+      <w:r>
+        <w:rPr>
+          <w:lang w:val="en-US"/>
+        </w:rPr>
+        <w:fldChar w:fldCharType="end"/>
+      </w:r>
+      <w:r>
         <w:rPr>
           <w:lang w:val="en-US"/>
         </w:rPr>
@@ -78541,7 +79102,7 @@
           <w:noProof/>
           <w:lang w:val="en-US"/>
         </w:rPr>
-        <w:instrText>8</w:instrText>
+        <w:instrText>9</w:instrText>
       </w:r>
       <w:r>
         <w:rPr>
@@ -78555,128 +79116,21 @@
       <w:r>
         <w:fldChar w:fldCharType="separate"/>
       </w:r>
-      <w:bookmarkStart w:id="72" w:name="TablesCount"/>
+      <w:bookmarkStart w:id="71" w:name="ImgCount"/>
       <w:r>
         <w:rPr>
           <w:noProof/>
           <w:lang w:val="en-US"/>
         </w:rPr>
-        <w:t>8</w:t>
-      </w:r>
-      <w:bookmarkEnd w:id="72"/>
+        <w:t>9</w:t>
+      </w:r>
+      <w:bookmarkEnd w:id="71"/>
       <w:r>
         <w:fldChar w:fldCharType="end"/>
       </w:r>
-      <w:r>
-        <w:fldChar w:fldCharType="begin"/>
-      </w:r>
-      <w:r>
-        <w:instrText xml:space="preserve"> SET </w:instrText>
-      </w:r>
-      <w:r>
-        <w:rPr>
-          <w:lang w:val="en-US"/>
-        </w:rPr>
-        <w:instrText xml:space="preserve">ImgCount </w:instrText>
-      </w:r>
-      <w:r>
-        <w:rPr>
-          <w:lang w:val="en-US"/>
-        </w:rPr>
-        <w:fldChar w:fldCharType="begin"/>
-      </w:r>
-      <w:r>
-        <w:rPr>
-          <w:lang w:val="en-US"/>
-        </w:rPr>
-        <w:instrText xml:space="preserve"> = </w:instrText>
-      </w:r>
-      <w:r>
-        <w:rPr>
-          <w:lang w:val="en-US"/>
-        </w:rPr>
-        <w:fldChar w:fldCharType="begin"/>
-      </w:r>
-      <w:r>
-        <w:rPr>
-          <w:lang w:val="en-US"/>
-        </w:rPr>
-        <w:instrText xml:space="preserve"> SEQ </w:instrText>
-      </w:r>
-      <w:r>
-        <w:instrText>Рисунок</w:instrText>
-      </w:r>
-      <w:r>
-        <w:rPr>
-          <w:lang w:val="en-US"/>
-        </w:rPr>
-        <w:instrText xml:space="preserve"> </w:instrText>
-      </w:r>
-      <w:r>
-        <w:rPr>
-          <w:lang w:val="en-US"/>
-        </w:rPr>
-        <w:fldChar w:fldCharType="separate"/>
-      </w:r>
-      <w:r>
-        <w:rPr>
-          <w:noProof/>
-          <w:lang w:val="en-US"/>
-        </w:rPr>
-        <w:instrText>10</w:instrText>
-      </w:r>
-      <w:r>
-        <w:rPr>
-          <w:lang w:val="en-US"/>
-        </w:rPr>
-        <w:fldChar w:fldCharType="end"/>
-      </w:r>
-      <w:r>
-        <w:rPr>
-          <w:lang w:val="en-US"/>
-        </w:rPr>
-        <w:instrText xml:space="preserve"> - 1 </w:instrText>
-      </w:r>
-      <w:r>
-        <w:rPr>
-          <w:lang w:val="en-US"/>
-        </w:rPr>
-        <w:fldChar w:fldCharType="separate"/>
-      </w:r>
-      <w:r>
-        <w:rPr>
-          <w:noProof/>
-          <w:lang w:val="en-US"/>
-        </w:rPr>
-        <w:instrText>9</w:instrText>
-      </w:r>
-      <w:r>
-        <w:rPr>
-          <w:lang w:val="en-US"/>
-        </w:rPr>
-        <w:fldChar w:fldCharType="end"/>
-      </w:r>
-      <w:r>
-        <w:instrText xml:space="preserve"> </w:instrText>
-      </w:r>
-      <w:r>
-        <w:fldChar w:fldCharType="separate"/>
-      </w:r>
-      <w:bookmarkStart w:id="73" w:name="ImgCount"/>
-      <w:r>
-        <w:rPr>
-          <w:noProof/>
-          <w:lang w:val="en-US"/>
-        </w:rPr>
-        <w:t>9</w:t>
-      </w:r>
-      <w:bookmarkEnd w:id="73"/>
-      <w:r>
-        <w:fldChar w:fldCharType="end"/>
-      </w:r>
     </w:p>
     <w:sectPr>
-      <w:footerReference w:type="default" r:id="rId22"/>
+      <w:footerReference w:type="default" r:id="rId18"/>
       <w:pgSz w:w="11906" w:h="16838"/>
       <w:pgMar w:top="1134" w:right="567" w:bottom="1134" w:left="1701" w:header="709" w:footer="709" w:gutter="0"/>
       <w:cols w:space="708"/>
@@ -78685,83 +79139,6 @@
     </w:sectPr>
   </w:body>
 </w:document>
-</file>
-
-<file path=word/comments.xml><?xml version="1.0" encoding="utf-8"?>
-<w:comments xmlns:wpc="http://schemas.microsoft.com/office/word/2010/wordprocessingCanvas" xmlns:cx="http://schemas.microsoft.com/office/drawing/2014/chartex" xmlns:cx1="http://schemas.microsoft.com/office/drawing/2015/9/8/chartex" xmlns:cx2="http://schemas.microsoft.com/office/drawing/2015/10/21/chartex" xmlns:cx3="http://schemas.microsoft.com/office/drawing/2016/5/9/chartex" xmlns:cx4="http://schemas.microsoft.com/office/drawing/2016/5/10/chartex" xmlns:cx5="http://schemas.microsoft.com/office/drawing/2016/5/11/chartex" xmlns:cx6="http://schemas.microsoft.com/office/drawing/2016/5/12/chartex" xmlns:cx7="http://schemas.microsoft.com/office/drawing/2016/5/13/chartex" xmlns:cx8="http://schemas.microsoft.com/office/drawing/2016/5/14/chartex" xmlns:mc="http://schemas.openxmlformats.org/markup-compatibility/2006" xmlns:aink="http://schemas.microsoft.com/office/drawing/2016/ink" xmlns:am3d="http://schemas.microsoft.com/office/drawing/2017/model3d" xmlns:o="urn:schemas-microsoft-com:office:office" xmlns:oel="http://schemas.microsoft.com/office/2019/extlst" xmlns:r="http://schemas.openxmlformats.org/officeDocument/2006/relationships" xmlns:m="http://schemas.openxmlformats.org/officeDocument/2006/math" xmlns:v="urn:schemas-microsoft-com:vml" xmlns:wp14="http://schemas.microsoft.com/office/word/2010/wordprocessingDrawing" xmlns:wp="http://schemas.openxmlformats.org/drawingml/2006/wordprocessingDrawing" xmlns:w10="urn:schemas-microsoft-com:office:word" xmlns:w="http://schemas.openxmlformats.org/wordprocessingml/2006/main" xmlns:w14="http://schemas.microsoft.com/office/word/2010/wordml" xmlns:w15="http://schemas.microsoft.com/office/word/2012/wordml" xmlns:w16cex="http://schemas.microsoft.com/office/word/2018/wordml/cex" xmlns:w16cid="http://schemas.microsoft.com/office/word/2016/wordml/cid" xmlns:w16="http://schemas.microsoft.com/office/word/2018/wordml" xmlns:w16du="http://schemas.microsoft.com/office/word/2023/wordml/word16du" xmlns:w16sdtdh="http://schemas.microsoft.com/office/word/2020/wordml/sdtdatahash" xmlns:w16sdtfl="http://schemas.microsoft.com/office/word/2024/wordml/sdtformatlock" xmlns:w16se="http://schemas.microsoft.com/office/word/2015/wordml/symex" xmlns:wpg="http://schemas.microsoft.com/office/word/2010/wordprocessingGroup" xmlns:wpi="http://schemas.microsoft.com/office/word/2010/wordprocessingInk" xmlns:wne="http://schemas.microsoft.com/office/word/2006/wordml" xmlns:wps="http://schemas.microsoft.com/office/word/2010/wordprocessingShape" mc:Ignorable="w14 w15 w16se w16cid w16 w16cex w16sdtdh w16sdtfl w16du wp14">
-  <w:comment w:id="18" w:author="Dron Kon" w:date="2025-05-24T12:38:00Z" w:initials="DK">
-    <w:p>
-      <w:pPr>
-        <w:pStyle w:val="af9"/>
-      </w:pPr>
-      <w:r>
-        <w:rPr>
-          <w:rStyle w:val="af8"/>
-        </w:rPr>
-        <w:annotationRef/>
-      </w:r>
-      <w:r>
-        <w:t>Вырезать нахуй. Это надо в описании программы писать</w:t>
-      </w:r>
-    </w:p>
-  </w:comment>
-  <w:comment w:id="19" w:author="Dron Kon" w:date="2025-05-24T12:44:00Z" w:initials="DK">
-    <w:p>
-      <w:pPr>
-        <w:pStyle w:val="af9"/>
-      </w:pPr>
-      <w:r>
-        <w:rPr>
-          <w:rStyle w:val="af8"/>
-        </w:rPr>
-        <w:annotationRef/>
-      </w:r>
-      <w:r>
-        <w:t>И это тоже. Слишком много упоминаний структур из кода.</w:t>
-      </w:r>
-    </w:p>
-  </w:comment>
-  <w:comment w:id="30" w:author="Dron Kon" w:date="2025-05-24T13:11:00Z" w:initials="DK">
-    <w:p>
-      <w:pPr>
-        <w:pStyle w:val="af9"/>
-      </w:pPr>
-      <w:r>
-        <w:rPr>
-          <w:rStyle w:val="af8"/>
-        </w:rPr>
-        <w:annotationRef/>
-      </w:r>
-      <w:r>
-        <w:t>Наверное это можно перенести в руководство пользователя</w:t>
-      </w:r>
-    </w:p>
-  </w:comment>
-</w:comments>
-</file>
-
-<file path=word/commentsExtended.xml><?xml version="1.0" encoding="utf-8"?>
-<w15:commentsEx xmlns:wpc="http://schemas.microsoft.com/office/word/2010/wordprocessingCanvas" xmlns:cx="http://schemas.microsoft.com/office/drawing/2014/chartex" xmlns:cx1="http://schemas.microsoft.com/office/drawing/2015/9/8/chartex" xmlns:cx2="http://schemas.microsoft.com/office/drawing/2015/10/21/chartex" xmlns:cx3="http://schemas.microsoft.com/office/drawing/2016/5/9/chartex" xmlns:cx4="http://schemas.microsoft.com/office/drawing/2016/5/10/chartex" xmlns:cx5="http://schemas.microsoft.com/office/drawing/2016/5/11/chartex" xmlns:cx6="http://schemas.microsoft.com/office/drawing/2016/5/12/chartex" xmlns:cx7="http://schemas.microsoft.com/office/drawing/2016/5/13/chartex" xmlns:cx8="http://schemas.microsoft.com/office/drawing/2016/5/14/chartex" xmlns:mc="http://schemas.openxmlformats.org/markup-compatibility/2006" xmlns:aink="http://schemas.microsoft.com/office/drawing/2016/ink" xmlns:am3d="http://schemas.microsoft.com/office/drawing/2017/model3d" xmlns:o="urn:schemas-microsoft-com:office:office" xmlns:oel="http://schemas.microsoft.com/office/2019/extlst" xmlns:r="http://schemas.openxmlformats.org/officeDocument/2006/relationships" xmlns:m="http://schemas.openxmlformats.org/officeDocument/2006/math" xmlns:v="urn:schemas-microsoft-com:vml" xmlns:wp14="http://schemas.microsoft.com/office/word/2010/wordprocessingDrawing" xmlns:wp="http://schemas.openxmlformats.org/drawingml/2006/wordprocessingDrawing" xmlns:w10="urn:schemas-microsoft-com:office:word" xmlns:w="http://schemas.openxmlformats.org/wordprocessingml/2006/main" xmlns:w14="http://schemas.microsoft.com/office/word/2010/wordml" xmlns:w15="http://schemas.microsoft.com/office/word/2012/wordml" xmlns:w16cex="http://schemas.microsoft.com/office/word/2018/wordml/cex" xmlns:w16cid="http://schemas.microsoft.com/office/word/2016/wordml/cid" xmlns:w16="http://schemas.microsoft.com/office/word/2018/wordml" xmlns:w16du="http://schemas.microsoft.com/office/word/2023/wordml/word16du" xmlns:w16sdtdh="http://schemas.microsoft.com/office/word/2020/wordml/sdtdatahash" xmlns:w16sdtfl="http://schemas.microsoft.com/office/word/2024/wordml/sdtformatlock" xmlns:w16se="http://schemas.microsoft.com/office/word/2015/wordml/symex" xmlns:wpg="http://schemas.microsoft.com/office/word/2010/wordprocessingGroup" xmlns:wpi="http://schemas.microsoft.com/office/word/2010/wordprocessingInk" xmlns:wne="http://schemas.microsoft.com/office/word/2006/wordml" xmlns:wps="http://schemas.microsoft.com/office/word/2010/wordprocessingShape" mc:Ignorable="w14 w15 w16se w16cid w16 w16cex w16sdtdh w16sdtfl w16du wp14">
-  <w15:commentEx w15:paraId="7458C69D" w15:done="1"/>
-  <w15:commentEx w15:paraId="28D710C9" w15:done="1"/>
-  <w15:commentEx w15:paraId="778DC17B" w15:done="1"/>
-</w15:commentsEx>
-</file>
-
-<file path=word/commentsExtensible.xml><?xml version="1.0" encoding="utf-8"?>
-<w16cex:commentsExtensible xmlns:wpc="http://schemas.microsoft.com/office/word/2010/wordprocessingCanvas" xmlns:cx="http://schemas.microsoft.com/office/drawing/2014/chartex" xmlns:cx1="http://schemas.microsoft.com/office/drawing/2015/9/8/chartex" xmlns:cx2="http://schemas.microsoft.com/office/drawing/2015/10/21/chartex" xmlns:cx3="http://schemas.microsoft.com/office/drawing/2016/5/9/chartex" xmlns:cx4="http://schemas.microsoft.com/office/drawing/2016/5/10/chartex" xmlns:cx5="http://schemas.microsoft.com/office/drawing/2016/5/11/chartex" xmlns:cx6="http://schemas.microsoft.com/office/drawing/2016/5/12/chartex" xmlns:cx7="http://schemas.microsoft.com/office/drawing/2016/5/13/chartex" xmlns:cx8="http://schemas.microsoft.com/office/drawing/2016/5/14/chartex" xmlns:cr="http://schemas.microsoft.com/office/comments/2020/reactions" xmlns:mc="http://schemas.openxmlformats.org/markup-compatibility/2006" xmlns:aink="http://schemas.microsoft.com/office/drawing/2016/ink" xmlns:am3d="http://schemas.microsoft.com/office/drawing/2017/model3d" xmlns:o="urn:schemas-microsoft-com:office:office" xmlns:oel="http://schemas.microsoft.com/office/2019/extlst" xmlns:r="http://schemas.openxmlformats.org/officeDocument/2006/relationships" xmlns:m="http://schemas.openxmlformats.org/officeDocument/2006/math" xmlns:v="urn:schemas-microsoft-com:vml" xmlns:wp14="http://schemas.microsoft.com/office/word/2010/wordprocessingDrawing" xmlns:wp="http://schemas.openxmlformats.org/drawingml/2006/wordprocessingDrawing" xmlns:w10="urn:schemas-microsoft-com:office:word" xmlns:w="http://schemas.openxmlformats.org/wordprocessingml/2006/main" xmlns:w14="http://schemas.microsoft.com/office/word/2010/wordml" xmlns:w15="http://schemas.microsoft.com/office/word/2012/wordml" xmlns:w16cex="http://schemas.microsoft.com/office/word/2018/wordml/cex" xmlns:w16cid="http://schemas.microsoft.com/office/word/2016/wordml/cid" xmlns:w16="http://schemas.microsoft.com/office/word/2018/wordml" xmlns:w16du="http://schemas.microsoft.com/office/word/2023/wordml/word16du" xmlns:w16sdtdh="http://schemas.microsoft.com/office/word/2020/wordml/sdtdatahash" xmlns:w16sdtfl="http://schemas.microsoft.com/office/word/2024/wordml/sdtformatlock" xmlns:w16se="http://schemas.microsoft.com/office/word/2015/wordml/symex" xmlns:wpg="http://schemas.microsoft.com/office/word/2010/wordprocessingGroup" xmlns:wpi="http://schemas.microsoft.com/office/word/2010/wordprocessingInk" xmlns:wne="http://schemas.microsoft.com/office/word/2006/wordml" xmlns:wps="http://schemas.microsoft.com/office/word/2010/wordprocessingShape" mc:Ignorable="w14 w15 w16se w16cid w16 w16cex w16sdtdh w16sdtfl cr w16du wp14">
-  <w16cex:commentExtensible w16cex:durableId="19391A0C" w16cex:dateUtc="2025-05-24T07:38:00Z"/>
-  <w16cex:commentExtensible w16cex:durableId="75002B91" w16cex:dateUtc="2025-05-24T07:44:00Z"/>
-  <w16cex:commentExtensible w16cex:durableId="7C041295" w16cex:dateUtc="2025-05-24T08:11:00Z"/>
-</w16cex:commentsExtensible>
-</file>
-
-<file path=word/commentsIds.xml><?xml version="1.0" encoding="utf-8"?>
-<w16cid:commentsIds xmlns:wpc="http://schemas.microsoft.com/office/word/2010/wordprocessingCanvas" xmlns:cx="http://schemas.microsoft.com/office/drawing/2014/chartex" xmlns:cx1="http://schemas.microsoft.com/office/drawing/2015/9/8/chartex" xmlns:cx2="http://schemas.microsoft.com/office/drawing/2015/10/21/chartex" xmlns:cx3="http://schemas.microsoft.com/office/drawing/2016/5/9/chartex" xmlns:cx4="http://schemas.microsoft.com/office/drawing/2016/5/10/chartex" xmlns:cx5="http://schemas.microsoft.com/office/drawing/2016/5/11/chartex" xmlns:cx6="http://schemas.microsoft.com/office/drawing/2016/5/12/chartex" xmlns:cx7="http://schemas.microsoft.com/office/drawing/2016/5/13/chartex" xmlns:cx8="http://schemas.microsoft.com/office/drawing/2016/5/14/chartex" xmlns:mc="http://schemas.openxmlformats.org/markup-compatibility/2006" xmlns:aink="http://schemas.microsoft.com/office/drawing/2016/ink" xmlns:am3d="http://schemas.microsoft.com/office/drawing/2017/model3d" xmlns:o="urn:schemas-microsoft-com:office:office" xmlns:oel="http://schemas.microsoft.com/office/2019/extlst" xmlns:r="http://schemas.openxmlformats.org/officeDocument/2006/relationships" xmlns:m="http://schemas.openxmlformats.org/officeDocument/2006/math" xmlns:v="urn:schemas-microsoft-com:vml" xmlns:wp14="http://schemas.microsoft.com/office/word/2010/wordprocessingDrawing" xmlns:wp="http://schemas.openxmlformats.org/drawingml/2006/wordprocessingDrawing" xmlns:w10="urn:schemas-microsoft-com:office:word" xmlns:w="http://schemas.openxmlformats.org/wordprocessingml/2006/main" xmlns:w14="http://schemas.microsoft.com/office/word/2010/wordml" xmlns:w15="http://schemas.microsoft.com/office/word/2012/wordml" xmlns:w16cex="http://schemas.microsoft.com/office/word/2018/wordml/cex" xmlns:w16cid="http://schemas.microsoft.com/office/word/2016/wordml/cid" xmlns:w16="http://schemas.microsoft.com/office/word/2018/wordml" xmlns:w16du="http://schemas.microsoft.com/office/word/2023/wordml/word16du" xmlns:w16sdtdh="http://schemas.microsoft.com/office/word/2020/wordml/sdtdatahash" xmlns:w16sdtfl="http://schemas.microsoft.com/office/word/2024/wordml/sdtformatlock" xmlns:w16se="http://schemas.microsoft.com/office/word/2015/wordml/symex" xmlns:wpg="http://schemas.microsoft.com/office/word/2010/wordprocessingGroup" xmlns:wpi="http://schemas.microsoft.com/office/word/2010/wordprocessingInk" xmlns:wne="http://schemas.microsoft.com/office/word/2006/wordml" xmlns:wps="http://schemas.microsoft.com/office/word/2010/wordprocessingShape" mc:Ignorable="w14 w15 w16se w16cid w16 w16cex w16sdtdh w16sdtfl w16du wp14">
-  <w16cid:commentId w16cid:paraId="7458C69D" w16cid:durableId="19391A0C"/>
-  <w16cid:commentId w16cid:paraId="28D710C9" w16cid:durableId="75002B91"/>
-  <w16cid:commentId w16cid:paraId="778DC17B" w16cid:durableId="7C041295"/>
-</w16cid:commentsIds>
 </file>
 
 <file path=word/endnotes.xml><?xml version="1.0" encoding="utf-8"?>
@@ -81292,14 +81669,6 @@
     <w:abstractNumId w:val="13"/>
   </w:num>
 </w:numbering>
-</file>
-
-<file path=word/people.xml><?xml version="1.0" encoding="utf-8"?>
-<w15:people xmlns:wpc="http://schemas.microsoft.com/office/word/2010/wordprocessingCanvas" xmlns:cx="http://schemas.microsoft.com/office/drawing/2014/chartex" xmlns:cx1="http://schemas.microsoft.com/office/drawing/2015/9/8/chartex" xmlns:cx2="http://schemas.microsoft.com/office/drawing/2015/10/21/chartex" xmlns:cx3="http://schemas.microsoft.com/office/drawing/2016/5/9/chartex" xmlns:cx4="http://schemas.microsoft.com/office/drawing/2016/5/10/chartex" xmlns:cx5="http://schemas.microsoft.com/office/drawing/2016/5/11/chartex" xmlns:cx6="http://schemas.microsoft.com/office/drawing/2016/5/12/chartex" xmlns:cx7="http://schemas.microsoft.com/office/drawing/2016/5/13/chartex" xmlns:cx8="http://schemas.microsoft.com/office/drawing/2016/5/14/chartex" xmlns:mc="http://schemas.openxmlformats.org/markup-compatibility/2006" xmlns:aink="http://schemas.microsoft.com/office/drawing/2016/ink" xmlns:am3d="http://schemas.microsoft.com/office/drawing/2017/model3d" xmlns:o="urn:schemas-microsoft-com:office:office" xmlns:oel="http://schemas.microsoft.com/office/2019/extlst" xmlns:r="http://schemas.openxmlformats.org/officeDocument/2006/relationships" xmlns:m="http://schemas.openxmlformats.org/officeDocument/2006/math" xmlns:v="urn:schemas-microsoft-com:vml" xmlns:wp14="http://schemas.microsoft.com/office/word/2010/wordprocessingDrawing" xmlns:wp="http://schemas.openxmlformats.org/drawingml/2006/wordprocessingDrawing" xmlns:w10="urn:schemas-microsoft-com:office:word" xmlns:w="http://schemas.openxmlformats.org/wordprocessingml/2006/main" xmlns:w14="http://schemas.microsoft.com/office/word/2010/wordml" xmlns:w15="http://schemas.microsoft.com/office/word/2012/wordml" xmlns:w16cex="http://schemas.microsoft.com/office/word/2018/wordml/cex" xmlns:w16cid="http://schemas.microsoft.com/office/word/2016/wordml/cid" xmlns:w16="http://schemas.microsoft.com/office/word/2018/wordml" xmlns:w16du="http://schemas.microsoft.com/office/word/2023/wordml/word16du" xmlns:w16sdtdh="http://schemas.microsoft.com/office/word/2020/wordml/sdtdatahash" xmlns:w16sdtfl="http://schemas.microsoft.com/office/word/2024/wordml/sdtformatlock" xmlns:w16se="http://schemas.microsoft.com/office/word/2015/wordml/symex" xmlns:wpg="http://schemas.microsoft.com/office/word/2010/wordprocessingGroup" xmlns:wpi="http://schemas.microsoft.com/office/word/2010/wordprocessingInk" xmlns:wne="http://schemas.microsoft.com/office/word/2006/wordml" xmlns:wps="http://schemas.microsoft.com/office/word/2010/wordprocessingShape" mc:Ignorable="w14 w15 w16se w16cid w16 w16cex w16sdtdh w16sdtfl w16du wp14">
-  <w15:person w15:author="Dron Kon">
-    <w15:presenceInfo w15:providerId="Windows Live" w15:userId="bcb13fa9c4120e38"/>
-  </w15:person>
-</w15:people>
 </file>
 
 <file path=word/styles.xml><?xml version="1.0" encoding="utf-8"?>
@@ -81942,7 +82311,6 @@
   <w:style w:type="character" w:default="1" w:styleId="a0">
     <w:name w:val="Default Paragraph Font"/>
     <w:uiPriority w:val="1"/>
-    <w:semiHidden/>
     <w:unhideWhenUsed/>
   </w:style>
   <w:style w:type="table" w:default="1" w:styleId="a1">
